--- a/DZ2.0/KUDTrack_SpecifikacijaZahtjeva.docx
+++ b/DZ2.0/KUDTrack_SpecifikacijaZahtjeva.docx
@@ -604,7 +604,7 @@
             </w:rPr>
             <w:fldChar w:fldCharType="separate"/>
           </w:r>
-          <w:hyperlink w:anchor="_Toc228123035" w:history="1">
+          <w:hyperlink w:anchor="_Toc229324759" w:history="1">
             <w:r>
               <w:rPr>
                 <w:rStyle w:val="Hyperlink"/>
@@ -633,7 +633,7 @@
                 <w:noProof/>
                 <w:webHidden/>
               </w:rPr>
-              <w:instrText xml:space="preserve"> PAGEREF _Toc228123035 \h </w:instrText>
+              <w:instrText xml:space="preserve"> PAGEREF _Toc229324759 \h </w:instrText>
             </w:r>
             <w:r>
               <w:rPr>
@@ -680,7 +680,7 @@
               <w14:ligatures w14:val="standardContextual"/>
             </w:rPr>
           </w:pPr>
-          <w:hyperlink w:anchor="_Toc228123036" w:history="1">
+          <w:hyperlink w:anchor="_Toc229324760" w:history="1">
             <w:r>
               <w:rPr>
                 <w:rStyle w:val="Hyperlink"/>
@@ -708,7 +708,7 @@
                 <w:noProof/>
                 <w:webHidden/>
               </w:rPr>
-              <w:instrText xml:space="preserve"> PAGEREF _Toc228123036 \h </w:instrText>
+              <w:instrText xml:space="preserve"> PAGEREF _Toc229324760 \h </w:instrText>
             </w:r>
             <w:r>
               <w:rPr>
@@ -755,7 +755,7 @@
               <w14:ligatures w14:val="standardContextual"/>
             </w:rPr>
           </w:pPr>
-          <w:hyperlink w:anchor="_Toc228123037" w:history="1">
+          <w:hyperlink w:anchor="_Toc229324761" w:history="1">
             <w:r>
               <w:rPr>
                 <w:rStyle w:val="Hyperlink"/>
@@ -783,7 +783,7 @@
                 <w:noProof/>
                 <w:webHidden/>
               </w:rPr>
-              <w:instrText xml:space="preserve"> PAGEREF _Toc228123037 \h </w:instrText>
+              <w:instrText xml:space="preserve"> PAGEREF _Toc229324761 \h </w:instrText>
             </w:r>
             <w:r>
               <w:rPr>
@@ -830,7 +830,7 @@
               <w14:ligatures w14:val="standardContextual"/>
             </w:rPr>
           </w:pPr>
-          <w:hyperlink w:anchor="_Toc228123038" w:history="1">
+          <w:hyperlink w:anchor="_Toc229324762" w:history="1">
             <w:r>
               <w:rPr>
                 <w:rStyle w:val="Hyperlink"/>
@@ -858,7 +858,7 @@
                 <w:noProof/>
                 <w:webHidden/>
               </w:rPr>
-              <w:instrText xml:space="preserve"> PAGEREF _Toc228123038 \h </w:instrText>
+              <w:instrText xml:space="preserve"> PAGEREF _Toc229324762 \h </w:instrText>
             </w:r>
             <w:r>
               <w:rPr>
@@ -905,7 +905,7 @@
               <w14:ligatures w14:val="standardContextual"/>
             </w:rPr>
           </w:pPr>
-          <w:hyperlink w:anchor="_Toc228123039" w:history="1">
+          <w:hyperlink w:anchor="_Toc229324763" w:history="1">
             <w:r>
               <w:rPr>
                 <w:rStyle w:val="Hyperlink"/>
@@ -933,7 +933,7 @@
                 <w:noProof/>
                 <w:webHidden/>
               </w:rPr>
-              <w:instrText xml:space="preserve"> PAGEREF _Toc228123039 \h </w:instrText>
+              <w:instrText xml:space="preserve"> PAGEREF _Toc229324763 \h </w:instrText>
             </w:r>
             <w:r>
               <w:rPr>
@@ -980,7 +980,7 @@
               <w14:ligatures w14:val="standardContextual"/>
             </w:rPr>
           </w:pPr>
-          <w:hyperlink w:anchor="_Toc228123040" w:history="1">
+          <w:hyperlink w:anchor="_Toc229324764" w:history="1">
             <w:r>
               <w:rPr>
                 <w:rStyle w:val="Hyperlink"/>
@@ -1008,7 +1008,7 @@
                 <w:noProof/>
                 <w:webHidden/>
               </w:rPr>
-              <w:instrText xml:space="preserve"> PAGEREF _Toc228123040 \h </w:instrText>
+              <w:instrText xml:space="preserve"> PAGEREF _Toc229324764 \h </w:instrText>
             </w:r>
             <w:r>
               <w:rPr>
@@ -1055,7 +1055,7 @@
               <w14:ligatures w14:val="standardContextual"/>
             </w:rPr>
           </w:pPr>
-          <w:hyperlink w:anchor="_Toc228123041" w:history="1">
+          <w:hyperlink w:anchor="_Toc229324765" w:history="1">
             <w:r>
               <w:rPr>
                 <w:rStyle w:val="Hyperlink"/>
@@ -1083,7 +1083,7 @@
                 <w:noProof/>
                 <w:webHidden/>
               </w:rPr>
-              <w:instrText xml:space="preserve"> PAGEREF _Toc228123041 \h </w:instrText>
+              <w:instrText xml:space="preserve"> PAGEREF _Toc229324765 \h </w:instrText>
             </w:r>
             <w:r>
               <w:rPr>
@@ -1130,7 +1130,7 @@
               <w14:ligatures w14:val="standardContextual"/>
             </w:rPr>
           </w:pPr>
-          <w:hyperlink w:anchor="_Toc228123042" w:history="1">
+          <w:hyperlink w:anchor="_Toc229324766" w:history="1">
             <w:r>
               <w:rPr>
                 <w:rStyle w:val="Hyperlink"/>
@@ -1158,7 +1158,7 @@
                 <w:noProof/>
                 <w:webHidden/>
               </w:rPr>
-              <w:instrText xml:space="preserve"> PAGEREF _Toc228123042 \h </w:instrText>
+              <w:instrText xml:space="preserve"> PAGEREF _Toc229324766 \h </w:instrText>
             </w:r>
             <w:r>
               <w:rPr>
@@ -1205,7 +1205,7 @@
               <w14:ligatures w14:val="standardContextual"/>
             </w:rPr>
           </w:pPr>
-          <w:hyperlink w:anchor="_Toc228123043" w:history="1">
+          <w:hyperlink w:anchor="_Toc229324767" w:history="1">
             <w:r>
               <w:rPr>
                 <w:rStyle w:val="Hyperlink"/>
@@ -1233,7 +1233,7 @@
                 <w:noProof/>
                 <w:webHidden/>
               </w:rPr>
-              <w:instrText xml:space="preserve"> PAGEREF _Toc228123043 \h </w:instrText>
+              <w:instrText xml:space="preserve"> PAGEREF _Toc229324767 \h </w:instrText>
             </w:r>
             <w:r>
               <w:rPr>
@@ -1280,7 +1280,7 @@
               <w14:ligatures w14:val="standardContextual"/>
             </w:rPr>
           </w:pPr>
-          <w:hyperlink w:anchor="_Toc228123044" w:history="1">
+          <w:hyperlink w:anchor="_Toc229324768" w:history="1">
             <w:r>
               <w:rPr>
                 <w:rStyle w:val="Hyperlink"/>
@@ -1308,7 +1308,7 @@
                 <w:noProof/>
                 <w:webHidden/>
               </w:rPr>
-              <w:instrText xml:space="preserve"> PAGEREF _Toc228123044 \h </w:instrText>
+              <w:instrText xml:space="preserve"> PAGEREF _Toc229324768 \h </w:instrText>
             </w:r>
             <w:r>
               <w:rPr>
@@ -1355,7 +1355,7 @@
               <w14:ligatures w14:val="standardContextual"/>
             </w:rPr>
           </w:pPr>
-          <w:hyperlink w:anchor="_Toc228123045" w:history="1">
+          <w:hyperlink w:anchor="_Toc229324769" w:history="1">
             <w:r>
               <w:rPr>
                 <w:rStyle w:val="Hyperlink"/>
@@ -1383,7 +1383,7 @@
                 <w:noProof/>
                 <w:webHidden/>
               </w:rPr>
-              <w:instrText xml:space="preserve"> PAGEREF _Toc228123045 \h </w:instrText>
+              <w:instrText xml:space="preserve"> PAGEREF _Toc229324769 \h </w:instrText>
             </w:r>
             <w:r>
               <w:rPr>
@@ -1430,7 +1430,7 @@
               <w14:ligatures w14:val="standardContextual"/>
             </w:rPr>
           </w:pPr>
-          <w:hyperlink w:anchor="_Toc228123046" w:history="1">
+          <w:hyperlink w:anchor="_Toc229324770" w:history="1">
             <w:r>
               <w:rPr>
                 <w:rStyle w:val="Hyperlink"/>
@@ -1458,7 +1458,7 @@
                 <w:noProof/>
                 <w:webHidden/>
               </w:rPr>
-              <w:instrText xml:space="preserve"> PAGEREF _Toc228123046 \h </w:instrText>
+              <w:instrText xml:space="preserve"> PAGEREF _Toc229324770 \h </w:instrText>
             </w:r>
             <w:r>
               <w:rPr>
@@ -1505,7 +1505,7 @@
               <w14:ligatures w14:val="standardContextual"/>
             </w:rPr>
           </w:pPr>
-          <w:hyperlink w:anchor="_Toc228123047" w:history="1">
+          <w:hyperlink w:anchor="_Toc229324771" w:history="1">
             <w:r>
               <w:rPr>
                 <w:rStyle w:val="Hyperlink"/>
@@ -1533,7 +1533,7 @@
                 <w:noProof/>
                 <w:webHidden/>
               </w:rPr>
-              <w:instrText xml:space="preserve"> PAGEREF _Toc228123047 \h </w:instrText>
+              <w:instrText xml:space="preserve"> PAGEREF _Toc229324771 \h </w:instrText>
             </w:r>
             <w:r>
               <w:rPr>
@@ -1580,7 +1580,7 @@
               <w14:ligatures w14:val="standardContextual"/>
             </w:rPr>
           </w:pPr>
-          <w:hyperlink w:anchor="_Toc228123048" w:history="1">
+          <w:hyperlink w:anchor="_Toc229324772" w:history="1">
             <w:r>
               <w:rPr>
                 <w:rStyle w:val="Hyperlink"/>
@@ -1608,7 +1608,7 @@
                 <w:noProof/>
                 <w:webHidden/>
               </w:rPr>
-              <w:instrText xml:space="preserve"> PAGEREF _Toc228123048 \h </w:instrText>
+              <w:instrText xml:space="preserve"> PAGEREF _Toc229324772 \h </w:instrText>
             </w:r>
             <w:r>
               <w:rPr>
@@ -1655,7 +1655,7 @@
               <w14:ligatures w14:val="standardContextual"/>
             </w:rPr>
           </w:pPr>
-          <w:hyperlink w:anchor="_Toc228123049" w:history="1">
+          <w:hyperlink w:anchor="_Toc229324773" w:history="1">
             <w:r>
               <w:rPr>
                 <w:rStyle w:val="Hyperlink"/>
@@ -1683,7 +1683,7 @@
                 <w:noProof/>
                 <w:webHidden/>
               </w:rPr>
-              <w:instrText xml:space="preserve"> PAGEREF _Toc228123049 \h </w:instrText>
+              <w:instrText xml:space="preserve"> PAGEREF _Toc229324773 \h </w:instrText>
             </w:r>
             <w:r>
               <w:rPr>
@@ -1730,7 +1730,7 @@
               <w14:ligatures w14:val="standardContextual"/>
             </w:rPr>
           </w:pPr>
-          <w:hyperlink w:anchor="_Toc228123050" w:history="1">
+          <w:hyperlink w:anchor="_Toc229324774" w:history="1">
             <w:r>
               <w:rPr>
                 <w:rStyle w:val="Hyperlink"/>
@@ -1758,7 +1758,7 @@
                 <w:noProof/>
                 <w:webHidden/>
               </w:rPr>
-              <w:instrText xml:space="preserve"> PAGEREF _Toc228123050 \h </w:instrText>
+              <w:instrText xml:space="preserve"> PAGEREF _Toc229324774 \h </w:instrText>
             </w:r>
             <w:r>
               <w:rPr>
@@ -1805,7 +1805,7 @@
               <w14:ligatures w14:val="standardContextual"/>
             </w:rPr>
           </w:pPr>
-          <w:hyperlink w:anchor="_Toc228123051" w:history="1">
+          <w:hyperlink w:anchor="_Toc229324775" w:history="1">
             <w:r>
               <w:rPr>
                 <w:rStyle w:val="Hyperlink"/>
@@ -1833,7 +1833,7 @@
                 <w:noProof/>
                 <w:webHidden/>
               </w:rPr>
-              <w:instrText xml:space="preserve"> PAGEREF _Toc228123051 \h </w:instrText>
+              <w:instrText xml:space="preserve"> PAGEREF _Toc229324775 \h </w:instrText>
             </w:r>
             <w:r>
               <w:rPr>
@@ -1880,7 +1880,7 @@
               <w14:ligatures w14:val="standardContextual"/>
             </w:rPr>
           </w:pPr>
-          <w:hyperlink w:anchor="_Toc228123052" w:history="1">
+          <w:hyperlink w:anchor="_Toc229324776" w:history="1">
             <w:r>
               <w:rPr>
                 <w:rStyle w:val="Hyperlink"/>
@@ -1908,7 +1908,7 @@
                 <w:noProof/>
                 <w:webHidden/>
               </w:rPr>
-              <w:instrText xml:space="preserve"> PAGEREF _Toc228123052 \h </w:instrText>
+              <w:instrText xml:space="preserve"> PAGEREF _Toc229324776 \h </w:instrText>
             </w:r>
             <w:r>
               <w:rPr>
@@ -1955,7 +1955,7 @@
               <w14:ligatures w14:val="standardContextual"/>
             </w:rPr>
           </w:pPr>
-          <w:hyperlink w:anchor="_Toc228123053" w:history="1">
+          <w:hyperlink w:anchor="_Toc229324777" w:history="1">
             <w:r>
               <w:rPr>
                 <w:rStyle w:val="Hyperlink"/>
@@ -1983,7 +1983,7 @@
                 <w:noProof/>
                 <w:webHidden/>
               </w:rPr>
-              <w:instrText xml:space="preserve"> PAGEREF _Toc228123053 \h </w:instrText>
+              <w:instrText xml:space="preserve"> PAGEREF _Toc229324777 \h </w:instrText>
             </w:r>
             <w:r>
               <w:rPr>
@@ -2004,6 +2004,456 @@
                 <w:webHidden/>
               </w:rPr>
               <w:t>4</w:t>
+            </w:r>
+            <w:r>
+              <w:rPr>
+                <w:noProof/>
+                <w:webHidden/>
+              </w:rPr>
+              <w:fldChar w:fldCharType="end"/>
+            </w:r>
+          </w:hyperlink>
+        </w:p>
+        <w:p>
+          <w:pPr>
+            <w:pStyle w:val="TOC1"/>
+            <w:tabs>
+              <w:tab w:val="right" w:leader="dot" w:pos="8656"/>
+            </w:tabs>
+            <w:rPr>
+              <w:rFonts w:asciiTheme="minorHAnsi" w:eastAsiaTheme="minorEastAsia" w:hAnsiTheme="minorHAnsi" w:cstheme="minorBidi"/>
+              <w:noProof/>
+              <w:kern w:val="2"/>
+              <w:sz w:val="24"/>
+              <w:szCs w:val="24"/>
+              <w:lang w:val="en-US"/>
+              <w14:ligatures w14:val="standardContextual"/>
+            </w:rPr>
+          </w:pPr>
+          <w:hyperlink w:anchor="_Toc229324778" w:history="1">
+            <w:r>
+              <w:rPr>
+                <w:rStyle w:val="Hyperlink"/>
+                <w:noProof/>
+                <w:lang w:val="hr-BA"/>
+              </w:rPr>
+              <w:t>6. Dijagram dekompozicije funkcija</w:t>
+            </w:r>
+            <w:r>
+              <w:rPr>
+                <w:noProof/>
+                <w:webHidden/>
+              </w:rPr>
+              <w:tab/>
+            </w:r>
+            <w:r>
+              <w:rPr>
+                <w:noProof/>
+                <w:webHidden/>
+              </w:rPr>
+              <w:fldChar w:fldCharType="begin"/>
+            </w:r>
+            <w:r>
+              <w:rPr>
+                <w:noProof/>
+                <w:webHidden/>
+              </w:rPr>
+              <w:instrText xml:space="preserve"> PAGEREF _Toc229324778 \h </w:instrText>
+            </w:r>
+            <w:r>
+              <w:rPr>
+                <w:noProof/>
+                <w:webHidden/>
+              </w:rPr>
+            </w:r>
+            <w:r>
+              <w:rPr>
+                <w:noProof/>
+                <w:webHidden/>
+              </w:rPr>
+              <w:fldChar w:fldCharType="separate"/>
+            </w:r>
+            <w:r>
+              <w:rPr>
+                <w:noProof/>
+                <w:webHidden/>
+              </w:rPr>
+              <w:t>5</w:t>
+            </w:r>
+            <w:r>
+              <w:rPr>
+                <w:noProof/>
+                <w:webHidden/>
+              </w:rPr>
+              <w:fldChar w:fldCharType="end"/>
+            </w:r>
+          </w:hyperlink>
+        </w:p>
+        <w:p>
+          <w:pPr>
+            <w:pStyle w:val="TOC1"/>
+            <w:tabs>
+              <w:tab w:val="right" w:leader="dot" w:pos="8656"/>
+            </w:tabs>
+            <w:rPr>
+              <w:rFonts w:asciiTheme="minorHAnsi" w:eastAsiaTheme="minorEastAsia" w:hAnsiTheme="minorHAnsi" w:cstheme="minorBidi"/>
+              <w:noProof/>
+              <w:kern w:val="2"/>
+              <w:sz w:val="24"/>
+              <w:szCs w:val="24"/>
+              <w:lang w:val="en-US"/>
+              <w14:ligatures w14:val="standardContextual"/>
+            </w:rPr>
+          </w:pPr>
+          <w:hyperlink w:anchor="_Toc229324779" w:history="1">
+            <w:r>
+              <w:rPr>
+                <w:rStyle w:val="Hyperlink"/>
+                <w:noProof/>
+                <w:lang w:val="hr-BA"/>
+              </w:rPr>
+              <w:t>7. Model procesa</w:t>
+            </w:r>
+            <w:r>
+              <w:rPr>
+                <w:noProof/>
+                <w:webHidden/>
+              </w:rPr>
+              <w:tab/>
+            </w:r>
+            <w:r>
+              <w:rPr>
+                <w:noProof/>
+                <w:webHidden/>
+              </w:rPr>
+              <w:fldChar w:fldCharType="begin"/>
+            </w:r>
+            <w:r>
+              <w:rPr>
+                <w:noProof/>
+                <w:webHidden/>
+              </w:rPr>
+              <w:instrText xml:space="preserve"> PAGEREF _Toc229324779 \h </w:instrText>
+            </w:r>
+            <w:r>
+              <w:rPr>
+                <w:noProof/>
+                <w:webHidden/>
+              </w:rPr>
+            </w:r>
+            <w:r>
+              <w:rPr>
+                <w:noProof/>
+                <w:webHidden/>
+              </w:rPr>
+              <w:fldChar w:fldCharType="separate"/>
+            </w:r>
+            <w:r>
+              <w:rPr>
+                <w:noProof/>
+                <w:webHidden/>
+              </w:rPr>
+              <w:t>5</w:t>
+            </w:r>
+            <w:r>
+              <w:rPr>
+                <w:noProof/>
+                <w:webHidden/>
+              </w:rPr>
+              <w:fldChar w:fldCharType="end"/>
+            </w:r>
+          </w:hyperlink>
+        </w:p>
+        <w:p>
+          <w:pPr>
+            <w:pStyle w:val="TOC2"/>
+            <w:tabs>
+              <w:tab w:val="right" w:leader="dot" w:pos="8656"/>
+            </w:tabs>
+            <w:rPr>
+              <w:rFonts w:asciiTheme="minorHAnsi" w:eastAsiaTheme="minorEastAsia" w:hAnsiTheme="minorHAnsi" w:cstheme="minorBidi"/>
+              <w:noProof/>
+              <w:kern w:val="2"/>
+              <w:sz w:val="24"/>
+              <w:szCs w:val="24"/>
+              <w:lang w:val="en-US"/>
+              <w14:ligatures w14:val="standardContextual"/>
+            </w:rPr>
+          </w:pPr>
+          <w:hyperlink w:anchor="_Toc229324780" w:history="1">
+            <w:r>
+              <w:rPr>
+                <w:rStyle w:val="Hyperlink"/>
+                <w:noProof/>
+                <w:lang w:val="hr-BA"/>
+              </w:rPr>
+              <w:t>7.1. Dijagram toka podataka 0. razine – dijagram konteksta</w:t>
+            </w:r>
+            <w:r>
+              <w:rPr>
+                <w:noProof/>
+                <w:webHidden/>
+              </w:rPr>
+              <w:tab/>
+            </w:r>
+            <w:r>
+              <w:rPr>
+                <w:noProof/>
+                <w:webHidden/>
+              </w:rPr>
+              <w:fldChar w:fldCharType="begin"/>
+            </w:r>
+            <w:r>
+              <w:rPr>
+                <w:noProof/>
+                <w:webHidden/>
+              </w:rPr>
+              <w:instrText xml:space="preserve"> PAGEREF _Toc229324780 \h </w:instrText>
+            </w:r>
+            <w:r>
+              <w:rPr>
+                <w:noProof/>
+                <w:webHidden/>
+              </w:rPr>
+            </w:r>
+            <w:r>
+              <w:rPr>
+                <w:noProof/>
+                <w:webHidden/>
+              </w:rPr>
+              <w:fldChar w:fldCharType="separate"/>
+            </w:r>
+            <w:r>
+              <w:rPr>
+                <w:noProof/>
+                <w:webHidden/>
+              </w:rPr>
+              <w:t>5</w:t>
+            </w:r>
+            <w:r>
+              <w:rPr>
+                <w:noProof/>
+                <w:webHidden/>
+              </w:rPr>
+              <w:fldChar w:fldCharType="end"/>
+            </w:r>
+          </w:hyperlink>
+        </w:p>
+        <w:p>
+          <w:pPr>
+            <w:pStyle w:val="TOC2"/>
+            <w:tabs>
+              <w:tab w:val="right" w:leader="dot" w:pos="8656"/>
+            </w:tabs>
+            <w:rPr>
+              <w:rFonts w:asciiTheme="minorHAnsi" w:eastAsiaTheme="minorEastAsia" w:hAnsiTheme="minorHAnsi" w:cstheme="minorBidi"/>
+              <w:noProof/>
+              <w:kern w:val="2"/>
+              <w:sz w:val="24"/>
+              <w:szCs w:val="24"/>
+              <w:lang w:val="en-US"/>
+              <w14:ligatures w14:val="standardContextual"/>
+            </w:rPr>
+          </w:pPr>
+          <w:hyperlink w:anchor="_Toc229324781" w:history="1">
+            <w:r>
+              <w:rPr>
+                <w:rStyle w:val="Hyperlink"/>
+                <w:noProof/>
+                <w:lang w:val="hr-BA"/>
+              </w:rPr>
+              <w:t>7.2. Dijagram toka podataka 1. razine – glavni procesi</w:t>
+            </w:r>
+            <w:r>
+              <w:rPr>
+                <w:noProof/>
+                <w:webHidden/>
+              </w:rPr>
+              <w:tab/>
+            </w:r>
+            <w:r>
+              <w:rPr>
+                <w:noProof/>
+                <w:webHidden/>
+              </w:rPr>
+              <w:fldChar w:fldCharType="begin"/>
+            </w:r>
+            <w:r>
+              <w:rPr>
+                <w:noProof/>
+                <w:webHidden/>
+              </w:rPr>
+              <w:instrText xml:space="preserve"> PAGEREF _Toc229324781 \h </w:instrText>
+            </w:r>
+            <w:r>
+              <w:rPr>
+                <w:noProof/>
+                <w:webHidden/>
+              </w:rPr>
+            </w:r>
+            <w:r>
+              <w:rPr>
+                <w:noProof/>
+                <w:webHidden/>
+              </w:rPr>
+              <w:fldChar w:fldCharType="separate"/>
+            </w:r>
+            <w:r>
+              <w:rPr>
+                <w:noProof/>
+                <w:webHidden/>
+              </w:rPr>
+              <w:t>6</w:t>
+            </w:r>
+            <w:r>
+              <w:rPr>
+                <w:noProof/>
+                <w:webHidden/>
+              </w:rPr>
+              <w:fldChar w:fldCharType="end"/>
+            </w:r>
+          </w:hyperlink>
+        </w:p>
+        <w:p>
+          <w:pPr>
+            <w:pStyle w:val="TOC2"/>
+            <w:tabs>
+              <w:tab w:val="right" w:leader="dot" w:pos="8656"/>
+            </w:tabs>
+            <w:rPr>
+              <w:rFonts w:asciiTheme="minorHAnsi" w:eastAsiaTheme="minorEastAsia" w:hAnsiTheme="minorHAnsi" w:cstheme="minorBidi"/>
+              <w:noProof/>
+              <w:kern w:val="2"/>
+              <w:sz w:val="24"/>
+              <w:szCs w:val="24"/>
+              <w:lang w:val="en-US"/>
+              <w14:ligatures w14:val="standardContextual"/>
+            </w:rPr>
+          </w:pPr>
+          <w:hyperlink w:anchor="_Toc229324782" w:history="1">
+            <w:r>
+              <w:rPr>
+                <w:rStyle w:val="Hyperlink"/>
+                <w:noProof/>
+                <w:lang w:val="hr-BA"/>
+              </w:rPr>
+              <w:t>7.3. Dijagram toka podataka 2. razine – upravljanje zaduženjima</w:t>
+            </w:r>
+            <w:r>
+              <w:rPr>
+                <w:noProof/>
+                <w:webHidden/>
+              </w:rPr>
+              <w:tab/>
+            </w:r>
+            <w:r>
+              <w:rPr>
+                <w:noProof/>
+                <w:webHidden/>
+              </w:rPr>
+              <w:fldChar w:fldCharType="begin"/>
+            </w:r>
+            <w:r>
+              <w:rPr>
+                <w:noProof/>
+                <w:webHidden/>
+              </w:rPr>
+              <w:instrText xml:space="preserve"> PAGEREF _Toc229324782 \h </w:instrText>
+            </w:r>
+            <w:r>
+              <w:rPr>
+                <w:noProof/>
+                <w:webHidden/>
+              </w:rPr>
+            </w:r>
+            <w:r>
+              <w:rPr>
+                <w:noProof/>
+                <w:webHidden/>
+              </w:rPr>
+              <w:fldChar w:fldCharType="separate"/>
+            </w:r>
+            <w:r>
+              <w:rPr>
+                <w:noProof/>
+                <w:webHidden/>
+              </w:rPr>
+              <w:t>6</w:t>
+            </w:r>
+            <w:r>
+              <w:rPr>
+                <w:noProof/>
+                <w:webHidden/>
+              </w:rPr>
+              <w:fldChar w:fldCharType="end"/>
+            </w:r>
+          </w:hyperlink>
+        </w:p>
+        <w:p>
+          <w:pPr>
+            <w:pStyle w:val="TOC1"/>
+            <w:tabs>
+              <w:tab w:val="right" w:leader="dot" w:pos="8656"/>
+            </w:tabs>
+            <w:rPr>
+              <w:rFonts w:asciiTheme="minorHAnsi" w:eastAsiaTheme="minorEastAsia" w:hAnsiTheme="minorHAnsi" w:cstheme="minorBidi"/>
+              <w:noProof/>
+              <w:kern w:val="2"/>
+              <w:sz w:val="24"/>
+              <w:szCs w:val="24"/>
+              <w:lang w:val="en-US"/>
+              <w14:ligatures w14:val="standardContextual"/>
+            </w:rPr>
+          </w:pPr>
+          <w:hyperlink w:anchor="_Toc229324783" w:history="1">
+            <w:r>
+              <w:rPr>
+                <w:rStyle w:val="Hyperlink"/>
+                <w:noProof/>
+                <w:lang w:val="hr-BA"/>
+              </w:rPr>
+              <w:t>8. Model događaja</w:t>
+            </w:r>
+            <w:r>
+              <w:rPr>
+                <w:noProof/>
+                <w:webHidden/>
+              </w:rPr>
+              <w:tab/>
+            </w:r>
+            <w:r>
+              <w:rPr>
+                <w:noProof/>
+                <w:webHidden/>
+              </w:rPr>
+              <w:fldChar w:fldCharType="begin"/>
+            </w:r>
+            <w:r>
+              <w:rPr>
+                <w:noProof/>
+                <w:webHidden/>
+              </w:rPr>
+              <w:instrText xml:space="preserve"> PAGEREF _Toc229324783 \h </w:instrText>
+            </w:r>
+            <w:r>
+              <w:rPr>
+                <w:noProof/>
+                <w:webHidden/>
+              </w:rPr>
+            </w:r>
+            <w:r>
+              <w:rPr>
+                <w:noProof/>
+                <w:webHidden/>
+              </w:rPr>
+              <w:fldChar w:fldCharType="separate"/>
+            </w:r>
+            <w:r>
+              <w:rPr>
+                <w:noProof/>
+                <w:webHidden/>
+              </w:rPr>
+              <w:t>6</w:t>
             </w:r>
             <w:r>
               <w:rPr>
@@ -2060,7 +2510,7 @@
           <w:lang w:val="hr-BA"/>
         </w:rPr>
       </w:pPr>
-      <w:bookmarkStart w:id="0" w:name="_Toc228123035"/>
+      <w:bookmarkStart w:id="0" w:name="_Toc229324759"/>
       <w:r>
         <w:rPr>
           <w:rFonts w:cs="Times New Roman"/>
@@ -2116,19 +2566,7 @@
         <w:rPr>
           <w:lang w:val="hr-BA"/>
         </w:rPr>
-        <w:t>)</w:t>
-      </w:r>
-      <w:r>
-        <w:rPr>
-          <w:lang w:val="hr-BA"/>
-        </w:rPr>
-        <w:t>,</w:t>
-      </w:r>
-      <w:r>
-        <w:rPr>
-          <w:lang w:val="hr-BA"/>
-        </w:rPr>
-        <w:t xml:space="preserve"> identificirani su i formulirani zahtjevi razvrstani na poslovne, korisničke, funkcionalne i nefunkcionalne zahtjeve.</w:t>
+        <w:t>), identificirani su i formulirani zahtjevi razvrstani na poslovne, korisničke, funkcionalne i nefunkcionalne zahtjeve.</w:t>
       </w:r>
     </w:p>
     <w:p>
@@ -2138,7 +2576,7 @@
           <w:lang w:val="hr-BA"/>
         </w:rPr>
       </w:pPr>
-      <w:bookmarkStart w:id="1" w:name="_Toc228123036"/>
+      <w:bookmarkStart w:id="1" w:name="_Toc229324760"/>
       <w:r>
         <w:rPr>
           <w:lang w:val="hr-BA"/>
@@ -2166,18 +2604,12 @@
           <w:lang w:val="hr-BA"/>
         </w:rPr>
       </w:pPr>
-      <w:bookmarkStart w:id="2" w:name="_Toc228123037"/>
-      <w:r>
-        <w:rPr>
-          <w:lang w:val="hr-BA"/>
-        </w:rPr>
-        <w:t xml:space="preserve">2.1. </w:t>
-      </w:r>
-      <w:r>
-        <w:rPr>
-          <w:lang w:val="hr-BA"/>
-        </w:rPr>
-        <w:t>Centralizirati i digitalizirati evidenciju inventara nošnje</w:t>
+      <w:bookmarkStart w:id="2" w:name="_Toc229324761"/>
+      <w:r>
+        <w:rPr>
+          <w:lang w:val="hr-BA"/>
+        </w:rPr>
+        <w:t>2.1. Centralizirati i digitalizirati evidenciju inventara nošnje</w:t>
       </w:r>
       <w:bookmarkEnd w:id="2"/>
     </w:p>
@@ -2213,18 +2645,12 @@
           <w:lang w:val="hr-BA"/>
         </w:rPr>
       </w:pPr>
-      <w:bookmarkStart w:id="3" w:name="_Toc228123038"/>
-      <w:r>
-        <w:rPr>
-          <w:lang w:val="hr-BA"/>
-        </w:rPr>
-        <w:t xml:space="preserve">2.2. </w:t>
-      </w:r>
-      <w:r>
-        <w:rPr>
-          <w:lang w:val="hr-BA"/>
-        </w:rPr>
-        <w:t>Smanjiti financijske gubitke uzrokovane gubitkom i oštećenjem komada nošnje</w:t>
+      <w:bookmarkStart w:id="3" w:name="_Toc229324762"/>
+      <w:r>
+        <w:rPr>
+          <w:lang w:val="hr-BA"/>
+        </w:rPr>
+        <w:t>2.2. Smanjiti financijske gubitke uzrokovane gubitkom i oštećenjem komada nošnje</w:t>
       </w:r>
       <w:bookmarkEnd w:id="3"/>
     </w:p>
@@ -2238,13 +2664,7 @@
         <w:rPr>
           <w:lang w:val="hr-BA"/>
         </w:rPr>
-        <w:t>Procijenjeno je da se svake sezone trajno izgubi ili ošteti 10–15 komada nošnje ukupne vrijednosti inventara koja prelazi 30 000 KM. Sustav mora automatski pratiti zaduženja i generirati upozorenja pri prekoračenju roka povrata ili promjeni statusa komada u kritično, čime se administratorima omogućuje pravovremena reakcija i smanjenje financijskog gubitka</w:t>
-      </w:r>
-      <w:r>
-        <w:rPr>
-          <w:lang w:val="hr-BA"/>
-        </w:rPr>
-        <w:t>.</w:t>
+        <w:t>Procijenjeno je da se svake sezone trajno izgubi ili ošteti 10–15 komada nošnje ukupne vrijednosti inventara koja prelazi 30 000 KM. Sustav mora automatski pratiti zaduženja i generirati upozorenja pri prekoračenju roka povrata ili promjeni statusa komada u kritično, čime se administratorima omogućuje pravovremena reakcija i smanjenje financijskog gubitka.</w:t>
       </w:r>
     </w:p>
     <w:p>
@@ -2254,18 +2674,12 @@
           <w:lang w:val="hr-BA"/>
         </w:rPr>
       </w:pPr>
-      <w:bookmarkStart w:id="4" w:name="_Toc228123039"/>
-      <w:r>
-        <w:rPr>
-          <w:lang w:val="hr-BA"/>
-        </w:rPr>
-        <w:t xml:space="preserve">3. </w:t>
-      </w:r>
-      <w:r>
-        <w:rPr>
-          <w:lang w:val="hr-BA"/>
-        </w:rPr>
-        <w:t>Korisnički zahtjevi</w:t>
+      <w:bookmarkStart w:id="4" w:name="_Toc229324763"/>
+      <w:r>
+        <w:rPr>
+          <w:lang w:val="hr-BA"/>
+        </w:rPr>
+        <w:t>3. Korisnički zahtjevi</w:t>
       </w:r>
       <w:bookmarkEnd w:id="4"/>
     </w:p>
@@ -2276,18 +2690,12 @@
           <w:lang w:val="hr-BA"/>
         </w:rPr>
       </w:pPr>
-      <w:bookmarkStart w:id="5" w:name="_Toc228123040"/>
-      <w:r>
-        <w:rPr>
-          <w:lang w:val="hr-BA"/>
-        </w:rPr>
-        <w:t xml:space="preserve">3.1. </w:t>
-      </w:r>
-      <w:r>
-        <w:rPr>
-          <w:lang w:val="hr-BA"/>
-        </w:rPr>
-        <w:t>Pregled i upravljanje inventarom nošnje</w:t>
+      <w:bookmarkStart w:id="5" w:name="_Toc229324764"/>
+      <w:r>
+        <w:rPr>
+          <w:lang w:val="hr-BA"/>
+        </w:rPr>
+        <w:t>3.1. Pregled i upravljanje inventarom nošnje</w:t>
       </w:r>
       <w:bookmarkEnd w:id="5"/>
     </w:p>
@@ -2313,13 +2721,7 @@
         <w:rPr>
           <w:lang w:val="hr-BA"/>
         </w:rPr>
-        <w:t>podacima, uređivanje postojećih podataka te brisanje komada koji više nije u upotrebi</w:t>
-      </w:r>
-      <w:r>
-        <w:rPr>
-          <w:lang w:val="hr-BA"/>
-        </w:rPr>
-        <w:t>.</w:t>
+        <w:t>podacima, uređivanje postojećih podataka te brisanje komada koji više nije u upotrebi.</w:t>
       </w:r>
     </w:p>
     <w:p>
@@ -2329,18 +2731,12 @@
           <w:lang w:val="hr-BA"/>
         </w:rPr>
       </w:pPr>
-      <w:bookmarkStart w:id="6" w:name="_Toc228123041"/>
-      <w:r>
-        <w:rPr>
-          <w:lang w:val="hr-BA"/>
-        </w:rPr>
-        <w:t xml:space="preserve">3.2. </w:t>
-      </w:r>
-      <w:r>
-        <w:rPr>
-          <w:lang w:val="hr-BA"/>
-        </w:rPr>
-        <w:t>Zaduženje i povrat komada nošnje po članu</w:t>
+      <w:bookmarkStart w:id="6" w:name="_Toc229324765"/>
+      <w:r>
+        <w:rPr>
+          <w:lang w:val="hr-BA"/>
+        </w:rPr>
+        <w:t>3.2. Zaduženje i povrat komada nošnje po članu</w:t>
       </w:r>
       <w:bookmarkEnd w:id="6"/>
     </w:p>
@@ -2354,13 +2750,7 @@
         <w:rPr>
           <w:lang w:val="hr-BA"/>
         </w:rPr>
-        <w:t>Administrator može dodijeliti jedan ili više komada nošnje određenom članu, postaviti očekivani datum povrata te evidentirati stvarni povrat komada. Sustav u svakom trenutku prikazuje koja je nošnja zadužena, kome je dodijeljena i od kada, uz mogućnost pregleda aktivnih zaduženja po članu i po komadu</w:t>
-      </w:r>
-      <w:r>
-        <w:rPr>
-          <w:lang w:val="hr-BA"/>
-        </w:rPr>
-        <w:t>.</w:t>
+        <w:t>Administrator može dodijeliti jedan ili više komada nošnje određenom članu, postaviti očekivani datum povrata te evidentirati stvarni povrat komada. Sustav u svakom trenutku prikazuje koja je nošnja zadužena, kome je dodijeljena i od kada, uz mogućnost pregleda aktivnih zaduženja po članu i po komadu.</w:t>
       </w:r>
     </w:p>
     <w:p>
@@ -2370,18 +2760,12 @@
           <w:lang w:val="hr-BA"/>
         </w:rPr>
       </w:pPr>
-      <w:bookmarkStart w:id="7" w:name="_Toc228123042"/>
-      <w:r>
-        <w:rPr>
-          <w:lang w:val="hr-BA"/>
-        </w:rPr>
-        <w:t xml:space="preserve">3.3. </w:t>
-      </w:r>
-      <w:r>
-        <w:rPr>
-          <w:lang w:val="hr-BA"/>
-        </w:rPr>
-        <w:t>Praćenje statusa komada i primanje obavijesti</w:t>
+      <w:bookmarkStart w:id="7" w:name="_Toc229324766"/>
+      <w:r>
+        <w:rPr>
+          <w:lang w:val="hr-BA"/>
+        </w:rPr>
+        <w:t>3.3. Praćenje statusa komada i primanje obavijesti</w:t>
       </w:r>
       <w:bookmarkEnd w:id="7"/>
     </w:p>
@@ -2409,13 +2793,7 @@
         <w:rPr>
           <w:lang w:val="hr-BA"/>
         </w:rPr>
-        <w:t xml:space="preserve"> obavijesti kada komad nije vraćen u očekivanom roku ili kada mu je status promijenjen u kritično stanje</w:t>
-      </w:r>
-      <w:r>
-        <w:rPr>
-          <w:lang w:val="hr-BA"/>
-        </w:rPr>
-        <w:t>.</w:t>
+        <w:t xml:space="preserve"> obavijesti kada komad nije vraćen u očekivanom roku ili kada mu je status promijenjen u kritično stanje.</w:t>
       </w:r>
     </w:p>
     <w:p>
@@ -2425,18 +2803,12 @@
           <w:lang w:val="hr-BA"/>
         </w:rPr>
       </w:pPr>
-      <w:bookmarkStart w:id="8" w:name="_Toc228123043"/>
-      <w:r>
-        <w:rPr>
-          <w:lang w:val="hr-BA"/>
-        </w:rPr>
-        <w:t xml:space="preserve">3.4. </w:t>
-      </w:r>
-      <w:r>
-        <w:rPr>
-          <w:lang w:val="hr-BA"/>
-        </w:rPr>
-        <w:t>Pregled potpune povijesti zaduženja</w:t>
+      <w:bookmarkStart w:id="8" w:name="_Toc229324767"/>
+      <w:r>
+        <w:rPr>
+          <w:lang w:val="hr-BA"/>
+        </w:rPr>
+        <w:t>3.4. Pregled potpune povijesti zaduženja</w:t>
       </w:r>
       <w:bookmarkEnd w:id="8"/>
     </w:p>
@@ -2450,13 +2822,7 @@
         <w:rPr>
           <w:lang w:val="hr-BA"/>
         </w:rPr>
-        <w:t>Administrator može pregledati sva prošla zaduženja za bilo koji komad nošnje ili člana, s informacijom o datumima zaduženja i povrata te eventualnim statusnim promjenama. Ovaj pregled služi kao osnova za utvrđivanje odgovornosti u slučaju gubitka ili oštećenja</w:t>
-      </w:r>
-      <w:r>
-        <w:rPr>
-          <w:lang w:val="hr-BA"/>
-        </w:rPr>
-        <w:t>.</w:t>
+        <w:t>Administrator može pregledati sva prošla zaduženja za bilo koji komad nošnje ili člana, s informacijom o datumima zaduženja i povrata te eventualnim statusnim promjenama. Ovaj pregled služi kao osnova za utvrđivanje odgovornosti u slučaju gubitka ili oštećenja.</w:t>
       </w:r>
     </w:p>
     <w:p>
@@ -2467,18 +2833,12 @@
           <w:lang w:val="hr-BA"/>
         </w:rPr>
       </w:pPr>
-      <w:bookmarkStart w:id="9" w:name="_Toc228123044"/>
-      <w:r>
-        <w:rPr>
-          <w:lang w:val="hr-BA"/>
-        </w:rPr>
-        <w:t xml:space="preserve">4. </w:t>
-      </w:r>
-      <w:r>
-        <w:rPr>
-          <w:lang w:val="hr-BA"/>
-        </w:rPr>
-        <w:t>Funkcionalni zahtjevi</w:t>
+      <w:bookmarkStart w:id="9" w:name="_Toc229324768"/>
+      <w:r>
+        <w:rPr>
+          <w:lang w:val="hr-BA"/>
+        </w:rPr>
+        <w:t>4. Funkcionalni zahtjevi</w:t>
       </w:r>
       <w:bookmarkEnd w:id="9"/>
     </w:p>
@@ -2489,18 +2849,12 @@
           <w:lang w:val="hr-BA"/>
         </w:rPr>
       </w:pPr>
-      <w:bookmarkStart w:id="10" w:name="_Toc228123045"/>
-      <w:r>
-        <w:rPr>
-          <w:lang w:val="hr-BA"/>
-        </w:rPr>
-        <w:t xml:space="preserve">4.1. </w:t>
-      </w:r>
-      <w:r>
-        <w:rPr>
-          <w:lang w:val="hr-BA"/>
-        </w:rPr>
-        <w:t>Unos, uređivanje i brisanje komada nošnje</w:t>
+      <w:bookmarkStart w:id="10" w:name="_Toc229324769"/>
+      <w:r>
+        <w:rPr>
+          <w:lang w:val="hr-BA"/>
+        </w:rPr>
+        <w:t>4.1. Unos, uređivanje i brisanje komada nošnje</w:t>
       </w:r>
       <w:bookmarkEnd w:id="10"/>
     </w:p>
@@ -2514,13 +2868,7 @@
         <w:rPr>
           <w:lang w:val="hr-BA"/>
         </w:rPr>
-        <w:t>Sustav mora omogućiti administratoru dodavanje novog komada nošnje s podacima: jedinstveni identifikator, naziv, vrsta, kategorija, veličina, stanje i fotografija. Postojeće podatke moguće je urediti, a komad koji više nije u inventaru može se obrisati. Brisanje nije moguće dok je komad aktivo zadužen</w:t>
-      </w:r>
-      <w:r>
-        <w:rPr>
-          <w:lang w:val="hr-BA"/>
-        </w:rPr>
-        <w:t>.</w:t>
+        <w:t>Sustav mora omogućiti administratoru dodavanje novog komada nošnje s podacima: jedinstveni identifikator, naziv, vrsta, kategorija, veličina, stanje i fotografija. Postojeće podatke moguće je urediti, a komad koji više nije u inventaru može se obrisati. Brisanje nije moguće dok je komad aktivo zadužen.</w:t>
       </w:r>
     </w:p>
     <w:p>
@@ -2530,18 +2878,12 @@
           <w:lang w:val="hr-BA"/>
         </w:rPr>
       </w:pPr>
-      <w:bookmarkStart w:id="11" w:name="_Toc228123046"/>
-      <w:r>
-        <w:rPr>
-          <w:lang w:val="hr-BA"/>
-        </w:rPr>
-        <w:t xml:space="preserve">4.2. </w:t>
-      </w:r>
-      <w:r>
-        <w:rPr>
-          <w:lang w:val="hr-BA"/>
-        </w:rPr>
-        <w:t>Pretraživanje i filtriranje inventara</w:t>
+      <w:bookmarkStart w:id="11" w:name="_Toc229324770"/>
+      <w:r>
+        <w:rPr>
+          <w:lang w:val="hr-BA"/>
+        </w:rPr>
+        <w:t>4.2. Pretraživanje i filtriranje inventara</w:t>
       </w:r>
       <w:bookmarkEnd w:id="11"/>
     </w:p>
@@ -2556,13 +2898,7 @@
           <w:lang w:val="hr-BA"/>
         </w:rPr>
         <w:lastRenderedPageBreak/>
-        <w:t>Sustav mora omogućiti pretragu inventara po nazivu te filtriranje po vrsti, kategoriji, veličini i statusu komada. Rezultati pretrage prikazuju se u obliku popisa s ključnim informacijama, uz mogućnost otvaranja detalja pojedinog komada</w:t>
-      </w:r>
-      <w:r>
-        <w:rPr>
-          <w:lang w:val="hr-BA"/>
-        </w:rPr>
-        <w:t>.</w:t>
+        <w:t>Sustav mora omogućiti pretragu inventara po nazivu te filtriranje po vrsti, kategoriji, veličini i statusu komada. Rezultati pretrage prikazuju se u obliku popisa s ključnim informacijama, uz mogućnost otvaranja detalja pojedinog komada.</w:t>
       </w:r>
     </w:p>
     <w:p>
@@ -2572,18 +2908,12 @@
           <w:lang w:val="hr-BA"/>
         </w:rPr>
       </w:pPr>
-      <w:bookmarkStart w:id="12" w:name="_Toc228123047"/>
-      <w:r>
-        <w:rPr>
-          <w:lang w:val="hr-BA"/>
-        </w:rPr>
-        <w:t xml:space="preserve">4.3. </w:t>
-      </w:r>
-      <w:r>
-        <w:rPr>
-          <w:lang w:val="hr-BA"/>
-        </w:rPr>
-        <w:t>Dodjela komada nošnje članu i evidencija povrata</w:t>
+      <w:bookmarkStart w:id="12" w:name="_Toc229324771"/>
+      <w:r>
+        <w:rPr>
+          <w:lang w:val="hr-BA"/>
+        </w:rPr>
+        <w:t>4.3. Dodjela komada nošnje članu i evidencija povrata</w:t>
       </w:r>
       <w:bookmarkEnd w:id="12"/>
     </w:p>
@@ -2597,13 +2927,7 @@
         <w:rPr>
           <w:lang w:val="hr-BA"/>
         </w:rPr>
-        <w:t>Sustav mora omogućiti odabir jednog ili više komada inventara i njihovo dodjeljivanje određenom članu KUD-a, uz upis datuma zaduženja i očekivanog datuma povrata. Evidencija povrata obavlja se promjenom statusa zaduženja uz automatski upis stvarnog datuma povrata</w:t>
-      </w:r>
-      <w:r>
-        <w:rPr>
-          <w:lang w:val="hr-BA"/>
-        </w:rPr>
-        <w:t>.</w:t>
+        <w:t>Sustav mora omogućiti odabir jednog ili više komada inventara i njihovo dodjeljivanje određenom članu KUD-a, uz upis datuma zaduženja i očekivanog datuma povrata. Evidencija povrata obavlja se promjenom statusa zaduženja uz automatski upis stvarnog datuma povrata.</w:t>
       </w:r>
     </w:p>
     <w:p>
@@ -2613,18 +2937,12 @@
           <w:lang w:val="hr-BA"/>
         </w:rPr>
       </w:pPr>
-      <w:bookmarkStart w:id="13" w:name="_Toc228123048"/>
-      <w:r>
-        <w:rPr>
-          <w:lang w:val="hr-BA"/>
-        </w:rPr>
-        <w:t xml:space="preserve">4.4. </w:t>
-      </w:r>
-      <w:r>
-        <w:rPr>
-          <w:lang w:val="hr-BA"/>
-        </w:rPr>
-        <w:t>Automatska upozorenja pri prekoračenju roka i promjeni kritičnog statusa</w:t>
+      <w:bookmarkStart w:id="13" w:name="_Toc229324772"/>
+      <w:r>
+        <w:rPr>
+          <w:lang w:val="hr-BA"/>
+        </w:rPr>
+        <w:t>4.4. Automatska upozorenja pri prekoračenju roka i promjeni kritičnog statusa</w:t>
       </w:r>
       <w:bookmarkEnd w:id="13"/>
     </w:p>
@@ -2648,18 +2966,12 @@
           <w:lang w:val="hr-BA"/>
         </w:rPr>
       </w:pPr>
-      <w:bookmarkStart w:id="14" w:name="_Toc228123049"/>
-      <w:r>
-        <w:rPr>
-          <w:lang w:val="hr-BA"/>
-        </w:rPr>
-        <w:t xml:space="preserve">4.5. </w:t>
-      </w:r>
-      <w:r>
-        <w:rPr>
-          <w:lang w:val="hr-BA"/>
-        </w:rPr>
-        <w:t>Promjena statusa komada nošnje</w:t>
+      <w:bookmarkStart w:id="14" w:name="_Toc229324773"/>
+      <w:r>
+        <w:rPr>
+          <w:lang w:val="hr-BA"/>
+        </w:rPr>
+        <w:t>4.5. Promjena statusa komada nošnje</w:t>
       </w:r>
       <w:bookmarkEnd w:id="14"/>
     </w:p>
@@ -2673,13 +2985,7 @@
         <w:rPr>
           <w:lang w:val="hr-BA"/>
         </w:rPr>
-        <w:t>Sustav mora administratoru omogućiti ručnu promjenu statusa svakog komada nošnje. Dostupni statusi su: slobodno, zaduženo, na popravku, na čišćenju i izgubljeno. Svaka promjena statusa bilježi se u povijesti komada s datumom i korisnikom koji je promjenu napravio</w:t>
-      </w:r>
-      <w:r>
-        <w:rPr>
-          <w:lang w:val="hr-BA"/>
-        </w:rPr>
-        <w:t>.</w:t>
+        <w:t>Sustav mora administratoru omogućiti ručnu promjenu statusa svakog komada nošnje. Dostupni statusi su: slobodno, zaduženo, na popravku, na čišćenju i izgubljeno. Svaka promjena statusa bilježi se u povijesti komada s datumom i korisnikom koji je promjenu napravio.</w:t>
       </w:r>
     </w:p>
     <w:p>
@@ -2689,18 +2995,12 @@
           <w:lang w:val="hr-BA"/>
         </w:rPr>
       </w:pPr>
-      <w:bookmarkStart w:id="15" w:name="_Toc228123050"/>
-      <w:r>
-        <w:rPr>
-          <w:lang w:val="hr-BA"/>
-        </w:rPr>
-        <w:t xml:space="preserve">4.6. </w:t>
-      </w:r>
-      <w:r>
-        <w:rPr>
-          <w:lang w:val="hr-BA"/>
-        </w:rPr>
-        <w:t>Pregled i izvoz povijesti zaduženja</w:t>
+      <w:bookmarkStart w:id="15" w:name="_Toc229324774"/>
+      <w:r>
+        <w:rPr>
+          <w:lang w:val="hr-BA"/>
+        </w:rPr>
+        <w:t>4.6. Pregled i izvoz povijesti zaduženja</w:t>
       </w:r>
       <w:bookmarkEnd w:id="15"/>
     </w:p>
@@ -2714,13 +3014,7 @@
         <w:rPr>
           <w:lang w:val="hr-BA"/>
         </w:rPr>
-        <w:t>Sustav mora administratoru pružiti pregled cjelokupne povijesti zaduženja, mogućnost pregleda po članu ili po komadu nošnje te mogućnost izvoza popisa zaduženja u standardnom formatu (npr. CSV ili PDF). Svaki zapis sadrži podatke o članu, komadu, datumima zaduženja i povrata te statusu</w:t>
-      </w:r>
-      <w:r>
-        <w:rPr>
-          <w:lang w:val="hr-BA"/>
-        </w:rPr>
-        <w:t>.</w:t>
+        <w:t>Sustav mora administratoru pružiti pregled cjelokupne povijesti zaduženja, mogućnost pregleda po članu ili po komadu nošnje te mogućnost izvoza popisa zaduženja u standardnom formatu (npr. CSV ili PDF). Svaki zapis sadrži podatke o članu, komadu, datumima zaduženja i povrata te statusu.</w:t>
       </w:r>
     </w:p>
     <w:p>
@@ -2730,18 +3024,12 @@
           <w:lang w:val="hr-BA"/>
         </w:rPr>
       </w:pPr>
-      <w:bookmarkStart w:id="16" w:name="_Toc228123051"/>
-      <w:r>
-        <w:rPr>
-          <w:lang w:val="hr-BA"/>
-        </w:rPr>
-        <w:t xml:space="preserve">5. </w:t>
-      </w:r>
-      <w:r>
-        <w:rPr>
-          <w:lang w:val="hr-BA"/>
-        </w:rPr>
-        <w:t>Nefunkcionalni zahtjevi</w:t>
+      <w:bookmarkStart w:id="16" w:name="_Toc229324775"/>
+      <w:r>
+        <w:rPr>
+          <w:lang w:val="hr-BA"/>
+        </w:rPr>
+        <w:t>5. Nefunkcionalni zahtjevi</w:t>
       </w:r>
       <w:bookmarkEnd w:id="16"/>
     </w:p>
@@ -2752,18 +3040,12 @@
           <w:lang w:val="hr-BA"/>
         </w:rPr>
       </w:pPr>
-      <w:bookmarkStart w:id="17" w:name="_Toc228123052"/>
-      <w:r>
-        <w:rPr>
-          <w:lang w:val="hr-BA"/>
-        </w:rPr>
-        <w:t xml:space="preserve">5.1. </w:t>
-      </w:r>
-      <w:r>
-        <w:rPr>
-          <w:lang w:val="hr-BA"/>
-        </w:rPr>
-        <w:t>Jednostavnost korištenja bez IT znanja</w:t>
+      <w:bookmarkStart w:id="17" w:name="_Toc229324776"/>
+      <w:r>
+        <w:rPr>
+          <w:lang w:val="hr-BA"/>
+        </w:rPr>
+        <w:t>5.1. Jednostavnost korištenja bez IT znanja</w:t>
       </w:r>
       <w:bookmarkEnd w:id="17"/>
     </w:p>
@@ -2789,13 +3071,7 @@
         <w:rPr>
           <w:lang w:val="hr-BA"/>
         </w:rPr>
-        <w:t>oručena uz sustav</w:t>
-      </w:r>
-      <w:r>
-        <w:rPr>
-          <w:lang w:val="hr-BA"/>
-        </w:rPr>
-        <w:t>.</w:t>
+        <w:t>oručena uz sustav.</w:t>
       </w:r>
     </w:p>
     <w:p>
@@ -2805,7 +3081,7 @@
           <w:lang w:val="hr-BA"/>
         </w:rPr>
       </w:pPr>
-      <w:bookmarkStart w:id="18" w:name="_Toc228123053"/>
+      <w:bookmarkStart w:id="18" w:name="_Toc229324777"/>
       <w:r>
         <w:rPr>
           <w:lang w:val="hr-BA"/>
@@ -2852,18 +3128,3136 @@
         <w:rPr>
           <w:lang w:val="hr-BA"/>
         </w:rPr>
-        <w:t xml:space="preserve"> i u potpunosti upotrebljiva na mobilnim uređajima i tabletima, bez potrebe za zasebnom mobilnom aplikacijom. Godišnji troškovi hostinga moraju ostati u okvirima nekoliko stotina konvertibilnih maraka, što zahtijeva optimizaciju odabira infrastrukture i izbjegavanje skupih komercijalnih platformi</w:t>
-      </w:r>
-      <w:r>
-        <w:rPr>
-          <w:lang w:val="hr-BA"/>
-        </w:rPr>
-        <w:t>.</w:t>
+        <w:t xml:space="preserve"> i u potpunosti upotrebljiva na mobilnim uređajima i tabletima, bez potrebe za zasebnom mobilnom aplikacijom. Godišnji troškovi hostinga moraju ostati u okvirima nekoliko stotina konvertibilnih maraka, što zahtijeva optimizaciju odabira infrastrukture i izbjegavanje skupih komercijalnih platformi.</w:t>
+      </w:r>
+    </w:p>
+    <w:p>
+      <w:pPr>
+        <w:rPr>
+          <w:lang w:val="hr-BA"/>
+        </w:rPr>
+      </w:pPr>
+      <w:r>
+        <w:rPr>
+          <w:lang w:val="hr-BA"/>
+        </w:rPr>
+        <w:br w:type="page"/>
+      </w:r>
+    </w:p>
+    <w:p>
+      <w:pPr>
+        <w:pStyle w:val="Heading1"/>
+        <w:rPr>
+          <w:lang w:val="hr-BA"/>
+        </w:rPr>
+      </w:pPr>
+      <w:bookmarkStart w:id="19" w:name="_Toc229324778"/>
+      <w:r>
+        <w:rPr>
+          <w:lang w:val="hr-BA"/>
+        </w:rPr>
+        <w:lastRenderedPageBreak/>
+        <w:t>6. Dijagram dekompozicije funkcija</w:t>
+      </w:r>
+      <w:bookmarkEnd w:id="19"/>
+    </w:p>
+    <w:p>
+      <w:pPr>
+        <w:keepNext/>
+        <w:rPr>
+          <w:lang w:val="hr-BA"/>
+        </w:rPr>
+      </w:pPr>
+      <w:r>
+        <w:rPr>
+          <w:noProof/>
+          <w:lang w:val="hr-BA"/>
+        </w:rPr>
+        <w:drawing>
+          <wp:inline distT="0" distB="0" distL="0" distR="0" wp14:anchorId="57787F5D" wp14:editId="521A16FC">
+            <wp:extent cx="5525632" cy="2820806"/>
+            <wp:effectExtent l="0" t="0" r="0" b="0"/>
+            <wp:docPr id="1920927389" name="Picture 1"/>
+            <wp:cNvGraphicFramePr>
+              <a:graphicFrameLocks xmlns:a="http://schemas.openxmlformats.org/drawingml/2006/main" noChangeAspect="1"/>
+            </wp:cNvGraphicFramePr>
+            <a:graphic xmlns:a="http://schemas.openxmlformats.org/drawingml/2006/main">
+              <a:graphicData uri="http://schemas.openxmlformats.org/drawingml/2006/picture">
+                <pic:pic xmlns:pic="http://schemas.openxmlformats.org/drawingml/2006/picture">
+                  <pic:nvPicPr>
+                    <pic:cNvPr id="1920927389" name="Picture 1"/>
+                    <pic:cNvPicPr>
+                      <a:picLocks noChangeAspect="1" noChangeArrowheads="1"/>
+                    </pic:cNvPicPr>
+                  </pic:nvPicPr>
+                  <pic:blipFill>
+                    <a:blip r:embed="rId8" cstate="print">
+                      <a:extLst>
+                        <a:ext uri="{28A0092B-C50C-407E-A947-70E740481C1C}">
+                          <a14:useLocalDpi xmlns:a14="http://schemas.microsoft.com/office/drawing/2010/main" val="0"/>
+                        </a:ext>
+                      </a:extLst>
+                    </a:blip>
+                    <a:stretch>
+                      <a:fillRect/>
+                    </a:stretch>
+                  </pic:blipFill>
+                  <pic:spPr bwMode="auto">
+                    <a:xfrm>
+                      <a:off x="0" y="0"/>
+                      <a:ext cx="5525632" cy="2820806"/>
+                    </a:xfrm>
+                    <a:prstGeom prst="rect">
+                      <a:avLst/>
+                    </a:prstGeom>
+                  </pic:spPr>
+                </pic:pic>
+              </a:graphicData>
+            </a:graphic>
+          </wp:inline>
+        </w:drawing>
+      </w:r>
+    </w:p>
+    <w:p>
+      <w:pPr>
+        <w:pStyle w:val="Caption"/>
+        <w:rPr>
+          <w:lang w:val="hr-BA"/>
+        </w:rPr>
+      </w:pPr>
+      <w:r>
+        <w:rPr>
+          <w:lang w:val="hr-BA"/>
+        </w:rPr>
+        <w:t xml:space="preserve">Slika </w:t>
+      </w:r>
+      <w:r>
+        <w:rPr>
+          <w:lang w:val="hr-BA"/>
+        </w:rPr>
+        <w:fldChar w:fldCharType="begin"/>
+      </w:r>
+      <w:r>
+        <w:rPr>
+          <w:lang w:val="hr-BA"/>
+        </w:rPr>
+        <w:instrText xml:space="preserve"> SEQ Slika \* ARABIC </w:instrText>
+      </w:r>
+      <w:r>
+        <w:rPr>
+          <w:lang w:val="hr-BA"/>
+        </w:rPr>
+        <w:fldChar w:fldCharType="separate"/>
+      </w:r>
+      <w:r>
+        <w:rPr>
+          <w:noProof/>
+          <w:lang w:val="hr-BA"/>
+        </w:rPr>
+        <w:t>1</w:t>
+      </w:r>
+      <w:r>
+        <w:rPr>
+          <w:lang w:val="hr-BA"/>
+        </w:rPr>
+        <w:fldChar w:fldCharType="end"/>
+      </w:r>
+      <w:r>
+        <w:rPr>
+          <w:lang w:val="hr-BA"/>
+        </w:rPr>
+        <w:t xml:space="preserve"> - Dijagram dekompozicije funkcija </w:t>
+      </w:r>
+      <w:proofErr w:type="spellStart"/>
+      <w:r>
+        <w:rPr>
+          <w:lang w:val="hr-BA"/>
+        </w:rPr>
+        <w:t>KUDTrack</w:t>
+      </w:r>
+      <w:proofErr w:type="spellEnd"/>
+    </w:p>
+    <w:p>
+      <w:pPr>
+        <w:pStyle w:val="Heading1"/>
+        <w:rPr>
+          <w:lang w:val="hr-BA"/>
+        </w:rPr>
+      </w:pPr>
+      <w:bookmarkStart w:id="20" w:name="_Toc229324779"/>
+      <w:r>
+        <w:rPr>
+          <w:lang w:val="hr-BA"/>
+        </w:rPr>
+        <w:t>7. Model procesa</w:t>
+      </w:r>
+      <w:bookmarkEnd w:id="20"/>
+    </w:p>
+    <w:p>
+      <w:pPr>
+        <w:rPr>
+          <w:lang w:val="hr-BA"/>
+        </w:rPr>
+      </w:pPr>
+      <w:r>
+        <w:rPr>
+          <w:lang w:val="hr-BA"/>
+        </w:rPr>
+        <w:t>Legenda:</w:t>
+      </w:r>
+    </w:p>
+    <w:p>
+      <w:pPr>
+        <w:pStyle w:val="ListParagraph"/>
+        <w:rPr>
+          <w:lang w:val="hr-BA"/>
+        </w:rPr>
+      </w:pPr>
+      <w:r>
+        <w:rPr>
+          <w:lang w:val="hr-BA"/>
+        </w:rPr>
+        <w:t>Strelica – tok podataka</w:t>
+      </w:r>
+    </w:p>
+    <w:p>
+      <w:pPr>
+        <w:pStyle w:val="ListParagraph"/>
+        <w:rPr>
+          <w:lang w:val="hr-BA"/>
+        </w:rPr>
+      </w:pPr>
+      <w:r>
+        <w:rPr>
+          <w:lang w:val="hr-BA"/>
+        </w:rPr>
+        <w:t>Pravokutnik – korisnik (vanjski entitet)</w:t>
+      </w:r>
+    </w:p>
+    <w:p>
+      <w:pPr>
+        <w:pStyle w:val="ListParagraph"/>
+        <w:rPr>
+          <w:lang w:val="hr-BA"/>
+        </w:rPr>
+      </w:pPr>
+      <w:r>
+        <w:rPr>
+          <w:lang w:val="hr-BA"/>
+        </w:rPr>
+        <w:t>Zaobljeni pravokutnik – proces</w:t>
+      </w:r>
+    </w:p>
+    <w:p>
+      <w:pPr>
+        <w:pStyle w:val="ListParagraph"/>
+        <w:rPr>
+          <w:lang w:val="hr-BA"/>
+        </w:rPr>
+      </w:pPr>
+      <w:r>
+        <w:rPr>
+          <w:lang w:val="hr-BA"/>
+        </w:rPr>
+        <w:t>Dvije paralelne linije – pohrana podataka</w:t>
+      </w:r>
+    </w:p>
+    <w:p>
+      <w:pPr>
+        <w:rPr>
+          <w:lang w:val="hr-BA"/>
+        </w:rPr>
+      </w:pPr>
+    </w:p>
+    <w:p>
+      <w:pPr>
+        <w:pStyle w:val="Heading2"/>
+        <w:rPr>
+          <w:lang w:val="hr-BA"/>
+        </w:rPr>
+      </w:pPr>
+      <w:bookmarkStart w:id="21" w:name="_Toc229324780"/>
+      <w:r>
+        <w:rPr>
+          <w:lang w:val="hr-BA"/>
+        </w:rPr>
+        <w:t>7.1. Dijagram toka podataka 0. razine – dijagram konteksta</w:t>
+      </w:r>
+      <w:bookmarkEnd w:id="21"/>
+    </w:p>
+    <w:p>
+      <w:pPr>
+        <w:keepNext/>
+        <w:rPr>
+          <w:lang w:val="hr-BA"/>
+        </w:rPr>
+      </w:pPr>
+      <w:r>
+        <w:rPr>
+          <w:noProof/>
+          <w:lang w:val="hr-BA"/>
+        </w:rPr>
+        <w:drawing>
+          <wp:inline distT="0" distB="0" distL="0" distR="0" wp14:anchorId="2910C567" wp14:editId="2F8748D8">
+            <wp:extent cx="5499100" cy="2343150"/>
+            <wp:effectExtent l="0" t="0" r="6350" b="0"/>
+            <wp:docPr id="1730769457" name="Picture 2"/>
+            <wp:cNvGraphicFramePr>
+              <a:graphicFrameLocks xmlns:a="http://schemas.openxmlformats.org/drawingml/2006/main" noChangeAspect="1"/>
+            </wp:cNvGraphicFramePr>
+            <a:graphic xmlns:a="http://schemas.openxmlformats.org/drawingml/2006/main">
+              <a:graphicData uri="http://schemas.openxmlformats.org/drawingml/2006/picture">
+                <pic:pic xmlns:pic="http://schemas.openxmlformats.org/drawingml/2006/picture">
+                  <pic:nvPicPr>
+                    <pic:cNvPr id="0" name="Picture 2"/>
+                    <pic:cNvPicPr>
+                      <a:picLocks noChangeAspect="1" noChangeArrowheads="1"/>
+                    </pic:cNvPicPr>
+                  </pic:nvPicPr>
+                  <pic:blipFill>
+                    <a:blip r:embed="rId9">
+                      <a:extLst>
+                        <a:ext uri="{28A0092B-C50C-407E-A947-70E740481C1C}">
+                          <a14:useLocalDpi xmlns:a14="http://schemas.microsoft.com/office/drawing/2010/main" val="0"/>
+                        </a:ext>
+                      </a:extLst>
+                    </a:blip>
+                    <a:srcRect/>
+                    <a:stretch>
+                      <a:fillRect/>
+                    </a:stretch>
+                  </pic:blipFill>
+                  <pic:spPr bwMode="auto">
+                    <a:xfrm>
+                      <a:off x="0" y="0"/>
+                      <a:ext cx="5499100" cy="2343150"/>
+                    </a:xfrm>
+                    <a:prstGeom prst="rect">
+                      <a:avLst/>
+                    </a:prstGeom>
+                    <a:noFill/>
+                    <a:ln>
+                      <a:noFill/>
+                    </a:ln>
+                  </pic:spPr>
+                </pic:pic>
+              </a:graphicData>
+            </a:graphic>
+          </wp:inline>
+        </w:drawing>
+      </w:r>
+    </w:p>
+    <w:p>
+      <w:pPr>
+        <w:pStyle w:val="Caption"/>
+        <w:rPr>
+          <w:lang w:val="hr-BA"/>
+        </w:rPr>
+      </w:pPr>
+      <w:r>
+        <w:rPr>
+          <w:lang w:val="hr-BA"/>
+        </w:rPr>
+        <w:t xml:space="preserve">Slika </w:t>
+      </w:r>
+      <w:r>
+        <w:rPr>
+          <w:lang w:val="hr-BA"/>
+        </w:rPr>
+        <w:fldChar w:fldCharType="begin"/>
+      </w:r>
+      <w:r>
+        <w:rPr>
+          <w:lang w:val="hr-BA"/>
+        </w:rPr>
+        <w:instrText xml:space="preserve"> SEQ Slika \* ARABIC </w:instrText>
+      </w:r>
+      <w:r>
+        <w:rPr>
+          <w:lang w:val="hr-BA"/>
+        </w:rPr>
+        <w:fldChar w:fldCharType="separate"/>
+      </w:r>
+      <w:r>
+        <w:rPr>
+          <w:noProof/>
+          <w:lang w:val="hr-BA"/>
+        </w:rPr>
+        <w:t>2</w:t>
+      </w:r>
+      <w:r>
+        <w:rPr>
+          <w:lang w:val="hr-BA"/>
+        </w:rPr>
+        <w:fldChar w:fldCharType="end"/>
+      </w:r>
+      <w:r>
+        <w:rPr>
+          <w:lang w:val="hr-BA"/>
+        </w:rPr>
+        <w:t xml:space="preserve"> - Dijagram konteksta (razina 0): </w:t>
+      </w:r>
+      <w:proofErr w:type="spellStart"/>
+      <w:r>
+        <w:rPr>
+          <w:lang w:val="hr-BA"/>
+        </w:rPr>
+        <w:t>KUDTrack</w:t>
+      </w:r>
+      <w:proofErr w:type="spellEnd"/>
+      <w:r>
+        <w:rPr>
+          <w:lang w:val="hr-BA"/>
+        </w:rPr>
+        <w:t xml:space="preserve"> i vanjski entiteti</w:t>
+      </w:r>
+    </w:p>
+    <w:p>
+      <w:pPr>
+        <w:rPr>
+          <w:b/>
+          <w:bCs/>
+          <w:color w:val="1A3A5C"/>
+          <w:sz w:val="24"/>
+          <w:szCs w:val="26"/>
+          <w:lang w:val="hr-BA"/>
+        </w:rPr>
+      </w:pPr>
+      <w:r>
+        <w:rPr>
+          <w:lang w:val="hr-BA"/>
+        </w:rPr>
+        <w:br w:type="page"/>
+      </w:r>
+    </w:p>
+    <w:p>
+      <w:pPr>
+        <w:pStyle w:val="Heading2"/>
+        <w:rPr>
+          <w:lang w:val="hr-BA"/>
+        </w:rPr>
+      </w:pPr>
+      <w:bookmarkStart w:id="22" w:name="_Toc229324781"/>
+      <w:r>
+        <w:rPr>
+          <w:lang w:val="hr-BA"/>
+        </w:rPr>
+        <w:lastRenderedPageBreak/>
+        <w:t>7.2. Dijagram toka podataka 1. razine – glavni procesi</w:t>
+      </w:r>
+      <w:bookmarkEnd w:id="22"/>
+    </w:p>
+    <w:p>
+      <w:pPr>
+        <w:keepNext/>
+        <w:rPr>
+          <w:lang w:val="hr-BA"/>
+        </w:rPr>
+      </w:pPr>
+      <w:r>
+        <w:rPr>
+          <w:noProof/>
+          <w:lang w:val="hr-BA"/>
+        </w:rPr>
+        <w:drawing>
+          <wp:inline distT="0" distB="0" distL="0" distR="0" wp14:anchorId="569148EE" wp14:editId="0410D5CA">
+            <wp:extent cx="5499100" cy="2622550"/>
+            <wp:effectExtent l="0" t="0" r="6350" b="6350"/>
+            <wp:docPr id="642321509" name="Picture 3"/>
+            <wp:cNvGraphicFramePr>
+              <a:graphicFrameLocks xmlns:a="http://schemas.openxmlformats.org/drawingml/2006/main" noChangeAspect="1"/>
+            </wp:cNvGraphicFramePr>
+            <a:graphic xmlns:a="http://schemas.openxmlformats.org/drawingml/2006/main">
+              <a:graphicData uri="http://schemas.openxmlformats.org/drawingml/2006/picture">
+                <pic:pic xmlns:pic="http://schemas.openxmlformats.org/drawingml/2006/picture">
+                  <pic:nvPicPr>
+                    <pic:cNvPr id="0" name="Picture 3"/>
+                    <pic:cNvPicPr>
+                      <a:picLocks noChangeAspect="1" noChangeArrowheads="1"/>
+                    </pic:cNvPicPr>
+                  </pic:nvPicPr>
+                  <pic:blipFill>
+                    <a:blip r:embed="rId10">
+                      <a:extLst>
+                        <a:ext uri="{28A0092B-C50C-407E-A947-70E740481C1C}">
+                          <a14:useLocalDpi xmlns:a14="http://schemas.microsoft.com/office/drawing/2010/main" val="0"/>
+                        </a:ext>
+                      </a:extLst>
+                    </a:blip>
+                    <a:srcRect/>
+                    <a:stretch>
+                      <a:fillRect/>
+                    </a:stretch>
+                  </pic:blipFill>
+                  <pic:spPr bwMode="auto">
+                    <a:xfrm>
+                      <a:off x="0" y="0"/>
+                      <a:ext cx="5499100" cy="2622550"/>
+                    </a:xfrm>
+                    <a:prstGeom prst="rect">
+                      <a:avLst/>
+                    </a:prstGeom>
+                    <a:noFill/>
+                    <a:ln>
+                      <a:noFill/>
+                    </a:ln>
+                  </pic:spPr>
+                </pic:pic>
+              </a:graphicData>
+            </a:graphic>
+          </wp:inline>
+        </w:drawing>
+      </w:r>
+    </w:p>
+    <w:p>
+      <w:pPr>
+        <w:pStyle w:val="Caption"/>
+        <w:rPr>
+          <w:noProof/>
+          <w:lang w:val="hr-BA"/>
+        </w:rPr>
+      </w:pPr>
+      <w:r>
+        <w:rPr>
+          <w:lang w:val="hr-BA"/>
+        </w:rPr>
+        <w:t xml:space="preserve">Slika </w:t>
+      </w:r>
+      <w:r>
+        <w:rPr>
+          <w:lang w:val="hr-BA"/>
+        </w:rPr>
+        <w:fldChar w:fldCharType="begin"/>
+      </w:r>
+      <w:r>
+        <w:rPr>
+          <w:lang w:val="hr-BA"/>
+        </w:rPr>
+        <w:instrText xml:space="preserve"> SEQ Slika \* ARABIC </w:instrText>
+      </w:r>
+      <w:r>
+        <w:rPr>
+          <w:lang w:val="hr-BA"/>
+        </w:rPr>
+        <w:fldChar w:fldCharType="separate"/>
+      </w:r>
+      <w:r>
+        <w:rPr>
+          <w:noProof/>
+          <w:lang w:val="hr-BA"/>
+        </w:rPr>
+        <w:t>3</w:t>
+      </w:r>
+      <w:r>
+        <w:rPr>
+          <w:lang w:val="hr-BA"/>
+        </w:rPr>
+        <w:fldChar w:fldCharType="end"/>
+      </w:r>
+      <w:r>
+        <w:rPr>
+          <w:lang w:val="hr-BA"/>
+        </w:rPr>
+        <w:t xml:space="preserve"> - Dijagram toka podataka</w:t>
+      </w:r>
+      <w:r>
+        <w:rPr>
+          <w:noProof/>
+          <w:lang w:val="hr-BA"/>
+        </w:rPr>
+        <w:t xml:space="preserve"> razine 1: Četiri glavna procesa KUDTrack sustava</w:t>
+      </w:r>
+    </w:p>
+    <w:p>
+      <w:pPr>
+        <w:pStyle w:val="Heading2"/>
+        <w:rPr>
+          <w:lang w:val="hr-BA"/>
+        </w:rPr>
+      </w:pPr>
+      <w:bookmarkStart w:id="23" w:name="_Toc229324782"/>
+      <w:r>
+        <w:rPr>
+          <w:lang w:val="hr-BA"/>
+        </w:rPr>
+        <w:t>7.3. Dijagram toka podataka 2. razine – upravljanje zaduženjima</w:t>
+      </w:r>
+      <w:bookmarkEnd w:id="23"/>
+    </w:p>
+    <w:p>
+      <w:pPr>
+        <w:keepNext/>
+        <w:rPr>
+          <w:lang w:val="hr-BA"/>
+        </w:rPr>
+      </w:pPr>
+      <w:r>
+        <w:rPr>
+          <w:noProof/>
+          <w:lang w:val="hr-BA"/>
+        </w:rPr>
+        <w:drawing>
+          <wp:inline distT="0" distB="0" distL="0" distR="0" wp14:anchorId="4EAE90AB" wp14:editId="3745F338">
+            <wp:extent cx="5499100" cy="2324100"/>
+            <wp:effectExtent l="0" t="0" r="6350" b="0"/>
+            <wp:docPr id="1754522151" name="Picture 4"/>
+            <wp:cNvGraphicFramePr>
+              <a:graphicFrameLocks xmlns:a="http://schemas.openxmlformats.org/drawingml/2006/main" noChangeAspect="1"/>
+            </wp:cNvGraphicFramePr>
+            <a:graphic xmlns:a="http://schemas.openxmlformats.org/drawingml/2006/main">
+              <a:graphicData uri="http://schemas.openxmlformats.org/drawingml/2006/picture">
+                <pic:pic xmlns:pic="http://schemas.openxmlformats.org/drawingml/2006/picture">
+                  <pic:nvPicPr>
+                    <pic:cNvPr id="0" name="Picture 4"/>
+                    <pic:cNvPicPr>
+                      <a:picLocks noChangeAspect="1" noChangeArrowheads="1"/>
+                    </pic:cNvPicPr>
+                  </pic:nvPicPr>
+                  <pic:blipFill>
+                    <a:blip r:embed="rId11">
+                      <a:extLst>
+                        <a:ext uri="{28A0092B-C50C-407E-A947-70E740481C1C}">
+                          <a14:useLocalDpi xmlns:a14="http://schemas.microsoft.com/office/drawing/2010/main" val="0"/>
+                        </a:ext>
+                      </a:extLst>
+                    </a:blip>
+                    <a:srcRect/>
+                    <a:stretch>
+                      <a:fillRect/>
+                    </a:stretch>
+                  </pic:blipFill>
+                  <pic:spPr bwMode="auto">
+                    <a:xfrm>
+                      <a:off x="0" y="0"/>
+                      <a:ext cx="5499100" cy="2324100"/>
+                    </a:xfrm>
+                    <a:prstGeom prst="rect">
+                      <a:avLst/>
+                    </a:prstGeom>
+                    <a:noFill/>
+                    <a:ln>
+                      <a:noFill/>
+                    </a:ln>
+                  </pic:spPr>
+                </pic:pic>
+              </a:graphicData>
+            </a:graphic>
+          </wp:inline>
+        </w:drawing>
+      </w:r>
+    </w:p>
+    <w:p>
+      <w:pPr>
+        <w:pStyle w:val="Caption"/>
+        <w:rPr>
+          <w:lang w:val="hr-BA"/>
+        </w:rPr>
+      </w:pPr>
+      <w:r>
+        <w:rPr>
+          <w:lang w:val="hr-BA"/>
+        </w:rPr>
+        <w:t xml:space="preserve">Slika </w:t>
+      </w:r>
+      <w:r>
+        <w:rPr>
+          <w:lang w:val="hr-BA"/>
+        </w:rPr>
+        <w:fldChar w:fldCharType="begin"/>
+      </w:r>
+      <w:r>
+        <w:rPr>
+          <w:lang w:val="hr-BA"/>
+        </w:rPr>
+        <w:instrText xml:space="preserve"> SEQ Slika \* ARABIC </w:instrText>
+      </w:r>
+      <w:r>
+        <w:rPr>
+          <w:lang w:val="hr-BA"/>
+        </w:rPr>
+        <w:fldChar w:fldCharType="separate"/>
+      </w:r>
+      <w:r>
+        <w:rPr>
+          <w:noProof/>
+          <w:lang w:val="hr-BA"/>
+        </w:rPr>
+        <w:t>4</w:t>
+      </w:r>
+      <w:r>
+        <w:rPr>
+          <w:lang w:val="hr-BA"/>
+        </w:rPr>
+        <w:fldChar w:fldCharType="end"/>
+      </w:r>
+      <w:r>
+        <w:rPr>
+          <w:lang w:val="hr-BA"/>
+        </w:rPr>
+        <w:t xml:space="preserve"> - Dijagram toka podataka razine 2: Dekompozicija procesa P2 - Upravljanje zaduženjima</w:t>
+      </w:r>
+    </w:p>
+    <w:p>
+      <w:pPr>
+        <w:pStyle w:val="Heading1"/>
+        <w:rPr>
+          <w:lang w:val="hr-BA"/>
+        </w:rPr>
+      </w:pPr>
+      <w:bookmarkStart w:id="24" w:name="_Toc229324783"/>
+      <w:r>
+        <w:rPr>
+          <w:lang w:val="hr-BA"/>
+        </w:rPr>
+        <w:t xml:space="preserve">8. </w:t>
+      </w:r>
+      <w:r>
+        <w:rPr>
+          <w:lang w:val="hr-BA"/>
+        </w:rPr>
+        <w:t>Model događaja</w:t>
+      </w:r>
+      <w:bookmarkEnd w:id="24"/>
+    </w:p>
+    <w:tbl>
+      <w:tblPr>
+        <w:tblpPr w:leftFromText="180" w:rightFromText="180" w:vertAnchor="text" w:tblpXSpec="center" w:tblpY="1"/>
+        <w:tblOverlap w:val="never"/>
+        <w:tblW w:w="8926" w:type="dxa"/>
+        <w:jc w:val="center"/>
+        <w:tblBorders>
+          <w:top w:val="single" w:sz="4" w:space="0" w:color="AAAAAA"/>
+          <w:left w:val="single" w:sz="4" w:space="0" w:color="AAAAAA"/>
+          <w:bottom w:val="single" w:sz="4" w:space="0" w:color="AAAAAA"/>
+          <w:right w:val="single" w:sz="4" w:space="0" w:color="AAAAAA"/>
+          <w:insideH w:val="single" w:sz="4" w:space="0" w:color="CCCCCC"/>
+          <w:insideV w:val="single" w:sz="4" w:space="0" w:color="CCCCCC"/>
+        </w:tblBorders>
+        <w:tblLook w:val="04A0" w:firstRow="1" w:lastRow="0" w:firstColumn="1" w:lastColumn="0" w:noHBand="0" w:noVBand="1"/>
+      </w:tblPr>
+      <w:tblGrid>
+        <w:gridCol w:w="1106"/>
+        <w:gridCol w:w="837"/>
+        <w:gridCol w:w="1076"/>
+        <w:gridCol w:w="866"/>
+        <w:gridCol w:w="996"/>
+        <w:gridCol w:w="1037"/>
+        <w:gridCol w:w="976"/>
+        <w:gridCol w:w="1086"/>
+        <w:gridCol w:w="946"/>
+      </w:tblGrid>
+      <w:tr>
+        <w:trPr>
+          <w:jc w:val="center"/>
+        </w:trPr>
+        <w:tc>
+          <w:tcPr>
+            <w:tcW w:w="1106" w:type="dxa"/>
+            <w:tcBorders>
+              <w:top w:val="single" w:sz="4" w:space="0" w:color="AAAAAA"/>
+              <w:left w:val="single" w:sz="4" w:space="0" w:color="AAAAAA"/>
+              <w:bottom w:val="single" w:sz="4" w:space="0" w:color="CCCCCC"/>
+              <w:right w:val="single" w:sz="4" w:space="0" w:color="CCCCCC"/>
+            </w:tcBorders>
+            <w:shd w:val="clear" w:color="auto" w:fill="2E4057"/>
+            <w:tcMar>
+              <w:top w:w="60" w:type="dxa"/>
+              <w:left w:w="108" w:type="dxa"/>
+              <w:bottom w:w="60" w:type="dxa"/>
+              <w:right w:w="108" w:type="dxa"/>
+            </w:tcMar>
+            <w:hideMark/>
+          </w:tcPr>
+          <w:p>
+            <w:pPr>
+              <w:rPr>
+                <w:rFonts w:cs="Times New Roman"/>
+                <w:color w:val="FFFFFF" w:themeColor="background1"/>
+                <w:sz w:val="18"/>
+                <w:szCs w:val="18"/>
+                <w:lang w:val="hr-BA"/>
+              </w:rPr>
+            </w:pPr>
+            <w:r>
+              <w:rPr>
+                <w:rFonts w:cs="Times New Roman"/>
+                <w:b/>
+                <w:color w:val="FFFFFF" w:themeColor="background1"/>
+                <w:sz w:val="18"/>
+                <w:szCs w:val="18"/>
+                <w:lang w:val="hr-BA"/>
+              </w:rPr>
+              <w:t>Entitet /</w:t>
+            </w:r>
+          </w:p>
+          <w:p>
+            <w:pPr>
+              <w:rPr>
+                <w:rFonts w:cs="Times New Roman"/>
+                <w:color w:val="FFFFFF" w:themeColor="background1"/>
+                <w:sz w:val="18"/>
+                <w:szCs w:val="18"/>
+                <w:lang w:val="hr-BA"/>
+              </w:rPr>
+            </w:pPr>
+            <w:r>
+              <w:rPr>
+                <w:rFonts w:cs="Times New Roman"/>
+                <w:b/>
+                <w:color w:val="FFFFFF" w:themeColor="background1"/>
+                <w:sz w:val="18"/>
+                <w:szCs w:val="18"/>
+                <w:lang w:val="hr-BA"/>
+              </w:rPr>
+              <w:t>Događaj</w:t>
+            </w:r>
+          </w:p>
+        </w:tc>
+        <w:tc>
+          <w:tcPr>
+            <w:tcW w:w="837" w:type="dxa"/>
+            <w:tcBorders>
+              <w:top w:val="single" w:sz="4" w:space="0" w:color="AAAAAA"/>
+              <w:left w:val="single" w:sz="4" w:space="0" w:color="CCCCCC"/>
+              <w:bottom w:val="single" w:sz="4" w:space="0" w:color="CCCCCC"/>
+              <w:right w:val="single" w:sz="4" w:space="0" w:color="CCCCCC"/>
+            </w:tcBorders>
+            <w:shd w:val="clear" w:color="auto" w:fill="2E4057"/>
+            <w:tcMar>
+              <w:top w:w="60" w:type="dxa"/>
+              <w:left w:w="108" w:type="dxa"/>
+              <w:bottom w:w="60" w:type="dxa"/>
+              <w:right w:w="108" w:type="dxa"/>
+            </w:tcMar>
+            <w:hideMark/>
+          </w:tcPr>
+          <w:p>
+            <w:pPr>
+              <w:rPr>
+                <w:rFonts w:cs="Times New Roman"/>
+                <w:color w:val="FFFFFF" w:themeColor="background1"/>
+                <w:sz w:val="18"/>
+                <w:szCs w:val="18"/>
+                <w:lang w:val="hr-BA"/>
+              </w:rPr>
+            </w:pPr>
+            <w:r>
+              <w:rPr>
+                <w:rFonts w:cs="Times New Roman"/>
+                <w:b/>
+                <w:color w:val="FFFFFF" w:themeColor="background1"/>
+                <w:sz w:val="18"/>
+                <w:szCs w:val="18"/>
+                <w:lang w:val="hr-BA"/>
+              </w:rPr>
+              <w:t>Unos komada</w:t>
+            </w:r>
+          </w:p>
+        </w:tc>
+        <w:tc>
+          <w:tcPr>
+            <w:tcW w:w="1076" w:type="dxa"/>
+            <w:tcBorders>
+              <w:top w:val="single" w:sz="4" w:space="0" w:color="AAAAAA"/>
+              <w:left w:val="single" w:sz="4" w:space="0" w:color="CCCCCC"/>
+              <w:bottom w:val="single" w:sz="4" w:space="0" w:color="CCCCCC"/>
+              <w:right w:val="single" w:sz="4" w:space="0" w:color="CCCCCC"/>
+            </w:tcBorders>
+            <w:shd w:val="clear" w:color="auto" w:fill="2E4057"/>
+            <w:tcMar>
+              <w:top w:w="60" w:type="dxa"/>
+              <w:left w:w="108" w:type="dxa"/>
+              <w:bottom w:w="60" w:type="dxa"/>
+              <w:right w:w="108" w:type="dxa"/>
+            </w:tcMar>
+            <w:hideMark/>
+          </w:tcPr>
+          <w:p>
+            <w:pPr>
+              <w:rPr>
+                <w:rFonts w:cs="Times New Roman"/>
+                <w:color w:val="FFFFFF" w:themeColor="background1"/>
+                <w:sz w:val="18"/>
+                <w:szCs w:val="18"/>
+                <w:lang w:val="hr-BA"/>
+              </w:rPr>
+            </w:pPr>
+            <w:r>
+              <w:rPr>
+                <w:rFonts w:cs="Times New Roman"/>
+                <w:b/>
+                <w:color w:val="FFFFFF" w:themeColor="background1"/>
+                <w:sz w:val="18"/>
+                <w:szCs w:val="18"/>
+                <w:lang w:val="hr-BA"/>
+              </w:rPr>
+              <w:t>Uređivanje</w:t>
+            </w:r>
+          </w:p>
+          <w:p>
+            <w:pPr>
+              <w:rPr>
+                <w:rFonts w:cs="Times New Roman"/>
+                <w:color w:val="FFFFFF" w:themeColor="background1"/>
+                <w:sz w:val="18"/>
+                <w:szCs w:val="18"/>
+                <w:lang w:val="hr-BA"/>
+              </w:rPr>
+            </w:pPr>
+            <w:r>
+              <w:rPr>
+                <w:rFonts w:cs="Times New Roman"/>
+                <w:b/>
+                <w:color w:val="FFFFFF" w:themeColor="background1"/>
+                <w:sz w:val="18"/>
+                <w:szCs w:val="18"/>
+                <w:lang w:val="hr-BA"/>
+              </w:rPr>
+              <w:t>komada</w:t>
+            </w:r>
+          </w:p>
+        </w:tc>
+        <w:tc>
+          <w:tcPr>
+            <w:tcW w:w="866" w:type="dxa"/>
+            <w:tcBorders>
+              <w:top w:val="single" w:sz="4" w:space="0" w:color="AAAAAA"/>
+              <w:left w:val="single" w:sz="4" w:space="0" w:color="CCCCCC"/>
+              <w:bottom w:val="single" w:sz="4" w:space="0" w:color="CCCCCC"/>
+              <w:right w:val="single" w:sz="4" w:space="0" w:color="CCCCCC"/>
+            </w:tcBorders>
+            <w:shd w:val="clear" w:color="auto" w:fill="2E4057"/>
+            <w:tcMar>
+              <w:top w:w="60" w:type="dxa"/>
+              <w:left w:w="108" w:type="dxa"/>
+              <w:bottom w:w="60" w:type="dxa"/>
+              <w:right w:w="108" w:type="dxa"/>
+            </w:tcMar>
+            <w:hideMark/>
+          </w:tcPr>
+          <w:p>
+            <w:pPr>
+              <w:rPr>
+                <w:rFonts w:cs="Times New Roman"/>
+                <w:color w:val="FFFFFF" w:themeColor="background1"/>
+                <w:sz w:val="18"/>
+                <w:szCs w:val="18"/>
+                <w:lang w:val="hr-BA"/>
+              </w:rPr>
+            </w:pPr>
+            <w:r>
+              <w:rPr>
+                <w:rFonts w:cs="Times New Roman"/>
+                <w:b/>
+                <w:color w:val="FFFFFF" w:themeColor="background1"/>
+                <w:sz w:val="18"/>
+                <w:szCs w:val="18"/>
+                <w:lang w:val="hr-BA"/>
+              </w:rPr>
+              <w:t>Brisanje</w:t>
+            </w:r>
+          </w:p>
+          <w:p>
+            <w:pPr>
+              <w:rPr>
+                <w:rFonts w:cs="Times New Roman"/>
+                <w:color w:val="FFFFFF" w:themeColor="background1"/>
+                <w:sz w:val="18"/>
+                <w:szCs w:val="18"/>
+                <w:lang w:val="hr-BA"/>
+              </w:rPr>
+            </w:pPr>
+            <w:r>
+              <w:rPr>
+                <w:rFonts w:cs="Times New Roman"/>
+                <w:b/>
+                <w:color w:val="FFFFFF" w:themeColor="background1"/>
+                <w:sz w:val="18"/>
+                <w:szCs w:val="18"/>
+                <w:lang w:val="hr-BA"/>
+              </w:rPr>
+              <w:t>komada</w:t>
+            </w:r>
+          </w:p>
+        </w:tc>
+        <w:tc>
+          <w:tcPr>
+            <w:tcW w:w="996" w:type="dxa"/>
+            <w:tcBorders>
+              <w:top w:val="single" w:sz="4" w:space="0" w:color="AAAAAA"/>
+              <w:left w:val="single" w:sz="4" w:space="0" w:color="CCCCCC"/>
+              <w:bottom w:val="single" w:sz="4" w:space="0" w:color="CCCCCC"/>
+              <w:right w:val="single" w:sz="4" w:space="0" w:color="CCCCCC"/>
+            </w:tcBorders>
+            <w:shd w:val="clear" w:color="auto" w:fill="2E4057"/>
+            <w:tcMar>
+              <w:top w:w="60" w:type="dxa"/>
+              <w:left w:w="108" w:type="dxa"/>
+              <w:bottom w:w="60" w:type="dxa"/>
+              <w:right w:w="108" w:type="dxa"/>
+            </w:tcMar>
+            <w:hideMark/>
+          </w:tcPr>
+          <w:p>
+            <w:pPr>
+              <w:rPr>
+                <w:rFonts w:cs="Times New Roman"/>
+                <w:color w:val="FFFFFF" w:themeColor="background1"/>
+                <w:sz w:val="18"/>
+                <w:szCs w:val="18"/>
+                <w:lang w:val="hr-BA"/>
+              </w:rPr>
+            </w:pPr>
+            <w:r>
+              <w:rPr>
+                <w:rFonts w:cs="Times New Roman"/>
+                <w:b/>
+                <w:color w:val="FFFFFF" w:themeColor="background1"/>
+                <w:sz w:val="18"/>
+                <w:szCs w:val="18"/>
+                <w:lang w:val="hr-BA"/>
+              </w:rPr>
+              <w:t>Dodjela</w:t>
+            </w:r>
+          </w:p>
+          <w:p>
+            <w:pPr>
+              <w:rPr>
+                <w:rFonts w:cs="Times New Roman"/>
+                <w:color w:val="FFFFFF" w:themeColor="background1"/>
+                <w:sz w:val="18"/>
+                <w:szCs w:val="18"/>
+                <w:lang w:val="hr-BA"/>
+              </w:rPr>
+            </w:pPr>
+            <w:r>
+              <w:rPr>
+                <w:rFonts w:cs="Times New Roman"/>
+                <w:b/>
+                <w:color w:val="FFFFFF" w:themeColor="background1"/>
+                <w:sz w:val="18"/>
+                <w:szCs w:val="18"/>
+                <w:lang w:val="hr-BA"/>
+              </w:rPr>
+              <w:t>zaduženja</w:t>
+            </w:r>
+          </w:p>
+        </w:tc>
+        <w:tc>
+          <w:tcPr>
+            <w:tcW w:w="1037" w:type="dxa"/>
+            <w:tcBorders>
+              <w:top w:val="single" w:sz="4" w:space="0" w:color="AAAAAA"/>
+              <w:left w:val="single" w:sz="4" w:space="0" w:color="CCCCCC"/>
+              <w:bottom w:val="single" w:sz="4" w:space="0" w:color="CCCCCC"/>
+              <w:right w:val="single" w:sz="4" w:space="0" w:color="CCCCCC"/>
+            </w:tcBorders>
+            <w:shd w:val="clear" w:color="auto" w:fill="2E4057"/>
+            <w:tcMar>
+              <w:top w:w="60" w:type="dxa"/>
+              <w:left w:w="108" w:type="dxa"/>
+              <w:bottom w:w="60" w:type="dxa"/>
+              <w:right w:w="108" w:type="dxa"/>
+            </w:tcMar>
+            <w:hideMark/>
+          </w:tcPr>
+          <w:p>
+            <w:pPr>
+              <w:rPr>
+                <w:rFonts w:cs="Times New Roman"/>
+                <w:color w:val="FFFFFF" w:themeColor="background1"/>
+                <w:sz w:val="18"/>
+                <w:szCs w:val="18"/>
+                <w:lang w:val="hr-BA"/>
+              </w:rPr>
+            </w:pPr>
+            <w:r>
+              <w:rPr>
+                <w:rFonts w:cs="Times New Roman"/>
+                <w:b/>
+                <w:color w:val="FFFFFF" w:themeColor="background1"/>
+                <w:sz w:val="18"/>
+                <w:szCs w:val="18"/>
+                <w:lang w:val="hr-BA"/>
+              </w:rPr>
+              <w:t>Evidencija</w:t>
+            </w:r>
+          </w:p>
+          <w:p>
+            <w:pPr>
+              <w:rPr>
+                <w:rFonts w:cs="Times New Roman"/>
+                <w:color w:val="FFFFFF" w:themeColor="background1"/>
+                <w:sz w:val="18"/>
+                <w:szCs w:val="18"/>
+                <w:lang w:val="hr-BA"/>
+              </w:rPr>
+            </w:pPr>
+            <w:r>
+              <w:rPr>
+                <w:rFonts w:cs="Times New Roman"/>
+                <w:b/>
+                <w:color w:val="FFFFFF" w:themeColor="background1"/>
+                <w:sz w:val="18"/>
+                <w:szCs w:val="18"/>
+                <w:lang w:val="hr-BA"/>
+              </w:rPr>
+              <w:t>povrata</w:t>
+            </w:r>
+          </w:p>
+        </w:tc>
+        <w:tc>
+          <w:tcPr>
+            <w:tcW w:w="976" w:type="dxa"/>
+            <w:tcBorders>
+              <w:top w:val="single" w:sz="4" w:space="0" w:color="AAAAAA"/>
+              <w:left w:val="single" w:sz="4" w:space="0" w:color="CCCCCC"/>
+              <w:bottom w:val="single" w:sz="4" w:space="0" w:color="CCCCCC"/>
+              <w:right w:val="single" w:sz="4" w:space="0" w:color="CCCCCC"/>
+            </w:tcBorders>
+            <w:shd w:val="clear" w:color="auto" w:fill="2E4057"/>
+            <w:tcMar>
+              <w:top w:w="60" w:type="dxa"/>
+              <w:left w:w="108" w:type="dxa"/>
+              <w:bottom w:w="60" w:type="dxa"/>
+              <w:right w:w="108" w:type="dxa"/>
+            </w:tcMar>
+            <w:hideMark/>
+          </w:tcPr>
+          <w:p>
+            <w:pPr>
+              <w:rPr>
+                <w:rFonts w:cs="Times New Roman"/>
+                <w:color w:val="FFFFFF" w:themeColor="background1"/>
+                <w:sz w:val="18"/>
+                <w:szCs w:val="18"/>
+                <w:lang w:val="hr-BA"/>
+              </w:rPr>
+            </w:pPr>
+            <w:r>
+              <w:rPr>
+                <w:rFonts w:cs="Times New Roman"/>
+                <w:b/>
+                <w:color w:val="FFFFFF" w:themeColor="background1"/>
+                <w:sz w:val="18"/>
+                <w:szCs w:val="18"/>
+                <w:lang w:val="hr-BA"/>
+              </w:rPr>
+              <w:t>Promjena</w:t>
+            </w:r>
+          </w:p>
+          <w:p>
+            <w:pPr>
+              <w:rPr>
+                <w:rFonts w:cs="Times New Roman"/>
+                <w:color w:val="FFFFFF" w:themeColor="background1"/>
+                <w:sz w:val="18"/>
+                <w:szCs w:val="18"/>
+                <w:lang w:val="hr-BA"/>
+              </w:rPr>
+            </w:pPr>
+            <w:r>
+              <w:rPr>
+                <w:rFonts w:cs="Times New Roman"/>
+                <w:b/>
+                <w:color w:val="FFFFFF" w:themeColor="background1"/>
+                <w:sz w:val="18"/>
+                <w:szCs w:val="18"/>
+                <w:lang w:val="hr-BA"/>
+              </w:rPr>
+              <w:t>statusa</w:t>
+            </w:r>
+          </w:p>
+        </w:tc>
+        <w:tc>
+          <w:tcPr>
+            <w:tcW w:w="1086" w:type="dxa"/>
+            <w:tcBorders>
+              <w:top w:val="single" w:sz="4" w:space="0" w:color="AAAAAA"/>
+              <w:left w:val="single" w:sz="4" w:space="0" w:color="CCCCCC"/>
+              <w:bottom w:val="single" w:sz="4" w:space="0" w:color="CCCCCC"/>
+              <w:right w:val="single" w:sz="4" w:space="0" w:color="CCCCCC"/>
+            </w:tcBorders>
+            <w:shd w:val="clear" w:color="auto" w:fill="2E4057"/>
+            <w:tcMar>
+              <w:top w:w="60" w:type="dxa"/>
+              <w:left w:w="108" w:type="dxa"/>
+              <w:bottom w:w="60" w:type="dxa"/>
+              <w:right w:w="108" w:type="dxa"/>
+            </w:tcMar>
+            <w:hideMark/>
+          </w:tcPr>
+          <w:p>
+            <w:pPr>
+              <w:rPr>
+                <w:rFonts w:cs="Times New Roman"/>
+                <w:color w:val="FFFFFF" w:themeColor="background1"/>
+                <w:sz w:val="18"/>
+                <w:szCs w:val="18"/>
+                <w:lang w:val="hr-BA"/>
+              </w:rPr>
+            </w:pPr>
+            <w:r>
+              <w:rPr>
+                <w:rFonts w:cs="Times New Roman"/>
+                <w:b/>
+                <w:color w:val="FFFFFF" w:themeColor="background1"/>
+                <w:sz w:val="18"/>
+                <w:szCs w:val="18"/>
+                <w:lang w:val="hr-BA"/>
+              </w:rPr>
+              <w:t>Slanje</w:t>
+            </w:r>
+          </w:p>
+          <w:p>
+            <w:pPr>
+              <w:rPr>
+                <w:rFonts w:cs="Times New Roman"/>
+                <w:color w:val="FFFFFF" w:themeColor="background1"/>
+                <w:sz w:val="18"/>
+                <w:szCs w:val="18"/>
+                <w:lang w:val="hr-BA"/>
+              </w:rPr>
+            </w:pPr>
+            <w:r>
+              <w:rPr>
+                <w:rFonts w:cs="Times New Roman"/>
+                <w:b/>
+                <w:color w:val="FFFFFF" w:themeColor="background1"/>
+                <w:sz w:val="18"/>
+                <w:szCs w:val="18"/>
+                <w:lang w:val="hr-BA"/>
+              </w:rPr>
+              <w:t>upozorenja</w:t>
+            </w:r>
+          </w:p>
+        </w:tc>
+        <w:tc>
+          <w:tcPr>
+            <w:tcW w:w="946" w:type="dxa"/>
+            <w:tcBorders>
+              <w:top w:val="single" w:sz="4" w:space="0" w:color="AAAAAA"/>
+              <w:left w:val="single" w:sz="4" w:space="0" w:color="CCCCCC"/>
+              <w:bottom w:val="single" w:sz="4" w:space="0" w:color="CCCCCC"/>
+              <w:right w:val="single" w:sz="4" w:space="0" w:color="AAAAAA"/>
+            </w:tcBorders>
+            <w:shd w:val="clear" w:color="auto" w:fill="2E4057"/>
+            <w:tcMar>
+              <w:top w:w="60" w:type="dxa"/>
+              <w:left w:w="108" w:type="dxa"/>
+              <w:bottom w:w="60" w:type="dxa"/>
+              <w:right w:w="108" w:type="dxa"/>
+            </w:tcMar>
+            <w:hideMark/>
+          </w:tcPr>
+          <w:p>
+            <w:pPr>
+              <w:rPr>
+                <w:rFonts w:cs="Times New Roman"/>
+                <w:color w:val="FFFFFF" w:themeColor="background1"/>
+                <w:sz w:val="18"/>
+                <w:szCs w:val="18"/>
+                <w:lang w:val="hr-BA"/>
+              </w:rPr>
+            </w:pPr>
+            <w:r>
+              <w:rPr>
+                <w:rFonts w:cs="Times New Roman"/>
+                <w:b/>
+                <w:color w:val="FFFFFF" w:themeColor="background1"/>
+                <w:sz w:val="18"/>
+                <w:szCs w:val="18"/>
+                <w:lang w:val="hr-BA"/>
+              </w:rPr>
+              <w:t>Pregled</w:t>
+            </w:r>
+          </w:p>
+          <w:p>
+            <w:pPr>
+              <w:rPr>
+                <w:rFonts w:cs="Times New Roman"/>
+                <w:color w:val="FFFFFF" w:themeColor="background1"/>
+                <w:sz w:val="18"/>
+                <w:szCs w:val="18"/>
+                <w:lang w:val="hr-BA"/>
+              </w:rPr>
+            </w:pPr>
+            <w:r>
+              <w:rPr>
+                <w:rFonts w:cs="Times New Roman"/>
+                <w:b/>
+                <w:color w:val="FFFFFF" w:themeColor="background1"/>
+                <w:sz w:val="18"/>
+                <w:szCs w:val="18"/>
+                <w:lang w:val="hr-BA"/>
+              </w:rPr>
+              <w:t>izvještaja</w:t>
+            </w:r>
+          </w:p>
+        </w:tc>
+      </w:tr>
+      <w:tr>
+        <w:trPr>
+          <w:jc w:val="center"/>
+        </w:trPr>
+        <w:tc>
+          <w:tcPr>
+            <w:tcW w:w="1106" w:type="dxa"/>
+            <w:tcBorders>
+              <w:top w:val="single" w:sz="4" w:space="0" w:color="CCCCCC"/>
+              <w:left w:val="single" w:sz="4" w:space="0" w:color="AAAAAA"/>
+              <w:bottom w:val="single" w:sz="4" w:space="0" w:color="CCCCCC"/>
+              <w:right w:val="single" w:sz="4" w:space="0" w:color="CCCCCC"/>
+            </w:tcBorders>
+            <w:shd w:val="clear" w:color="auto" w:fill="F2F2F2"/>
+            <w:tcMar>
+              <w:top w:w="60" w:type="dxa"/>
+              <w:left w:w="108" w:type="dxa"/>
+              <w:bottom w:w="60" w:type="dxa"/>
+              <w:right w:w="108" w:type="dxa"/>
+            </w:tcMar>
+            <w:hideMark/>
+          </w:tcPr>
+          <w:p>
+            <w:pPr>
+              <w:rPr>
+                <w:rFonts w:cs="Times New Roman"/>
+                <w:sz w:val="18"/>
+                <w:szCs w:val="18"/>
+                <w:lang w:val="hr-BA"/>
+              </w:rPr>
+            </w:pPr>
+            <w:r>
+              <w:rPr>
+                <w:rFonts w:cs="Times New Roman"/>
+                <w:b/>
+                <w:sz w:val="18"/>
+                <w:szCs w:val="18"/>
+                <w:lang w:val="hr-BA"/>
+              </w:rPr>
+              <w:t>Komad nošnje</w:t>
+            </w:r>
+          </w:p>
+        </w:tc>
+        <w:tc>
+          <w:tcPr>
+            <w:tcW w:w="837" w:type="dxa"/>
+            <w:tcBorders>
+              <w:top w:val="single" w:sz="4" w:space="0" w:color="CCCCCC"/>
+              <w:left w:val="single" w:sz="4" w:space="0" w:color="CCCCCC"/>
+              <w:bottom w:val="single" w:sz="4" w:space="0" w:color="CCCCCC"/>
+              <w:right w:val="single" w:sz="4" w:space="0" w:color="CCCCCC"/>
+            </w:tcBorders>
+            <w:shd w:val="clear" w:color="auto" w:fill="F2F2F2"/>
+            <w:tcMar>
+              <w:top w:w="60" w:type="dxa"/>
+              <w:left w:w="108" w:type="dxa"/>
+              <w:bottom w:w="60" w:type="dxa"/>
+              <w:right w:w="108" w:type="dxa"/>
+            </w:tcMar>
+            <w:hideMark/>
+          </w:tcPr>
+          <w:p>
+            <w:pPr>
+              <w:rPr>
+                <w:rFonts w:cs="Times New Roman"/>
+                <w:sz w:val="18"/>
+                <w:szCs w:val="18"/>
+                <w:lang w:val="hr-BA"/>
+              </w:rPr>
+            </w:pPr>
+            <w:r>
+              <w:rPr>
+                <w:rFonts w:cs="Times New Roman"/>
+                <w:sz w:val="18"/>
+                <w:szCs w:val="18"/>
+                <w:lang w:val="hr-BA"/>
+              </w:rPr>
+              <w:t>C</w:t>
+            </w:r>
+          </w:p>
+        </w:tc>
+        <w:tc>
+          <w:tcPr>
+            <w:tcW w:w="1076" w:type="dxa"/>
+            <w:tcBorders>
+              <w:top w:val="single" w:sz="4" w:space="0" w:color="CCCCCC"/>
+              <w:left w:val="single" w:sz="4" w:space="0" w:color="CCCCCC"/>
+              <w:bottom w:val="single" w:sz="4" w:space="0" w:color="CCCCCC"/>
+              <w:right w:val="single" w:sz="4" w:space="0" w:color="CCCCCC"/>
+            </w:tcBorders>
+            <w:shd w:val="clear" w:color="auto" w:fill="F2F2F2"/>
+            <w:tcMar>
+              <w:top w:w="60" w:type="dxa"/>
+              <w:left w:w="108" w:type="dxa"/>
+              <w:bottom w:w="60" w:type="dxa"/>
+              <w:right w:w="108" w:type="dxa"/>
+            </w:tcMar>
+            <w:hideMark/>
+          </w:tcPr>
+          <w:p>
+            <w:pPr>
+              <w:rPr>
+                <w:rFonts w:cs="Times New Roman"/>
+                <w:sz w:val="18"/>
+                <w:szCs w:val="18"/>
+                <w:lang w:val="hr-BA"/>
+              </w:rPr>
+            </w:pPr>
+            <w:r>
+              <w:rPr>
+                <w:rFonts w:cs="Times New Roman"/>
+                <w:sz w:val="18"/>
+                <w:szCs w:val="18"/>
+                <w:lang w:val="hr-BA"/>
+              </w:rPr>
+              <w:t>U</w:t>
+            </w:r>
+          </w:p>
+        </w:tc>
+        <w:tc>
+          <w:tcPr>
+            <w:tcW w:w="866" w:type="dxa"/>
+            <w:tcBorders>
+              <w:top w:val="single" w:sz="4" w:space="0" w:color="CCCCCC"/>
+              <w:left w:val="single" w:sz="4" w:space="0" w:color="CCCCCC"/>
+              <w:bottom w:val="single" w:sz="4" w:space="0" w:color="CCCCCC"/>
+              <w:right w:val="single" w:sz="4" w:space="0" w:color="CCCCCC"/>
+            </w:tcBorders>
+            <w:shd w:val="clear" w:color="auto" w:fill="F2F2F2"/>
+            <w:tcMar>
+              <w:top w:w="60" w:type="dxa"/>
+              <w:left w:w="108" w:type="dxa"/>
+              <w:bottom w:w="60" w:type="dxa"/>
+              <w:right w:w="108" w:type="dxa"/>
+            </w:tcMar>
+            <w:hideMark/>
+          </w:tcPr>
+          <w:p>
+            <w:pPr>
+              <w:rPr>
+                <w:rFonts w:cs="Times New Roman"/>
+                <w:sz w:val="18"/>
+                <w:szCs w:val="18"/>
+                <w:lang w:val="hr-BA"/>
+              </w:rPr>
+            </w:pPr>
+            <w:r>
+              <w:rPr>
+                <w:rFonts w:cs="Times New Roman"/>
+                <w:sz w:val="18"/>
+                <w:szCs w:val="18"/>
+                <w:lang w:val="hr-BA"/>
+              </w:rPr>
+              <w:t>D</w:t>
+            </w:r>
+          </w:p>
+        </w:tc>
+        <w:tc>
+          <w:tcPr>
+            <w:tcW w:w="996" w:type="dxa"/>
+            <w:tcBorders>
+              <w:top w:val="single" w:sz="4" w:space="0" w:color="CCCCCC"/>
+              <w:left w:val="single" w:sz="4" w:space="0" w:color="CCCCCC"/>
+              <w:bottom w:val="single" w:sz="4" w:space="0" w:color="CCCCCC"/>
+              <w:right w:val="single" w:sz="4" w:space="0" w:color="CCCCCC"/>
+            </w:tcBorders>
+            <w:shd w:val="clear" w:color="auto" w:fill="F2F2F2"/>
+            <w:tcMar>
+              <w:top w:w="60" w:type="dxa"/>
+              <w:left w:w="108" w:type="dxa"/>
+              <w:bottom w:w="60" w:type="dxa"/>
+              <w:right w:w="108" w:type="dxa"/>
+            </w:tcMar>
+            <w:hideMark/>
+          </w:tcPr>
+          <w:p>
+            <w:pPr>
+              <w:rPr>
+                <w:rFonts w:cs="Times New Roman"/>
+                <w:sz w:val="18"/>
+                <w:szCs w:val="18"/>
+                <w:lang w:val="hr-BA"/>
+              </w:rPr>
+            </w:pPr>
+            <w:r>
+              <w:rPr>
+                <w:rFonts w:cs="Times New Roman"/>
+                <w:sz w:val="18"/>
+                <w:szCs w:val="18"/>
+                <w:lang w:val="hr-BA"/>
+              </w:rPr>
+              <w:t>R</w:t>
+            </w:r>
+          </w:p>
+        </w:tc>
+        <w:tc>
+          <w:tcPr>
+            <w:tcW w:w="1037" w:type="dxa"/>
+            <w:tcBorders>
+              <w:top w:val="single" w:sz="4" w:space="0" w:color="CCCCCC"/>
+              <w:left w:val="single" w:sz="4" w:space="0" w:color="CCCCCC"/>
+              <w:bottom w:val="single" w:sz="4" w:space="0" w:color="CCCCCC"/>
+              <w:right w:val="single" w:sz="4" w:space="0" w:color="CCCCCC"/>
+            </w:tcBorders>
+            <w:shd w:val="clear" w:color="auto" w:fill="F2F2F2"/>
+            <w:tcMar>
+              <w:top w:w="60" w:type="dxa"/>
+              <w:left w:w="108" w:type="dxa"/>
+              <w:bottom w:w="60" w:type="dxa"/>
+              <w:right w:w="108" w:type="dxa"/>
+            </w:tcMar>
+            <w:hideMark/>
+          </w:tcPr>
+          <w:p>
+            <w:pPr>
+              <w:rPr>
+                <w:rFonts w:cs="Times New Roman"/>
+                <w:sz w:val="18"/>
+                <w:szCs w:val="18"/>
+                <w:lang w:val="hr-BA"/>
+              </w:rPr>
+            </w:pPr>
+            <w:r>
+              <w:rPr>
+                <w:rFonts w:cs="Times New Roman"/>
+                <w:sz w:val="18"/>
+                <w:szCs w:val="18"/>
+                <w:lang w:val="hr-BA"/>
+              </w:rPr>
+              <w:t>R</w:t>
+            </w:r>
+          </w:p>
+        </w:tc>
+        <w:tc>
+          <w:tcPr>
+            <w:tcW w:w="976" w:type="dxa"/>
+            <w:tcBorders>
+              <w:top w:val="single" w:sz="4" w:space="0" w:color="CCCCCC"/>
+              <w:left w:val="single" w:sz="4" w:space="0" w:color="CCCCCC"/>
+              <w:bottom w:val="single" w:sz="4" w:space="0" w:color="CCCCCC"/>
+              <w:right w:val="single" w:sz="4" w:space="0" w:color="CCCCCC"/>
+            </w:tcBorders>
+            <w:shd w:val="clear" w:color="auto" w:fill="F2F2F2"/>
+            <w:tcMar>
+              <w:top w:w="60" w:type="dxa"/>
+              <w:left w:w="108" w:type="dxa"/>
+              <w:bottom w:w="60" w:type="dxa"/>
+              <w:right w:w="108" w:type="dxa"/>
+            </w:tcMar>
+            <w:hideMark/>
+          </w:tcPr>
+          <w:p>
+            <w:pPr>
+              <w:rPr>
+                <w:rFonts w:cs="Times New Roman"/>
+                <w:sz w:val="18"/>
+                <w:szCs w:val="18"/>
+                <w:lang w:val="hr-BA"/>
+              </w:rPr>
+            </w:pPr>
+            <w:r>
+              <w:rPr>
+                <w:rFonts w:cs="Times New Roman"/>
+                <w:sz w:val="18"/>
+                <w:szCs w:val="18"/>
+                <w:lang w:val="hr-BA"/>
+              </w:rPr>
+              <w:t>U</w:t>
+            </w:r>
+          </w:p>
+        </w:tc>
+        <w:tc>
+          <w:tcPr>
+            <w:tcW w:w="1086" w:type="dxa"/>
+            <w:tcBorders>
+              <w:top w:val="single" w:sz="4" w:space="0" w:color="CCCCCC"/>
+              <w:left w:val="single" w:sz="4" w:space="0" w:color="CCCCCC"/>
+              <w:bottom w:val="single" w:sz="4" w:space="0" w:color="CCCCCC"/>
+              <w:right w:val="single" w:sz="4" w:space="0" w:color="CCCCCC"/>
+            </w:tcBorders>
+            <w:shd w:val="clear" w:color="auto" w:fill="F2F2F2"/>
+            <w:tcMar>
+              <w:top w:w="60" w:type="dxa"/>
+              <w:left w:w="108" w:type="dxa"/>
+              <w:bottom w:w="60" w:type="dxa"/>
+              <w:right w:w="108" w:type="dxa"/>
+            </w:tcMar>
+          </w:tcPr>
+          <w:p>
+            <w:pPr>
+              <w:rPr>
+                <w:rFonts w:cs="Times New Roman"/>
+                <w:sz w:val="18"/>
+                <w:szCs w:val="18"/>
+                <w:lang w:val="hr-BA"/>
+              </w:rPr>
+            </w:pPr>
+          </w:p>
+        </w:tc>
+        <w:tc>
+          <w:tcPr>
+            <w:tcW w:w="946" w:type="dxa"/>
+            <w:tcBorders>
+              <w:top w:val="single" w:sz="4" w:space="0" w:color="CCCCCC"/>
+              <w:left w:val="single" w:sz="4" w:space="0" w:color="CCCCCC"/>
+              <w:bottom w:val="single" w:sz="4" w:space="0" w:color="CCCCCC"/>
+              <w:right w:val="single" w:sz="4" w:space="0" w:color="AAAAAA"/>
+            </w:tcBorders>
+            <w:shd w:val="clear" w:color="auto" w:fill="F2F2F2"/>
+            <w:tcMar>
+              <w:top w:w="60" w:type="dxa"/>
+              <w:left w:w="108" w:type="dxa"/>
+              <w:bottom w:w="60" w:type="dxa"/>
+              <w:right w:w="108" w:type="dxa"/>
+            </w:tcMar>
+            <w:hideMark/>
+          </w:tcPr>
+          <w:p>
+            <w:pPr>
+              <w:rPr>
+                <w:rFonts w:cs="Times New Roman"/>
+                <w:sz w:val="18"/>
+                <w:szCs w:val="18"/>
+                <w:lang w:val="hr-BA"/>
+              </w:rPr>
+            </w:pPr>
+            <w:r>
+              <w:rPr>
+                <w:rFonts w:cs="Times New Roman"/>
+                <w:sz w:val="18"/>
+                <w:szCs w:val="18"/>
+                <w:lang w:val="hr-BA"/>
+              </w:rPr>
+              <w:t>R</w:t>
+            </w:r>
+          </w:p>
+        </w:tc>
+      </w:tr>
+      <w:tr>
+        <w:trPr>
+          <w:jc w:val="center"/>
+        </w:trPr>
+        <w:tc>
+          <w:tcPr>
+            <w:tcW w:w="1106" w:type="dxa"/>
+            <w:tcBorders>
+              <w:top w:val="single" w:sz="4" w:space="0" w:color="CCCCCC"/>
+              <w:left w:val="single" w:sz="4" w:space="0" w:color="AAAAAA"/>
+              <w:bottom w:val="single" w:sz="4" w:space="0" w:color="CCCCCC"/>
+              <w:right w:val="single" w:sz="4" w:space="0" w:color="CCCCCC"/>
+            </w:tcBorders>
+            <w:shd w:val="clear" w:color="auto" w:fill="FFFFFF"/>
+            <w:tcMar>
+              <w:top w:w="60" w:type="dxa"/>
+              <w:left w:w="108" w:type="dxa"/>
+              <w:bottom w:w="60" w:type="dxa"/>
+              <w:right w:w="108" w:type="dxa"/>
+            </w:tcMar>
+            <w:hideMark/>
+          </w:tcPr>
+          <w:p>
+            <w:pPr>
+              <w:rPr>
+                <w:rFonts w:cs="Times New Roman"/>
+                <w:sz w:val="18"/>
+                <w:szCs w:val="18"/>
+                <w:lang w:val="hr-BA"/>
+              </w:rPr>
+            </w:pPr>
+            <w:r>
+              <w:rPr>
+                <w:rFonts w:cs="Times New Roman"/>
+                <w:b/>
+                <w:sz w:val="18"/>
+                <w:szCs w:val="18"/>
+                <w:lang w:val="hr-BA"/>
+              </w:rPr>
+              <w:t>Zaduženje</w:t>
+            </w:r>
+          </w:p>
+        </w:tc>
+        <w:tc>
+          <w:tcPr>
+            <w:tcW w:w="837" w:type="dxa"/>
+            <w:tcBorders>
+              <w:top w:val="single" w:sz="4" w:space="0" w:color="CCCCCC"/>
+              <w:left w:val="single" w:sz="4" w:space="0" w:color="CCCCCC"/>
+              <w:bottom w:val="single" w:sz="4" w:space="0" w:color="CCCCCC"/>
+              <w:right w:val="single" w:sz="4" w:space="0" w:color="CCCCCC"/>
+            </w:tcBorders>
+            <w:shd w:val="clear" w:color="auto" w:fill="FFFFFF"/>
+            <w:tcMar>
+              <w:top w:w="60" w:type="dxa"/>
+              <w:left w:w="108" w:type="dxa"/>
+              <w:bottom w:w="60" w:type="dxa"/>
+              <w:right w:w="108" w:type="dxa"/>
+            </w:tcMar>
+          </w:tcPr>
+          <w:p>
+            <w:pPr>
+              <w:rPr>
+                <w:rFonts w:cs="Times New Roman"/>
+                <w:sz w:val="18"/>
+                <w:szCs w:val="18"/>
+                <w:lang w:val="hr-BA"/>
+              </w:rPr>
+            </w:pPr>
+          </w:p>
+        </w:tc>
+        <w:tc>
+          <w:tcPr>
+            <w:tcW w:w="1076" w:type="dxa"/>
+            <w:tcBorders>
+              <w:top w:val="single" w:sz="4" w:space="0" w:color="CCCCCC"/>
+              <w:left w:val="single" w:sz="4" w:space="0" w:color="CCCCCC"/>
+              <w:bottom w:val="single" w:sz="4" w:space="0" w:color="CCCCCC"/>
+              <w:right w:val="single" w:sz="4" w:space="0" w:color="CCCCCC"/>
+            </w:tcBorders>
+            <w:shd w:val="clear" w:color="auto" w:fill="FFFFFF"/>
+            <w:tcMar>
+              <w:top w:w="60" w:type="dxa"/>
+              <w:left w:w="108" w:type="dxa"/>
+              <w:bottom w:w="60" w:type="dxa"/>
+              <w:right w:w="108" w:type="dxa"/>
+            </w:tcMar>
+          </w:tcPr>
+          <w:p>
+            <w:pPr>
+              <w:rPr>
+                <w:rFonts w:cs="Times New Roman"/>
+                <w:sz w:val="18"/>
+                <w:szCs w:val="18"/>
+                <w:lang w:val="hr-BA"/>
+              </w:rPr>
+            </w:pPr>
+          </w:p>
+        </w:tc>
+        <w:tc>
+          <w:tcPr>
+            <w:tcW w:w="866" w:type="dxa"/>
+            <w:tcBorders>
+              <w:top w:val="single" w:sz="4" w:space="0" w:color="CCCCCC"/>
+              <w:left w:val="single" w:sz="4" w:space="0" w:color="CCCCCC"/>
+              <w:bottom w:val="single" w:sz="4" w:space="0" w:color="CCCCCC"/>
+              <w:right w:val="single" w:sz="4" w:space="0" w:color="CCCCCC"/>
+            </w:tcBorders>
+            <w:shd w:val="clear" w:color="auto" w:fill="FFFFFF"/>
+            <w:tcMar>
+              <w:top w:w="60" w:type="dxa"/>
+              <w:left w:w="108" w:type="dxa"/>
+              <w:bottom w:w="60" w:type="dxa"/>
+              <w:right w:w="108" w:type="dxa"/>
+            </w:tcMar>
+          </w:tcPr>
+          <w:p>
+            <w:pPr>
+              <w:rPr>
+                <w:rFonts w:cs="Times New Roman"/>
+                <w:sz w:val="18"/>
+                <w:szCs w:val="18"/>
+                <w:lang w:val="hr-BA"/>
+              </w:rPr>
+            </w:pPr>
+          </w:p>
+        </w:tc>
+        <w:tc>
+          <w:tcPr>
+            <w:tcW w:w="996" w:type="dxa"/>
+            <w:tcBorders>
+              <w:top w:val="single" w:sz="4" w:space="0" w:color="CCCCCC"/>
+              <w:left w:val="single" w:sz="4" w:space="0" w:color="CCCCCC"/>
+              <w:bottom w:val="single" w:sz="4" w:space="0" w:color="CCCCCC"/>
+              <w:right w:val="single" w:sz="4" w:space="0" w:color="CCCCCC"/>
+            </w:tcBorders>
+            <w:shd w:val="clear" w:color="auto" w:fill="FFFFFF"/>
+            <w:tcMar>
+              <w:top w:w="60" w:type="dxa"/>
+              <w:left w:w="108" w:type="dxa"/>
+              <w:bottom w:w="60" w:type="dxa"/>
+              <w:right w:w="108" w:type="dxa"/>
+            </w:tcMar>
+            <w:hideMark/>
+          </w:tcPr>
+          <w:p>
+            <w:pPr>
+              <w:rPr>
+                <w:rFonts w:cs="Times New Roman"/>
+                <w:sz w:val="18"/>
+                <w:szCs w:val="18"/>
+                <w:lang w:val="hr-BA"/>
+              </w:rPr>
+            </w:pPr>
+            <w:r>
+              <w:rPr>
+                <w:rFonts w:cs="Times New Roman"/>
+                <w:sz w:val="18"/>
+                <w:szCs w:val="18"/>
+                <w:lang w:val="hr-BA"/>
+              </w:rPr>
+              <w:t>C</w:t>
+            </w:r>
+          </w:p>
+        </w:tc>
+        <w:tc>
+          <w:tcPr>
+            <w:tcW w:w="1037" w:type="dxa"/>
+            <w:tcBorders>
+              <w:top w:val="single" w:sz="4" w:space="0" w:color="CCCCCC"/>
+              <w:left w:val="single" w:sz="4" w:space="0" w:color="CCCCCC"/>
+              <w:bottom w:val="single" w:sz="4" w:space="0" w:color="CCCCCC"/>
+              <w:right w:val="single" w:sz="4" w:space="0" w:color="CCCCCC"/>
+            </w:tcBorders>
+            <w:shd w:val="clear" w:color="auto" w:fill="FFFFFF"/>
+            <w:tcMar>
+              <w:top w:w="60" w:type="dxa"/>
+              <w:left w:w="108" w:type="dxa"/>
+              <w:bottom w:w="60" w:type="dxa"/>
+              <w:right w:w="108" w:type="dxa"/>
+            </w:tcMar>
+            <w:hideMark/>
+          </w:tcPr>
+          <w:p>
+            <w:pPr>
+              <w:rPr>
+                <w:rFonts w:cs="Times New Roman"/>
+                <w:sz w:val="18"/>
+                <w:szCs w:val="18"/>
+                <w:lang w:val="hr-BA"/>
+              </w:rPr>
+            </w:pPr>
+            <w:r>
+              <w:rPr>
+                <w:rFonts w:cs="Times New Roman"/>
+                <w:sz w:val="18"/>
+                <w:szCs w:val="18"/>
+                <w:lang w:val="hr-BA"/>
+              </w:rPr>
+              <w:t>U</w:t>
+            </w:r>
+          </w:p>
+        </w:tc>
+        <w:tc>
+          <w:tcPr>
+            <w:tcW w:w="976" w:type="dxa"/>
+            <w:tcBorders>
+              <w:top w:val="single" w:sz="4" w:space="0" w:color="CCCCCC"/>
+              <w:left w:val="single" w:sz="4" w:space="0" w:color="CCCCCC"/>
+              <w:bottom w:val="single" w:sz="4" w:space="0" w:color="CCCCCC"/>
+              <w:right w:val="single" w:sz="4" w:space="0" w:color="CCCCCC"/>
+            </w:tcBorders>
+            <w:shd w:val="clear" w:color="auto" w:fill="FFFFFF"/>
+            <w:tcMar>
+              <w:top w:w="60" w:type="dxa"/>
+              <w:left w:w="108" w:type="dxa"/>
+              <w:bottom w:w="60" w:type="dxa"/>
+              <w:right w:w="108" w:type="dxa"/>
+            </w:tcMar>
+          </w:tcPr>
+          <w:p>
+            <w:pPr>
+              <w:rPr>
+                <w:rFonts w:cs="Times New Roman"/>
+                <w:sz w:val="18"/>
+                <w:szCs w:val="18"/>
+                <w:lang w:val="hr-BA"/>
+              </w:rPr>
+            </w:pPr>
+          </w:p>
+        </w:tc>
+        <w:tc>
+          <w:tcPr>
+            <w:tcW w:w="1086" w:type="dxa"/>
+            <w:tcBorders>
+              <w:top w:val="single" w:sz="4" w:space="0" w:color="CCCCCC"/>
+              <w:left w:val="single" w:sz="4" w:space="0" w:color="CCCCCC"/>
+              <w:bottom w:val="single" w:sz="4" w:space="0" w:color="CCCCCC"/>
+              <w:right w:val="single" w:sz="4" w:space="0" w:color="CCCCCC"/>
+            </w:tcBorders>
+            <w:shd w:val="clear" w:color="auto" w:fill="FFFFFF"/>
+            <w:tcMar>
+              <w:top w:w="60" w:type="dxa"/>
+              <w:left w:w="108" w:type="dxa"/>
+              <w:bottom w:w="60" w:type="dxa"/>
+              <w:right w:w="108" w:type="dxa"/>
+            </w:tcMar>
+          </w:tcPr>
+          <w:p>
+            <w:pPr>
+              <w:rPr>
+                <w:rFonts w:cs="Times New Roman"/>
+                <w:sz w:val="18"/>
+                <w:szCs w:val="18"/>
+                <w:lang w:val="hr-BA"/>
+              </w:rPr>
+            </w:pPr>
+          </w:p>
+        </w:tc>
+        <w:tc>
+          <w:tcPr>
+            <w:tcW w:w="946" w:type="dxa"/>
+            <w:tcBorders>
+              <w:top w:val="single" w:sz="4" w:space="0" w:color="CCCCCC"/>
+              <w:left w:val="single" w:sz="4" w:space="0" w:color="CCCCCC"/>
+              <w:bottom w:val="single" w:sz="4" w:space="0" w:color="CCCCCC"/>
+              <w:right w:val="single" w:sz="4" w:space="0" w:color="AAAAAA"/>
+            </w:tcBorders>
+            <w:shd w:val="clear" w:color="auto" w:fill="FFFFFF"/>
+            <w:tcMar>
+              <w:top w:w="60" w:type="dxa"/>
+              <w:left w:w="108" w:type="dxa"/>
+              <w:bottom w:w="60" w:type="dxa"/>
+              <w:right w:w="108" w:type="dxa"/>
+            </w:tcMar>
+            <w:hideMark/>
+          </w:tcPr>
+          <w:p>
+            <w:pPr>
+              <w:rPr>
+                <w:rFonts w:cs="Times New Roman"/>
+                <w:sz w:val="18"/>
+                <w:szCs w:val="18"/>
+                <w:lang w:val="hr-BA"/>
+              </w:rPr>
+            </w:pPr>
+            <w:r>
+              <w:rPr>
+                <w:rFonts w:cs="Times New Roman"/>
+                <w:sz w:val="18"/>
+                <w:szCs w:val="18"/>
+                <w:lang w:val="hr-BA"/>
+              </w:rPr>
+              <w:t>R</w:t>
+            </w:r>
+          </w:p>
+        </w:tc>
+      </w:tr>
+      <w:tr>
+        <w:trPr>
+          <w:jc w:val="center"/>
+        </w:trPr>
+        <w:tc>
+          <w:tcPr>
+            <w:tcW w:w="1106" w:type="dxa"/>
+            <w:tcBorders>
+              <w:top w:val="single" w:sz="4" w:space="0" w:color="CCCCCC"/>
+              <w:left w:val="single" w:sz="4" w:space="0" w:color="AAAAAA"/>
+              <w:bottom w:val="single" w:sz="4" w:space="0" w:color="CCCCCC"/>
+              <w:right w:val="single" w:sz="4" w:space="0" w:color="CCCCCC"/>
+            </w:tcBorders>
+            <w:shd w:val="clear" w:color="auto" w:fill="F2F2F2"/>
+            <w:tcMar>
+              <w:top w:w="60" w:type="dxa"/>
+              <w:left w:w="108" w:type="dxa"/>
+              <w:bottom w:w="60" w:type="dxa"/>
+              <w:right w:w="108" w:type="dxa"/>
+            </w:tcMar>
+            <w:hideMark/>
+          </w:tcPr>
+          <w:p>
+            <w:pPr>
+              <w:rPr>
+                <w:rFonts w:cs="Times New Roman"/>
+                <w:sz w:val="18"/>
+                <w:szCs w:val="18"/>
+                <w:lang w:val="hr-BA"/>
+              </w:rPr>
+            </w:pPr>
+            <w:r>
+              <w:rPr>
+                <w:rFonts w:cs="Times New Roman"/>
+                <w:b/>
+                <w:sz w:val="18"/>
+                <w:szCs w:val="18"/>
+                <w:lang w:val="hr-BA"/>
+              </w:rPr>
+              <w:t>Član</w:t>
+            </w:r>
+          </w:p>
+        </w:tc>
+        <w:tc>
+          <w:tcPr>
+            <w:tcW w:w="837" w:type="dxa"/>
+            <w:tcBorders>
+              <w:top w:val="single" w:sz="4" w:space="0" w:color="CCCCCC"/>
+              <w:left w:val="single" w:sz="4" w:space="0" w:color="CCCCCC"/>
+              <w:bottom w:val="single" w:sz="4" w:space="0" w:color="CCCCCC"/>
+              <w:right w:val="single" w:sz="4" w:space="0" w:color="CCCCCC"/>
+            </w:tcBorders>
+            <w:shd w:val="clear" w:color="auto" w:fill="F2F2F2"/>
+            <w:tcMar>
+              <w:top w:w="60" w:type="dxa"/>
+              <w:left w:w="108" w:type="dxa"/>
+              <w:bottom w:w="60" w:type="dxa"/>
+              <w:right w:w="108" w:type="dxa"/>
+            </w:tcMar>
+          </w:tcPr>
+          <w:p>
+            <w:pPr>
+              <w:rPr>
+                <w:rFonts w:cs="Times New Roman"/>
+                <w:sz w:val="18"/>
+                <w:szCs w:val="18"/>
+                <w:lang w:val="hr-BA"/>
+              </w:rPr>
+            </w:pPr>
+          </w:p>
+        </w:tc>
+        <w:tc>
+          <w:tcPr>
+            <w:tcW w:w="1076" w:type="dxa"/>
+            <w:tcBorders>
+              <w:top w:val="single" w:sz="4" w:space="0" w:color="CCCCCC"/>
+              <w:left w:val="single" w:sz="4" w:space="0" w:color="CCCCCC"/>
+              <w:bottom w:val="single" w:sz="4" w:space="0" w:color="CCCCCC"/>
+              <w:right w:val="single" w:sz="4" w:space="0" w:color="CCCCCC"/>
+            </w:tcBorders>
+            <w:shd w:val="clear" w:color="auto" w:fill="F2F2F2"/>
+            <w:tcMar>
+              <w:top w:w="60" w:type="dxa"/>
+              <w:left w:w="108" w:type="dxa"/>
+              <w:bottom w:w="60" w:type="dxa"/>
+              <w:right w:w="108" w:type="dxa"/>
+            </w:tcMar>
+          </w:tcPr>
+          <w:p>
+            <w:pPr>
+              <w:rPr>
+                <w:rFonts w:cs="Times New Roman"/>
+                <w:sz w:val="18"/>
+                <w:szCs w:val="18"/>
+                <w:lang w:val="hr-BA"/>
+              </w:rPr>
+            </w:pPr>
+          </w:p>
+        </w:tc>
+        <w:tc>
+          <w:tcPr>
+            <w:tcW w:w="866" w:type="dxa"/>
+            <w:tcBorders>
+              <w:top w:val="single" w:sz="4" w:space="0" w:color="CCCCCC"/>
+              <w:left w:val="single" w:sz="4" w:space="0" w:color="CCCCCC"/>
+              <w:bottom w:val="single" w:sz="4" w:space="0" w:color="CCCCCC"/>
+              <w:right w:val="single" w:sz="4" w:space="0" w:color="CCCCCC"/>
+            </w:tcBorders>
+            <w:shd w:val="clear" w:color="auto" w:fill="F2F2F2"/>
+            <w:tcMar>
+              <w:top w:w="60" w:type="dxa"/>
+              <w:left w:w="108" w:type="dxa"/>
+              <w:bottom w:w="60" w:type="dxa"/>
+              <w:right w:w="108" w:type="dxa"/>
+            </w:tcMar>
+          </w:tcPr>
+          <w:p>
+            <w:pPr>
+              <w:rPr>
+                <w:rFonts w:cs="Times New Roman"/>
+                <w:sz w:val="18"/>
+                <w:szCs w:val="18"/>
+                <w:lang w:val="hr-BA"/>
+              </w:rPr>
+            </w:pPr>
+          </w:p>
+        </w:tc>
+        <w:tc>
+          <w:tcPr>
+            <w:tcW w:w="996" w:type="dxa"/>
+            <w:tcBorders>
+              <w:top w:val="single" w:sz="4" w:space="0" w:color="CCCCCC"/>
+              <w:left w:val="single" w:sz="4" w:space="0" w:color="CCCCCC"/>
+              <w:bottom w:val="single" w:sz="4" w:space="0" w:color="CCCCCC"/>
+              <w:right w:val="single" w:sz="4" w:space="0" w:color="CCCCCC"/>
+            </w:tcBorders>
+            <w:shd w:val="clear" w:color="auto" w:fill="F2F2F2"/>
+            <w:tcMar>
+              <w:top w:w="60" w:type="dxa"/>
+              <w:left w:w="108" w:type="dxa"/>
+              <w:bottom w:w="60" w:type="dxa"/>
+              <w:right w:w="108" w:type="dxa"/>
+            </w:tcMar>
+            <w:hideMark/>
+          </w:tcPr>
+          <w:p>
+            <w:pPr>
+              <w:rPr>
+                <w:rFonts w:cs="Times New Roman"/>
+                <w:sz w:val="18"/>
+                <w:szCs w:val="18"/>
+                <w:lang w:val="hr-BA"/>
+              </w:rPr>
+            </w:pPr>
+            <w:r>
+              <w:rPr>
+                <w:rFonts w:cs="Times New Roman"/>
+                <w:sz w:val="18"/>
+                <w:szCs w:val="18"/>
+                <w:lang w:val="hr-BA"/>
+              </w:rPr>
+              <w:t>R</w:t>
+            </w:r>
+          </w:p>
+        </w:tc>
+        <w:tc>
+          <w:tcPr>
+            <w:tcW w:w="1037" w:type="dxa"/>
+            <w:tcBorders>
+              <w:top w:val="single" w:sz="4" w:space="0" w:color="CCCCCC"/>
+              <w:left w:val="single" w:sz="4" w:space="0" w:color="CCCCCC"/>
+              <w:bottom w:val="single" w:sz="4" w:space="0" w:color="CCCCCC"/>
+              <w:right w:val="single" w:sz="4" w:space="0" w:color="CCCCCC"/>
+            </w:tcBorders>
+            <w:shd w:val="clear" w:color="auto" w:fill="F2F2F2"/>
+            <w:tcMar>
+              <w:top w:w="60" w:type="dxa"/>
+              <w:left w:w="108" w:type="dxa"/>
+              <w:bottom w:w="60" w:type="dxa"/>
+              <w:right w:w="108" w:type="dxa"/>
+            </w:tcMar>
+            <w:hideMark/>
+          </w:tcPr>
+          <w:p>
+            <w:pPr>
+              <w:rPr>
+                <w:rFonts w:cs="Times New Roman"/>
+                <w:sz w:val="18"/>
+                <w:szCs w:val="18"/>
+                <w:lang w:val="hr-BA"/>
+              </w:rPr>
+            </w:pPr>
+            <w:r>
+              <w:rPr>
+                <w:rFonts w:cs="Times New Roman"/>
+                <w:sz w:val="18"/>
+                <w:szCs w:val="18"/>
+                <w:lang w:val="hr-BA"/>
+              </w:rPr>
+              <w:t>R</w:t>
+            </w:r>
+          </w:p>
+        </w:tc>
+        <w:tc>
+          <w:tcPr>
+            <w:tcW w:w="976" w:type="dxa"/>
+            <w:tcBorders>
+              <w:top w:val="single" w:sz="4" w:space="0" w:color="CCCCCC"/>
+              <w:left w:val="single" w:sz="4" w:space="0" w:color="CCCCCC"/>
+              <w:bottom w:val="single" w:sz="4" w:space="0" w:color="CCCCCC"/>
+              <w:right w:val="single" w:sz="4" w:space="0" w:color="CCCCCC"/>
+            </w:tcBorders>
+            <w:shd w:val="clear" w:color="auto" w:fill="F2F2F2"/>
+            <w:tcMar>
+              <w:top w:w="60" w:type="dxa"/>
+              <w:left w:w="108" w:type="dxa"/>
+              <w:bottom w:w="60" w:type="dxa"/>
+              <w:right w:w="108" w:type="dxa"/>
+            </w:tcMar>
+          </w:tcPr>
+          <w:p>
+            <w:pPr>
+              <w:rPr>
+                <w:rFonts w:cs="Times New Roman"/>
+                <w:sz w:val="18"/>
+                <w:szCs w:val="18"/>
+                <w:lang w:val="hr-BA"/>
+              </w:rPr>
+            </w:pPr>
+          </w:p>
+        </w:tc>
+        <w:tc>
+          <w:tcPr>
+            <w:tcW w:w="1086" w:type="dxa"/>
+            <w:tcBorders>
+              <w:top w:val="single" w:sz="4" w:space="0" w:color="CCCCCC"/>
+              <w:left w:val="single" w:sz="4" w:space="0" w:color="CCCCCC"/>
+              <w:bottom w:val="single" w:sz="4" w:space="0" w:color="CCCCCC"/>
+              <w:right w:val="single" w:sz="4" w:space="0" w:color="CCCCCC"/>
+            </w:tcBorders>
+            <w:shd w:val="clear" w:color="auto" w:fill="F2F2F2"/>
+            <w:tcMar>
+              <w:top w:w="60" w:type="dxa"/>
+              <w:left w:w="108" w:type="dxa"/>
+              <w:bottom w:w="60" w:type="dxa"/>
+              <w:right w:w="108" w:type="dxa"/>
+            </w:tcMar>
+          </w:tcPr>
+          <w:p>
+            <w:pPr>
+              <w:rPr>
+                <w:rFonts w:cs="Times New Roman"/>
+                <w:sz w:val="18"/>
+                <w:szCs w:val="18"/>
+                <w:lang w:val="hr-BA"/>
+              </w:rPr>
+            </w:pPr>
+          </w:p>
+        </w:tc>
+        <w:tc>
+          <w:tcPr>
+            <w:tcW w:w="946" w:type="dxa"/>
+            <w:tcBorders>
+              <w:top w:val="single" w:sz="4" w:space="0" w:color="CCCCCC"/>
+              <w:left w:val="single" w:sz="4" w:space="0" w:color="CCCCCC"/>
+              <w:bottom w:val="single" w:sz="4" w:space="0" w:color="CCCCCC"/>
+              <w:right w:val="single" w:sz="4" w:space="0" w:color="AAAAAA"/>
+            </w:tcBorders>
+            <w:shd w:val="clear" w:color="auto" w:fill="F2F2F2"/>
+            <w:tcMar>
+              <w:top w:w="60" w:type="dxa"/>
+              <w:left w:w="108" w:type="dxa"/>
+              <w:bottom w:w="60" w:type="dxa"/>
+              <w:right w:w="108" w:type="dxa"/>
+            </w:tcMar>
+            <w:hideMark/>
+          </w:tcPr>
+          <w:p>
+            <w:pPr>
+              <w:rPr>
+                <w:rFonts w:cs="Times New Roman"/>
+                <w:sz w:val="18"/>
+                <w:szCs w:val="18"/>
+                <w:lang w:val="hr-BA"/>
+              </w:rPr>
+            </w:pPr>
+            <w:r>
+              <w:rPr>
+                <w:rFonts w:cs="Times New Roman"/>
+                <w:sz w:val="18"/>
+                <w:szCs w:val="18"/>
+                <w:lang w:val="hr-BA"/>
+              </w:rPr>
+              <w:t>R</w:t>
+            </w:r>
+          </w:p>
+        </w:tc>
+      </w:tr>
+      <w:tr>
+        <w:trPr>
+          <w:jc w:val="center"/>
+        </w:trPr>
+        <w:tc>
+          <w:tcPr>
+            <w:tcW w:w="1106" w:type="dxa"/>
+            <w:tcBorders>
+              <w:top w:val="single" w:sz="4" w:space="0" w:color="CCCCCC"/>
+              <w:left w:val="single" w:sz="4" w:space="0" w:color="AAAAAA"/>
+              <w:bottom w:val="single" w:sz="4" w:space="0" w:color="CCCCCC"/>
+              <w:right w:val="single" w:sz="4" w:space="0" w:color="CCCCCC"/>
+            </w:tcBorders>
+            <w:shd w:val="clear" w:color="auto" w:fill="FFFFFF"/>
+            <w:tcMar>
+              <w:top w:w="60" w:type="dxa"/>
+              <w:left w:w="108" w:type="dxa"/>
+              <w:bottom w:w="60" w:type="dxa"/>
+              <w:right w:w="108" w:type="dxa"/>
+            </w:tcMar>
+            <w:hideMark/>
+          </w:tcPr>
+          <w:p>
+            <w:pPr>
+              <w:rPr>
+                <w:rFonts w:cs="Times New Roman"/>
+                <w:sz w:val="18"/>
+                <w:szCs w:val="18"/>
+                <w:lang w:val="hr-BA"/>
+              </w:rPr>
+            </w:pPr>
+            <w:r>
+              <w:rPr>
+                <w:rFonts w:cs="Times New Roman"/>
+                <w:b/>
+                <w:sz w:val="18"/>
+                <w:szCs w:val="18"/>
+                <w:lang w:val="hr-BA"/>
+              </w:rPr>
+              <w:t>Status komada</w:t>
+            </w:r>
+          </w:p>
+        </w:tc>
+        <w:tc>
+          <w:tcPr>
+            <w:tcW w:w="837" w:type="dxa"/>
+            <w:tcBorders>
+              <w:top w:val="single" w:sz="4" w:space="0" w:color="CCCCCC"/>
+              <w:left w:val="single" w:sz="4" w:space="0" w:color="CCCCCC"/>
+              <w:bottom w:val="single" w:sz="4" w:space="0" w:color="CCCCCC"/>
+              <w:right w:val="single" w:sz="4" w:space="0" w:color="CCCCCC"/>
+            </w:tcBorders>
+            <w:shd w:val="clear" w:color="auto" w:fill="FFFFFF"/>
+            <w:tcMar>
+              <w:top w:w="60" w:type="dxa"/>
+              <w:left w:w="108" w:type="dxa"/>
+              <w:bottom w:w="60" w:type="dxa"/>
+              <w:right w:w="108" w:type="dxa"/>
+            </w:tcMar>
+            <w:hideMark/>
+          </w:tcPr>
+          <w:p>
+            <w:pPr>
+              <w:rPr>
+                <w:rFonts w:cs="Times New Roman"/>
+                <w:sz w:val="18"/>
+                <w:szCs w:val="18"/>
+                <w:lang w:val="hr-BA"/>
+              </w:rPr>
+            </w:pPr>
+            <w:r>
+              <w:rPr>
+                <w:rFonts w:cs="Times New Roman"/>
+                <w:sz w:val="18"/>
+                <w:szCs w:val="18"/>
+                <w:lang w:val="hr-BA"/>
+              </w:rPr>
+              <w:t>C</w:t>
+            </w:r>
+          </w:p>
+        </w:tc>
+        <w:tc>
+          <w:tcPr>
+            <w:tcW w:w="1076" w:type="dxa"/>
+            <w:tcBorders>
+              <w:top w:val="single" w:sz="4" w:space="0" w:color="CCCCCC"/>
+              <w:left w:val="single" w:sz="4" w:space="0" w:color="CCCCCC"/>
+              <w:bottom w:val="single" w:sz="4" w:space="0" w:color="CCCCCC"/>
+              <w:right w:val="single" w:sz="4" w:space="0" w:color="CCCCCC"/>
+            </w:tcBorders>
+            <w:shd w:val="clear" w:color="auto" w:fill="FFFFFF"/>
+            <w:tcMar>
+              <w:top w:w="60" w:type="dxa"/>
+              <w:left w:w="108" w:type="dxa"/>
+              <w:bottom w:w="60" w:type="dxa"/>
+              <w:right w:w="108" w:type="dxa"/>
+            </w:tcMar>
+          </w:tcPr>
+          <w:p>
+            <w:pPr>
+              <w:rPr>
+                <w:rFonts w:cs="Times New Roman"/>
+                <w:sz w:val="18"/>
+                <w:szCs w:val="18"/>
+                <w:lang w:val="hr-BA"/>
+              </w:rPr>
+            </w:pPr>
+          </w:p>
+        </w:tc>
+        <w:tc>
+          <w:tcPr>
+            <w:tcW w:w="866" w:type="dxa"/>
+            <w:tcBorders>
+              <w:top w:val="single" w:sz="4" w:space="0" w:color="CCCCCC"/>
+              <w:left w:val="single" w:sz="4" w:space="0" w:color="CCCCCC"/>
+              <w:bottom w:val="single" w:sz="4" w:space="0" w:color="CCCCCC"/>
+              <w:right w:val="single" w:sz="4" w:space="0" w:color="CCCCCC"/>
+            </w:tcBorders>
+            <w:shd w:val="clear" w:color="auto" w:fill="FFFFFF"/>
+            <w:tcMar>
+              <w:top w:w="60" w:type="dxa"/>
+              <w:left w:w="108" w:type="dxa"/>
+              <w:bottom w:w="60" w:type="dxa"/>
+              <w:right w:w="108" w:type="dxa"/>
+            </w:tcMar>
+          </w:tcPr>
+          <w:p>
+            <w:pPr>
+              <w:rPr>
+                <w:rFonts w:cs="Times New Roman"/>
+                <w:sz w:val="18"/>
+                <w:szCs w:val="18"/>
+                <w:lang w:val="hr-BA"/>
+              </w:rPr>
+            </w:pPr>
+          </w:p>
+        </w:tc>
+        <w:tc>
+          <w:tcPr>
+            <w:tcW w:w="996" w:type="dxa"/>
+            <w:tcBorders>
+              <w:top w:val="single" w:sz="4" w:space="0" w:color="CCCCCC"/>
+              <w:left w:val="single" w:sz="4" w:space="0" w:color="CCCCCC"/>
+              <w:bottom w:val="single" w:sz="4" w:space="0" w:color="CCCCCC"/>
+              <w:right w:val="single" w:sz="4" w:space="0" w:color="CCCCCC"/>
+            </w:tcBorders>
+            <w:shd w:val="clear" w:color="auto" w:fill="FFFFFF"/>
+            <w:tcMar>
+              <w:top w:w="60" w:type="dxa"/>
+              <w:left w:w="108" w:type="dxa"/>
+              <w:bottom w:w="60" w:type="dxa"/>
+              <w:right w:w="108" w:type="dxa"/>
+            </w:tcMar>
+            <w:hideMark/>
+          </w:tcPr>
+          <w:p>
+            <w:pPr>
+              <w:rPr>
+                <w:rFonts w:cs="Times New Roman"/>
+                <w:sz w:val="18"/>
+                <w:szCs w:val="18"/>
+                <w:lang w:val="hr-BA"/>
+              </w:rPr>
+            </w:pPr>
+            <w:r>
+              <w:rPr>
+                <w:rFonts w:cs="Times New Roman"/>
+                <w:sz w:val="18"/>
+                <w:szCs w:val="18"/>
+                <w:lang w:val="hr-BA"/>
+              </w:rPr>
+              <w:t>R</w:t>
+            </w:r>
+          </w:p>
+        </w:tc>
+        <w:tc>
+          <w:tcPr>
+            <w:tcW w:w="1037" w:type="dxa"/>
+            <w:tcBorders>
+              <w:top w:val="single" w:sz="4" w:space="0" w:color="CCCCCC"/>
+              <w:left w:val="single" w:sz="4" w:space="0" w:color="CCCCCC"/>
+              <w:bottom w:val="single" w:sz="4" w:space="0" w:color="CCCCCC"/>
+              <w:right w:val="single" w:sz="4" w:space="0" w:color="CCCCCC"/>
+            </w:tcBorders>
+            <w:shd w:val="clear" w:color="auto" w:fill="FFFFFF"/>
+            <w:tcMar>
+              <w:top w:w="60" w:type="dxa"/>
+              <w:left w:w="108" w:type="dxa"/>
+              <w:bottom w:w="60" w:type="dxa"/>
+              <w:right w:w="108" w:type="dxa"/>
+            </w:tcMar>
+            <w:hideMark/>
+          </w:tcPr>
+          <w:p>
+            <w:pPr>
+              <w:rPr>
+                <w:rFonts w:cs="Times New Roman"/>
+                <w:sz w:val="18"/>
+                <w:szCs w:val="18"/>
+                <w:lang w:val="hr-BA"/>
+              </w:rPr>
+            </w:pPr>
+            <w:r>
+              <w:rPr>
+                <w:rFonts w:cs="Times New Roman"/>
+                <w:sz w:val="18"/>
+                <w:szCs w:val="18"/>
+                <w:lang w:val="hr-BA"/>
+              </w:rPr>
+              <w:t>U</w:t>
+            </w:r>
+          </w:p>
+        </w:tc>
+        <w:tc>
+          <w:tcPr>
+            <w:tcW w:w="976" w:type="dxa"/>
+            <w:tcBorders>
+              <w:top w:val="single" w:sz="4" w:space="0" w:color="CCCCCC"/>
+              <w:left w:val="single" w:sz="4" w:space="0" w:color="CCCCCC"/>
+              <w:bottom w:val="single" w:sz="4" w:space="0" w:color="CCCCCC"/>
+              <w:right w:val="single" w:sz="4" w:space="0" w:color="CCCCCC"/>
+            </w:tcBorders>
+            <w:shd w:val="clear" w:color="auto" w:fill="FFFFFF"/>
+            <w:tcMar>
+              <w:top w:w="60" w:type="dxa"/>
+              <w:left w:w="108" w:type="dxa"/>
+              <w:bottom w:w="60" w:type="dxa"/>
+              <w:right w:w="108" w:type="dxa"/>
+            </w:tcMar>
+            <w:hideMark/>
+          </w:tcPr>
+          <w:p>
+            <w:pPr>
+              <w:rPr>
+                <w:rFonts w:cs="Times New Roman"/>
+                <w:sz w:val="18"/>
+                <w:szCs w:val="18"/>
+                <w:lang w:val="hr-BA"/>
+              </w:rPr>
+            </w:pPr>
+            <w:r>
+              <w:rPr>
+                <w:rFonts w:cs="Times New Roman"/>
+                <w:sz w:val="18"/>
+                <w:szCs w:val="18"/>
+                <w:lang w:val="hr-BA"/>
+              </w:rPr>
+              <w:t>C/U</w:t>
+            </w:r>
+          </w:p>
+        </w:tc>
+        <w:tc>
+          <w:tcPr>
+            <w:tcW w:w="1086" w:type="dxa"/>
+            <w:tcBorders>
+              <w:top w:val="single" w:sz="4" w:space="0" w:color="CCCCCC"/>
+              <w:left w:val="single" w:sz="4" w:space="0" w:color="CCCCCC"/>
+              <w:bottom w:val="single" w:sz="4" w:space="0" w:color="CCCCCC"/>
+              <w:right w:val="single" w:sz="4" w:space="0" w:color="CCCCCC"/>
+            </w:tcBorders>
+            <w:shd w:val="clear" w:color="auto" w:fill="FFFFFF"/>
+            <w:tcMar>
+              <w:top w:w="60" w:type="dxa"/>
+              <w:left w:w="108" w:type="dxa"/>
+              <w:bottom w:w="60" w:type="dxa"/>
+              <w:right w:w="108" w:type="dxa"/>
+            </w:tcMar>
+          </w:tcPr>
+          <w:p>
+            <w:pPr>
+              <w:rPr>
+                <w:rFonts w:cs="Times New Roman"/>
+                <w:sz w:val="18"/>
+                <w:szCs w:val="18"/>
+                <w:lang w:val="hr-BA"/>
+              </w:rPr>
+            </w:pPr>
+          </w:p>
+        </w:tc>
+        <w:tc>
+          <w:tcPr>
+            <w:tcW w:w="946" w:type="dxa"/>
+            <w:tcBorders>
+              <w:top w:val="single" w:sz="4" w:space="0" w:color="CCCCCC"/>
+              <w:left w:val="single" w:sz="4" w:space="0" w:color="CCCCCC"/>
+              <w:bottom w:val="single" w:sz="4" w:space="0" w:color="CCCCCC"/>
+              <w:right w:val="single" w:sz="4" w:space="0" w:color="AAAAAA"/>
+            </w:tcBorders>
+            <w:shd w:val="clear" w:color="auto" w:fill="FFFFFF"/>
+            <w:tcMar>
+              <w:top w:w="60" w:type="dxa"/>
+              <w:left w:w="108" w:type="dxa"/>
+              <w:bottom w:w="60" w:type="dxa"/>
+              <w:right w:w="108" w:type="dxa"/>
+            </w:tcMar>
+            <w:hideMark/>
+          </w:tcPr>
+          <w:p>
+            <w:pPr>
+              <w:rPr>
+                <w:rFonts w:cs="Times New Roman"/>
+                <w:sz w:val="18"/>
+                <w:szCs w:val="18"/>
+                <w:lang w:val="hr-BA"/>
+              </w:rPr>
+            </w:pPr>
+            <w:r>
+              <w:rPr>
+                <w:rFonts w:cs="Times New Roman"/>
+                <w:sz w:val="18"/>
+                <w:szCs w:val="18"/>
+                <w:lang w:val="hr-BA"/>
+              </w:rPr>
+              <w:t>R</w:t>
+            </w:r>
+          </w:p>
+        </w:tc>
+      </w:tr>
+      <w:tr>
+        <w:trPr>
+          <w:jc w:val="center"/>
+        </w:trPr>
+        <w:tc>
+          <w:tcPr>
+            <w:tcW w:w="1106" w:type="dxa"/>
+            <w:tcBorders>
+              <w:top w:val="single" w:sz="4" w:space="0" w:color="CCCCCC"/>
+              <w:left w:val="single" w:sz="4" w:space="0" w:color="AAAAAA"/>
+              <w:bottom w:val="single" w:sz="4" w:space="0" w:color="CCCCCC"/>
+              <w:right w:val="single" w:sz="4" w:space="0" w:color="CCCCCC"/>
+            </w:tcBorders>
+            <w:shd w:val="clear" w:color="auto" w:fill="F2F2F2"/>
+            <w:tcMar>
+              <w:top w:w="60" w:type="dxa"/>
+              <w:left w:w="108" w:type="dxa"/>
+              <w:bottom w:w="60" w:type="dxa"/>
+              <w:right w:w="108" w:type="dxa"/>
+            </w:tcMar>
+            <w:hideMark/>
+          </w:tcPr>
+          <w:p>
+            <w:pPr>
+              <w:rPr>
+                <w:rFonts w:cs="Times New Roman"/>
+                <w:sz w:val="18"/>
+                <w:szCs w:val="18"/>
+                <w:lang w:val="hr-BA"/>
+              </w:rPr>
+            </w:pPr>
+            <w:r>
+              <w:rPr>
+                <w:rFonts w:cs="Times New Roman"/>
+                <w:b/>
+                <w:sz w:val="18"/>
+                <w:szCs w:val="18"/>
+                <w:lang w:val="hr-BA"/>
+              </w:rPr>
+              <w:t>Upozorenje</w:t>
+            </w:r>
+          </w:p>
+        </w:tc>
+        <w:tc>
+          <w:tcPr>
+            <w:tcW w:w="837" w:type="dxa"/>
+            <w:tcBorders>
+              <w:top w:val="single" w:sz="4" w:space="0" w:color="CCCCCC"/>
+              <w:left w:val="single" w:sz="4" w:space="0" w:color="CCCCCC"/>
+              <w:bottom w:val="single" w:sz="4" w:space="0" w:color="CCCCCC"/>
+              <w:right w:val="single" w:sz="4" w:space="0" w:color="CCCCCC"/>
+            </w:tcBorders>
+            <w:shd w:val="clear" w:color="auto" w:fill="F2F2F2"/>
+            <w:tcMar>
+              <w:top w:w="60" w:type="dxa"/>
+              <w:left w:w="108" w:type="dxa"/>
+              <w:bottom w:w="60" w:type="dxa"/>
+              <w:right w:w="108" w:type="dxa"/>
+            </w:tcMar>
+          </w:tcPr>
+          <w:p>
+            <w:pPr>
+              <w:rPr>
+                <w:rFonts w:cs="Times New Roman"/>
+                <w:sz w:val="18"/>
+                <w:szCs w:val="18"/>
+                <w:lang w:val="hr-BA"/>
+              </w:rPr>
+            </w:pPr>
+          </w:p>
+        </w:tc>
+        <w:tc>
+          <w:tcPr>
+            <w:tcW w:w="1076" w:type="dxa"/>
+            <w:tcBorders>
+              <w:top w:val="single" w:sz="4" w:space="0" w:color="CCCCCC"/>
+              <w:left w:val="single" w:sz="4" w:space="0" w:color="CCCCCC"/>
+              <w:bottom w:val="single" w:sz="4" w:space="0" w:color="CCCCCC"/>
+              <w:right w:val="single" w:sz="4" w:space="0" w:color="CCCCCC"/>
+            </w:tcBorders>
+            <w:shd w:val="clear" w:color="auto" w:fill="F2F2F2"/>
+            <w:tcMar>
+              <w:top w:w="60" w:type="dxa"/>
+              <w:left w:w="108" w:type="dxa"/>
+              <w:bottom w:w="60" w:type="dxa"/>
+              <w:right w:w="108" w:type="dxa"/>
+            </w:tcMar>
+          </w:tcPr>
+          <w:p>
+            <w:pPr>
+              <w:rPr>
+                <w:rFonts w:cs="Times New Roman"/>
+                <w:sz w:val="18"/>
+                <w:szCs w:val="18"/>
+                <w:lang w:val="hr-BA"/>
+              </w:rPr>
+            </w:pPr>
+          </w:p>
+        </w:tc>
+        <w:tc>
+          <w:tcPr>
+            <w:tcW w:w="866" w:type="dxa"/>
+            <w:tcBorders>
+              <w:top w:val="single" w:sz="4" w:space="0" w:color="CCCCCC"/>
+              <w:left w:val="single" w:sz="4" w:space="0" w:color="CCCCCC"/>
+              <w:bottom w:val="single" w:sz="4" w:space="0" w:color="CCCCCC"/>
+              <w:right w:val="single" w:sz="4" w:space="0" w:color="CCCCCC"/>
+            </w:tcBorders>
+            <w:shd w:val="clear" w:color="auto" w:fill="F2F2F2"/>
+            <w:tcMar>
+              <w:top w:w="60" w:type="dxa"/>
+              <w:left w:w="108" w:type="dxa"/>
+              <w:bottom w:w="60" w:type="dxa"/>
+              <w:right w:w="108" w:type="dxa"/>
+            </w:tcMar>
+          </w:tcPr>
+          <w:p>
+            <w:pPr>
+              <w:rPr>
+                <w:rFonts w:cs="Times New Roman"/>
+                <w:sz w:val="18"/>
+                <w:szCs w:val="18"/>
+                <w:lang w:val="hr-BA"/>
+              </w:rPr>
+            </w:pPr>
+          </w:p>
+        </w:tc>
+        <w:tc>
+          <w:tcPr>
+            <w:tcW w:w="996" w:type="dxa"/>
+            <w:tcBorders>
+              <w:top w:val="single" w:sz="4" w:space="0" w:color="CCCCCC"/>
+              <w:left w:val="single" w:sz="4" w:space="0" w:color="CCCCCC"/>
+              <w:bottom w:val="single" w:sz="4" w:space="0" w:color="CCCCCC"/>
+              <w:right w:val="single" w:sz="4" w:space="0" w:color="CCCCCC"/>
+            </w:tcBorders>
+            <w:shd w:val="clear" w:color="auto" w:fill="F2F2F2"/>
+            <w:tcMar>
+              <w:top w:w="60" w:type="dxa"/>
+              <w:left w:w="108" w:type="dxa"/>
+              <w:bottom w:w="60" w:type="dxa"/>
+              <w:right w:w="108" w:type="dxa"/>
+            </w:tcMar>
+          </w:tcPr>
+          <w:p>
+            <w:pPr>
+              <w:rPr>
+                <w:rFonts w:cs="Times New Roman"/>
+                <w:sz w:val="18"/>
+                <w:szCs w:val="18"/>
+                <w:lang w:val="hr-BA"/>
+              </w:rPr>
+            </w:pPr>
+          </w:p>
+        </w:tc>
+        <w:tc>
+          <w:tcPr>
+            <w:tcW w:w="1037" w:type="dxa"/>
+            <w:tcBorders>
+              <w:top w:val="single" w:sz="4" w:space="0" w:color="CCCCCC"/>
+              <w:left w:val="single" w:sz="4" w:space="0" w:color="CCCCCC"/>
+              <w:bottom w:val="single" w:sz="4" w:space="0" w:color="CCCCCC"/>
+              <w:right w:val="single" w:sz="4" w:space="0" w:color="CCCCCC"/>
+            </w:tcBorders>
+            <w:shd w:val="clear" w:color="auto" w:fill="F2F2F2"/>
+            <w:tcMar>
+              <w:top w:w="60" w:type="dxa"/>
+              <w:left w:w="108" w:type="dxa"/>
+              <w:bottom w:w="60" w:type="dxa"/>
+              <w:right w:w="108" w:type="dxa"/>
+            </w:tcMar>
+            <w:hideMark/>
+          </w:tcPr>
+          <w:p>
+            <w:pPr>
+              <w:rPr>
+                <w:rFonts w:cs="Times New Roman"/>
+                <w:sz w:val="18"/>
+                <w:szCs w:val="18"/>
+                <w:lang w:val="hr-BA"/>
+              </w:rPr>
+            </w:pPr>
+            <w:r>
+              <w:rPr>
+                <w:rFonts w:cs="Times New Roman"/>
+                <w:sz w:val="18"/>
+                <w:szCs w:val="18"/>
+                <w:lang w:val="hr-BA"/>
+              </w:rPr>
+              <w:t>R</w:t>
+            </w:r>
+          </w:p>
+        </w:tc>
+        <w:tc>
+          <w:tcPr>
+            <w:tcW w:w="976" w:type="dxa"/>
+            <w:tcBorders>
+              <w:top w:val="single" w:sz="4" w:space="0" w:color="CCCCCC"/>
+              <w:left w:val="single" w:sz="4" w:space="0" w:color="CCCCCC"/>
+              <w:bottom w:val="single" w:sz="4" w:space="0" w:color="CCCCCC"/>
+              <w:right w:val="single" w:sz="4" w:space="0" w:color="CCCCCC"/>
+            </w:tcBorders>
+            <w:shd w:val="clear" w:color="auto" w:fill="F2F2F2"/>
+            <w:tcMar>
+              <w:top w:w="60" w:type="dxa"/>
+              <w:left w:w="108" w:type="dxa"/>
+              <w:bottom w:w="60" w:type="dxa"/>
+              <w:right w:w="108" w:type="dxa"/>
+            </w:tcMar>
+            <w:hideMark/>
+          </w:tcPr>
+          <w:p>
+            <w:pPr>
+              <w:rPr>
+                <w:rFonts w:cs="Times New Roman"/>
+                <w:sz w:val="18"/>
+                <w:szCs w:val="18"/>
+                <w:lang w:val="hr-BA"/>
+              </w:rPr>
+            </w:pPr>
+            <w:r>
+              <w:rPr>
+                <w:rFonts w:cs="Times New Roman"/>
+                <w:sz w:val="18"/>
+                <w:szCs w:val="18"/>
+                <w:lang w:val="hr-BA"/>
+              </w:rPr>
+              <w:t>C</w:t>
+            </w:r>
+          </w:p>
+        </w:tc>
+        <w:tc>
+          <w:tcPr>
+            <w:tcW w:w="1086" w:type="dxa"/>
+            <w:tcBorders>
+              <w:top w:val="single" w:sz="4" w:space="0" w:color="CCCCCC"/>
+              <w:left w:val="single" w:sz="4" w:space="0" w:color="CCCCCC"/>
+              <w:bottom w:val="single" w:sz="4" w:space="0" w:color="CCCCCC"/>
+              <w:right w:val="single" w:sz="4" w:space="0" w:color="CCCCCC"/>
+            </w:tcBorders>
+            <w:shd w:val="clear" w:color="auto" w:fill="F2F2F2"/>
+            <w:tcMar>
+              <w:top w:w="60" w:type="dxa"/>
+              <w:left w:w="108" w:type="dxa"/>
+              <w:bottom w:w="60" w:type="dxa"/>
+              <w:right w:w="108" w:type="dxa"/>
+            </w:tcMar>
+            <w:hideMark/>
+          </w:tcPr>
+          <w:p>
+            <w:pPr>
+              <w:rPr>
+                <w:rFonts w:cs="Times New Roman"/>
+                <w:sz w:val="18"/>
+                <w:szCs w:val="18"/>
+                <w:lang w:val="hr-BA"/>
+              </w:rPr>
+            </w:pPr>
+            <w:r>
+              <w:rPr>
+                <w:rFonts w:cs="Times New Roman"/>
+                <w:sz w:val="18"/>
+                <w:szCs w:val="18"/>
+                <w:lang w:val="hr-BA"/>
+              </w:rPr>
+              <w:t>C</w:t>
+            </w:r>
+          </w:p>
+        </w:tc>
+        <w:tc>
+          <w:tcPr>
+            <w:tcW w:w="946" w:type="dxa"/>
+            <w:tcBorders>
+              <w:top w:val="single" w:sz="4" w:space="0" w:color="CCCCCC"/>
+              <w:left w:val="single" w:sz="4" w:space="0" w:color="CCCCCC"/>
+              <w:bottom w:val="single" w:sz="4" w:space="0" w:color="CCCCCC"/>
+              <w:right w:val="single" w:sz="4" w:space="0" w:color="AAAAAA"/>
+            </w:tcBorders>
+            <w:shd w:val="clear" w:color="auto" w:fill="F2F2F2"/>
+            <w:tcMar>
+              <w:top w:w="60" w:type="dxa"/>
+              <w:left w:w="108" w:type="dxa"/>
+              <w:bottom w:w="60" w:type="dxa"/>
+              <w:right w:w="108" w:type="dxa"/>
+            </w:tcMar>
+            <w:hideMark/>
+          </w:tcPr>
+          <w:p>
+            <w:pPr>
+              <w:rPr>
+                <w:rFonts w:cs="Times New Roman"/>
+                <w:sz w:val="18"/>
+                <w:szCs w:val="18"/>
+                <w:lang w:val="hr-BA"/>
+              </w:rPr>
+            </w:pPr>
+            <w:r>
+              <w:rPr>
+                <w:rFonts w:cs="Times New Roman"/>
+                <w:sz w:val="18"/>
+                <w:szCs w:val="18"/>
+                <w:lang w:val="hr-BA"/>
+              </w:rPr>
+              <w:t>R</w:t>
+            </w:r>
+          </w:p>
+        </w:tc>
+      </w:tr>
+      <w:tr>
+        <w:trPr>
+          <w:jc w:val="center"/>
+        </w:trPr>
+        <w:tc>
+          <w:tcPr>
+            <w:tcW w:w="1106" w:type="dxa"/>
+            <w:tcBorders>
+              <w:top w:val="single" w:sz="4" w:space="0" w:color="CCCCCC"/>
+              <w:left w:val="single" w:sz="4" w:space="0" w:color="AAAAAA"/>
+              <w:bottom w:val="single" w:sz="4" w:space="0" w:color="AAAAAA"/>
+              <w:right w:val="single" w:sz="4" w:space="0" w:color="CCCCCC"/>
+            </w:tcBorders>
+            <w:shd w:val="clear" w:color="auto" w:fill="FFFFFF"/>
+            <w:tcMar>
+              <w:top w:w="60" w:type="dxa"/>
+              <w:left w:w="108" w:type="dxa"/>
+              <w:bottom w:w="60" w:type="dxa"/>
+              <w:right w:w="108" w:type="dxa"/>
+            </w:tcMar>
+            <w:hideMark/>
+          </w:tcPr>
+          <w:p>
+            <w:pPr>
+              <w:rPr>
+                <w:rFonts w:cs="Times New Roman"/>
+                <w:sz w:val="18"/>
+                <w:szCs w:val="18"/>
+                <w:lang w:val="hr-BA"/>
+              </w:rPr>
+            </w:pPr>
+            <w:r>
+              <w:rPr>
+                <w:rFonts w:cs="Times New Roman"/>
+                <w:b/>
+                <w:sz w:val="18"/>
+                <w:szCs w:val="18"/>
+                <w:lang w:val="hr-BA"/>
+              </w:rPr>
+              <w:t>Izvještaj</w:t>
+            </w:r>
+          </w:p>
+        </w:tc>
+        <w:tc>
+          <w:tcPr>
+            <w:tcW w:w="837" w:type="dxa"/>
+            <w:tcBorders>
+              <w:top w:val="single" w:sz="4" w:space="0" w:color="CCCCCC"/>
+              <w:left w:val="single" w:sz="4" w:space="0" w:color="CCCCCC"/>
+              <w:bottom w:val="single" w:sz="4" w:space="0" w:color="AAAAAA"/>
+              <w:right w:val="single" w:sz="4" w:space="0" w:color="CCCCCC"/>
+            </w:tcBorders>
+            <w:shd w:val="clear" w:color="auto" w:fill="FFFFFF"/>
+            <w:tcMar>
+              <w:top w:w="60" w:type="dxa"/>
+              <w:left w:w="108" w:type="dxa"/>
+              <w:bottom w:w="60" w:type="dxa"/>
+              <w:right w:w="108" w:type="dxa"/>
+            </w:tcMar>
+          </w:tcPr>
+          <w:p>
+            <w:pPr>
+              <w:rPr>
+                <w:rFonts w:cs="Times New Roman"/>
+                <w:sz w:val="18"/>
+                <w:szCs w:val="18"/>
+                <w:lang w:val="hr-BA"/>
+              </w:rPr>
+            </w:pPr>
+          </w:p>
+        </w:tc>
+        <w:tc>
+          <w:tcPr>
+            <w:tcW w:w="1076" w:type="dxa"/>
+            <w:tcBorders>
+              <w:top w:val="single" w:sz="4" w:space="0" w:color="CCCCCC"/>
+              <w:left w:val="single" w:sz="4" w:space="0" w:color="CCCCCC"/>
+              <w:bottom w:val="single" w:sz="4" w:space="0" w:color="AAAAAA"/>
+              <w:right w:val="single" w:sz="4" w:space="0" w:color="CCCCCC"/>
+            </w:tcBorders>
+            <w:shd w:val="clear" w:color="auto" w:fill="FFFFFF"/>
+            <w:tcMar>
+              <w:top w:w="60" w:type="dxa"/>
+              <w:left w:w="108" w:type="dxa"/>
+              <w:bottom w:w="60" w:type="dxa"/>
+              <w:right w:w="108" w:type="dxa"/>
+            </w:tcMar>
+          </w:tcPr>
+          <w:p>
+            <w:pPr>
+              <w:rPr>
+                <w:rFonts w:cs="Times New Roman"/>
+                <w:sz w:val="18"/>
+                <w:szCs w:val="18"/>
+                <w:lang w:val="hr-BA"/>
+              </w:rPr>
+            </w:pPr>
+          </w:p>
+        </w:tc>
+        <w:tc>
+          <w:tcPr>
+            <w:tcW w:w="866" w:type="dxa"/>
+            <w:tcBorders>
+              <w:top w:val="single" w:sz="4" w:space="0" w:color="CCCCCC"/>
+              <w:left w:val="single" w:sz="4" w:space="0" w:color="CCCCCC"/>
+              <w:bottom w:val="single" w:sz="4" w:space="0" w:color="AAAAAA"/>
+              <w:right w:val="single" w:sz="4" w:space="0" w:color="CCCCCC"/>
+            </w:tcBorders>
+            <w:shd w:val="clear" w:color="auto" w:fill="FFFFFF"/>
+            <w:tcMar>
+              <w:top w:w="60" w:type="dxa"/>
+              <w:left w:w="108" w:type="dxa"/>
+              <w:bottom w:w="60" w:type="dxa"/>
+              <w:right w:w="108" w:type="dxa"/>
+            </w:tcMar>
+          </w:tcPr>
+          <w:p>
+            <w:pPr>
+              <w:rPr>
+                <w:rFonts w:cs="Times New Roman"/>
+                <w:sz w:val="18"/>
+                <w:szCs w:val="18"/>
+                <w:lang w:val="hr-BA"/>
+              </w:rPr>
+            </w:pPr>
+          </w:p>
+        </w:tc>
+        <w:tc>
+          <w:tcPr>
+            <w:tcW w:w="996" w:type="dxa"/>
+            <w:tcBorders>
+              <w:top w:val="single" w:sz="4" w:space="0" w:color="CCCCCC"/>
+              <w:left w:val="single" w:sz="4" w:space="0" w:color="CCCCCC"/>
+              <w:bottom w:val="single" w:sz="4" w:space="0" w:color="AAAAAA"/>
+              <w:right w:val="single" w:sz="4" w:space="0" w:color="CCCCCC"/>
+            </w:tcBorders>
+            <w:shd w:val="clear" w:color="auto" w:fill="FFFFFF"/>
+            <w:tcMar>
+              <w:top w:w="60" w:type="dxa"/>
+              <w:left w:w="108" w:type="dxa"/>
+              <w:bottom w:w="60" w:type="dxa"/>
+              <w:right w:w="108" w:type="dxa"/>
+            </w:tcMar>
+          </w:tcPr>
+          <w:p>
+            <w:pPr>
+              <w:rPr>
+                <w:rFonts w:cs="Times New Roman"/>
+                <w:sz w:val="18"/>
+                <w:szCs w:val="18"/>
+                <w:lang w:val="hr-BA"/>
+              </w:rPr>
+            </w:pPr>
+          </w:p>
+        </w:tc>
+        <w:tc>
+          <w:tcPr>
+            <w:tcW w:w="1037" w:type="dxa"/>
+            <w:tcBorders>
+              <w:top w:val="single" w:sz="4" w:space="0" w:color="CCCCCC"/>
+              <w:left w:val="single" w:sz="4" w:space="0" w:color="CCCCCC"/>
+              <w:bottom w:val="single" w:sz="4" w:space="0" w:color="AAAAAA"/>
+              <w:right w:val="single" w:sz="4" w:space="0" w:color="CCCCCC"/>
+            </w:tcBorders>
+            <w:shd w:val="clear" w:color="auto" w:fill="FFFFFF"/>
+            <w:tcMar>
+              <w:top w:w="60" w:type="dxa"/>
+              <w:left w:w="108" w:type="dxa"/>
+              <w:bottom w:w="60" w:type="dxa"/>
+              <w:right w:w="108" w:type="dxa"/>
+            </w:tcMar>
+          </w:tcPr>
+          <w:p>
+            <w:pPr>
+              <w:rPr>
+                <w:rFonts w:cs="Times New Roman"/>
+                <w:sz w:val="18"/>
+                <w:szCs w:val="18"/>
+                <w:lang w:val="hr-BA"/>
+              </w:rPr>
+            </w:pPr>
+          </w:p>
+        </w:tc>
+        <w:tc>
+          <w:tcPr>
+            <w:tcW w:w="976" w:type="dxa"/>
+            <w:tcBorders>
+              <w:top w:val="single" w:sz="4" w:space="0" w:color="CCCCCC"/>
+              <w:left w:val="single" w:sz="4" w:space="0" w:color="CCCCCC"/>
+              <w:bottom w:val="single" w:sz="4" w:space="0" w:color="AAAAAA"/>
+              <w:right w:val="single" w:sz="4" w:space="0" w:color="CCCCCC"/>
+            </w:tcBorders>
+            <w:shd w:val="clear" w:color="auto" w:fill="FFFFFF"/>
+            <w:tcMar>
+              <w:top w:w="60" w:type="dxa"/>
+              <w:left w:w="108" w:type="dxa"/>
+              <w:bottom w:w="60" w:type="dxa"/>
+              <w:right w:w="108" w:type="dxa"/>
+            </w:tcMar>
+          </w:tcPr>
+          <w:p>
+            <w:pPr>
+              <w:rPr>
+                <w:rFonts w:cs="Times New Roman"/>
+                <w:sz w:val="18"/>
+                <w:szCs w:val="18"/>
+                <w:lang w:val="hr-BA"/>
+              </w:rPr>
+            </w:pPr>
+          </w:p>
+        </w:tc>
+        <w:tc>
+          <w:tcPr>
+            <w:tcW w:w="1086" w:type="dxa"/>
+            <w:tcBorders>
+              <w:top w:val="single" w:sz="4" w:space="0" w:color="CCCCCC"/>
+              <w:left w:val="single" w:sz="4" w:space="0" w:color="CCCCCC"/>
+              <w:bottom w:val="single" w:sz="4" w:space="0" w:color="AAAAAA"/>
+              <w:right w:val="single" w:sz="4" w:space="0" w:color="CCCCCC"/>
+            </w:tcBorders>
+            <w:shd w:val="clear" w:color="auto" w:fill="FFFFFF"/>
+            <w:tcMar>
+              <w:top w:w="60" w:type="dxa"/>
+              <w:left w:w="108" w:type="dxa"/>
+              <w:bottom w:w="60" w:type="dxa"/>
+              <w:right w:w="108" w:type="dxa"/>
+            </w:tcMar>
+          </w:tcPr>
+          <w:p>
+            <w:pPr>
+              <w:rPr>
+                <w:rFonts w:cs="Times New Roman"/>
+                <w:sz w:val="18"/>
+                <w:szCs w:val="18"/>
+                <w:lang w:val="hr-BA"/>
+              </w:rPr>
+            </w:pPr>
+          </w:p>
+        </w:tc>
+        <w:tc>
+          <w:tcPr>
+            <w:tcW w:w="946" w:type="dxa"/>
+            <w:tcBorders>
+              <w:top w:val="single" w:sz="4" w:space="0" w:color="CCCCCC"/>
+              <w:left w:val="single" w:sz="4" w:space="0" w:color="CCCCCC"/>
+              <w:bottom w:val="single" w:sz="4" w:space="0" w:color="AAAAAA"/>
+              <w:right w:val="single" w:sz="4" w:space="0" w:color="AAAAAA"/>
+            </w:tcBorders>
+            <w:shd w:val="clear" w:color="auto" w:fill="FFFFFF"/>
+            <w:tcMar>
+              <w:top w:w="60" w:type="dxa"/>
+              <w:left w:w="108" w:type="dxa"/>
+              <w:bottom w:w="60" w:type="dxa"/>
+              <w:right w:w="108" w:type="dxa"/>
+            </w:tcMar>
+            <w:hideMark/>
+          </w:tcPr>
+          <w:p>
+            <w:pPr>
+              <w:rPr>
+                <w:rFonts w:cs="Times New Roman"/>
+                <w:sz w:val="18"/>
+                <w:szCs w:val="18"/>
+                <w:lang w:val="hr-BA"/>
+              </w:rPr>
+            </w:pPr>
+            <w:r>
+              <w:rPr>
+                <w:rFonts w:cs="Times New Roman"/>
+                <w:sz w:val="18"/>
+                <w:szCs w:val="18"/>
+                <w:lang w:val="hr-BA"/>
+              </w:rPr>
+              <w:t>C</w:t>
+            </w:r>
+          </w:p>
+        </w:tc>
+      </w:tr>
+    </w:tbl>
+    <w:p>
+      <w:pPr>
+        <w:rPr>
+          <w:lang w:val="hr-BA"/>
+        </w:rPr>
+      </w:pPr>
+    </w:p>
+    <w:p>
+      <w:pPr>
+        <w:rPr>
+          <w:lang w:val="hr-BA"/>
+        </w:rPr>
+      </w:pPr>
+      <w:r>
+        <w:rPr>
+          <w:lang w:val="hr-BA"/>
+        </w:rPr>
+        <w:t>Legenda: C – kreiranje, R – čitanje/pregled, U – ažuriranje, D – brisanje</w:t>
       </w:r>
     </w:p>
     <w:sectPr>
-      <w:headerReference w:type="default" r:id="rId8"/>
-      <w:footerReference w:type="default" r:id="rId9"/>
+      <w:headerReference w:type="default" r:id="rId12"/>
+      <w:footerReference w:type="default" r:id="rId13"/>
       <w:pgSz w:w="11906" w:h="16838"/>
       <w:pgMar w:top="1440" w:right="1440" w:bottom="1440" w:left="1800" w:header="708" w:footer="708" w:gutter="0"/>
       <w:cols w:space="720"/>
@@ -3028,6 +6422,120 @@
 <file path=word/numbering.xml><?xml version="1.0" encoding="utf-8"?>
 <w:numbering xmlns:wpc="http://schemas.microsoft.com/office/word/2010/wordprocessingCanvas" xmlns:cx="http://schemas.microsoft.com/office/drawing/2014/chartex" xmlns:cx1="http://schemas.microsoft.com/office/drawing/2015/9/8/chartex" xmlns:cx2="http://schemas.microsoft.com/office/drawing/2015/10/21/chartex" xmlns:cx3="http://schemas.microsoft.com/office/drawing/2016/5/9/chartex" xmlns:cx4="http://schemas.microsoft.com/office/drawing/2016/5/10/chartex" xmlns:cx5="http://schemas.microsoft.com/office/drawing/2016/5/11/chartex" xmlns:cx6="http://schemas.microsoft.com/office/drawing/2016/5/12/chartex" xmlns:cx7="http://schemas.microsoft.com/office/drawing/2016/5/13/chartex" xmlns:cx8="http://schemas.microsoft.com/office/drawing/2016/5/14/chartex" xmlns:mc="http://schemas.openxmlformats.org/markup-compatibility/2006" xmlns:aink="http://schemas.microsoft.com/office/drawing/2016/ink" xmlns:am3d="http://schemas.microsoft.com/office/drawing/2017/model3d" xmlns:o="urn:schemas-microsoft-com:office:office" xmlns:oel="http://schemas.microsoft.com/office/2019/extlst" xmlns:r="http://schemas.openxmlformats.org/officeDocument/2006/relationships" xmlns:m="http://schemas.openxmlformats.org/officeDocument/2006/math" xmlns:v="urn:schemas-microsoft-com:vml" xmlns:wp14="http://schemas.microsoft.com/office/word/2010/wordprocessingDrawing" xmlns:wp="http://schemas.openxmlformats.org/drawingml/2006/wordprocessingDrawing" xmlns:w10="urn:schemas-microsoft-com:office:word" xmlns:w="http://schemas.openxmlformats.org/wordprocessingml/2006/main" xmlns:w14="http://schemas.microsoft.com/office/word/2010/wordml" xmlns:w15="http://schemas.microsoft.com/office/word/2012/wordml" xmlns:w16cex="http://schemas.microsoft.com/office/word/2018/wordml/cex" xmlns:w16cid="http://schemas.microsoft.com/office/word/2016/wordml/cid" xmlns:w16="http://schemas.microsoft.com/office/word/2018/wordml" xmlns:w16du="http://schemas.microsoft.com/office/word/2023/wordml/word16du" xmlns:w16sdtdh="http://schemas.microsoft.com/office/word/2020/wordml/sdtdatahash" xmlns:w16sdtfl="http://schemas.microsoft.com/office/word/2024/wordml/sdtformatlock" xmlns:w16se="http://schemas.microsoft.com/office/word/2015/wordml/symex" xmlns:wpg="http://schemas.microsoft.com/office/word/2010/wordprocessingGroup" xmlns:wpi="http://schemas.microsoft.com/office/word/2010/wordprocessingInk" xmlns:wne="http://schemas.microsoft.com/office/word/2006/wordml" xmlns:wps="http://schemas.microsoft.com/office/word/2010/wordprocessingShape" mc:Ignorable="w14 w15 w16se w16cid w16 w16cex w16sdtdh w16sdtfl w16du wp14">
   <w:abstractNum w:abstractNumId="0" w15:restartNumberingAfterBreak="0">
+    <w:nsid w:val="05264123"/>
+    <w:multiLevelType w:val="hybridMultilevel"/>
+    <w:tmpl w:val="71A8CD24"/>
+    <w:lvl w:ilvl="0" w:tplc="8D1E2140">
+      <w:start w:val="7"/>
+      <w:numFmt w:val="bullet"/>
+      <w:pStyle w:val="ListParagraph"/>
+      <w:lvlText w:val="-"/>
+      <w:lvlJc w:val="left"/>
+      <w:pPr>
+        <w:ind w:left="720" w:hanging="360"/>
+      </w:pPr>
+      <w:rPr>
+        <w:rFonts w:ascii="Times New Roman" w:eastAsia="Arial" w:hAnsi="Times New Roman" w:cs="Times New Roman" w:hint="default"/>
+      </w:rPr>
+    </w:lvl>
+    <w:lvl w:ilvl="1" w:tplc="04090003" w:tentative="1">
+      <w:start w:val="1"/>
+      <w:numFmt w:val="bullet"/>
+      <w:lvlText w:val="o"/>
+      <w:lvlJc w:val="left"/>
+      <w:pPr>
+        <w:ind w:left="1440" w:hanging="360"/>
+      </w:pPr>
+      <w:rPr>
+        <w:rFonts w:ascii="Courier New" w:hAnsi="Courier New" w:cs="Courier New" w:hint="default"/>
+      </w:rPr>
+    </w:lvl>
+    <w:lvl w:ilvl="2" w:tplc="04090005" w:tentative="1">
+      <w:start w:val="1"/>
+      <w:numFmt w:val="bullet"/>
+      <w:lvlText w:val=""/>
+      <w:lvlJc w:val="left"/>
+      <w:pPr>
+        <w:ind w:left="2160" w:hanging="360"/>
+      </w:pPr>
+      <w:rPr>
+        <w:rFonts w:ascii="Wingdings" w:hAnsi="Wingdings" w:hint="default"/>
+      </w:rPr>
+    </w:lvl>
+    <w:lvl w:ilvl="3" w:tplc="04090001" w:tentative="1">
+      <w:start w:val="1"/>
+      <w:numFmt w:val="bullet"/>
+      <w:lvlText w:val=""/>
+      <w:lvlJc w:val="left"/>
+      <w:pPr>
+        <w:ind w:left="2880" w:hanging="360"/>
+      </w:pPr>
+      <w:rPr>
+        <w:rFonts w:ascii="Symbol" w:hAnsi="Symbol" w:hint="default"/>
+      </w:rPr>
+    </w:lvl>
+    <w:lvl w:ilvl="4" w:tplc="04090003" w:tentative="1">
+      <w:start w:val="1"/>
+      <w:numFmt w:val="bullet"/>
+      <w:lvlText w:val="o"/>
+      <w:lvlJc w:val="left"/>
+      <w:pPr>
+        <w:ind w:left="3600" w:hanging="360"/>
+      </w:pPr>
+      <w:rPr>
+        <w:rFonts w:ascii="Courier New" w:hAnsi="Courier New" w:cs="Courier New" w:hint="default"/>
+      </w:rPr>
+    </w:lvl>
+    <w:lvl w:ilvl="5" w:tplc="04090005" w:tentative="1">
+      <w:start w:val="1"/>
+      <w:numFmt w:val="bullet"/>
+      <w:lvlText w:val=""/>
+      <w:lvlJc w:val="left"/>
+      <w:pPr>
+        <w:ind w:left="4320" w:hanging="360"/>
+      </w:pPr>
+      <w:rPr>
+        <w:rFonts w:ascii="Wingdings" w:hAnsi="Wingdings" w:hint="default"/>
+      </w:rPr>
+    </w:lvl>
+    <w:lvl w:ilvl="6" w:tplc="04090001" w:tentative="1">
+      <w:start w:val="1"/>
+      <w:numFmt w:val="bullet"/>
+      <w:lvlText w:val=""/>
+      <w:lvlJc w:val="left"/>
+      <w:pPr>
+        <w:ind w:left="5040" w:hanging="360"/>
+      </w:pPr>
+      <w:rPr>
+        <w:rFonts w:ascii="Symbol" w:hAnsi="Symbol" w:hint="default"/>
+      </w:rPr>
+    </w:lvl>
+    <w:lvl w:ilvl="7" w:tplc="04090003" w:tentative="1">
+      <w:start w:val="1"/>
+      <w:numFmt w:val="bullet"/>
+      <w:lvlText w:val="o"/>
+      <w:lvlJc w:val="left"/>
+      <w:pPr>
+        <w:ind w:left="5760" w:hanging="360"/>
+      </w:pPr>
+      <w:rPr>
+        <w:rFonts w:ascii="Courier New" w:hAnsi="Courier New" w:cs="Courier New" w:hint="default"/>
+      </w:rPr>
+    </w:lvl>
+    <w:lvl w:ilvl="8" w:tplc="04090005" w:tentative="1">
+      <w:start w:val="1"/>
+      <w:numFmt w:val="bullet"/>
+      <w:lvlText w:val=""/>
+      <w:lvlJc w:val="left"/>
+      <w:pPr>
+        <w:ind w:left="6480" w:hanging="360"/>
+      </w:pPr>
+      <w:rPr>
+        <w:rFonts w:ascii="Wingdings" w:hAnsi="Wingdings" w:hint="default"/>
+      </w:rPr>
+    </w:lvl>
+  </w:abstractNum>
+  <w:abstractNum w:abstractNumId="1" w15:restartNumberingAfterBreak="0">
     <w:nsid w:val="2A8D2D6A"/>
     <w:multiLevelType w:val="hybridMultilevel"/>
     <w:tmpl w:val="0FCC43EC"/>
@@ -3116,7 +6624,7 @@
       </w:pPr>
     </w:lvl>
   </w:abstractNum>
-  <w:abstractNum w:abstractNumId="1" w15:restartNumberingAfterBreak="0">
+  <w:abstractNum w:abstractNumId="2" w15:restartNumberingAfterBreak="0">
     <w:nsid w:val="3759210F"/>
     <w:multiLevelType w:val="hybridMultilevel"/>
     <w:tmpl w:val="DFCADBF4"/>
@@ -3171,7 +6679,7 @@
       <w:lvlJc w:val="left"/>
     </w:lvl>
   </w:abstractNum>
-  <w:abstractNum w:abstractNumId="2" w15:restartNumberingAfterBreak="0">
+  <w:abstractNum w:abstractNumId="3" w15:restartNumberingAfterBreak="0">
     <w:nsid w:val="45AE63C6"/>
     <w:multiLevelType w:val="hybridMultilevel"/>
     <w:tmpl w:val="F4CCCD5A"/>
@@ -3284,7 +6792,7 @@
       </w:rPr>
     </w:lvl>
   </w:abstractNum>
-  <w:abstractNum w:abstractNumId="3" w15:restartNumberingAfterBreak="0">
+  <w:abstractNum w:abstractNumId="4" w15:restartNumberingAfterBreak="0">
     <w:nsid w:val="482F7D8D"/>
     <w:multiLevelType w:val="hybridMultilevel"/>
     <w:tmpl w:val="DEAE69C6"/>
@@ -3339,7 +6847,120 @@
       <w:lvlJc w:val="left"/>
     </w:lvl>
   </w:abstractNum>
-  <w:abstractNum w:abstractNumId="4" w15:restartNumberingAfterBreak="0">
+  <w:abstractNum w:abstractNumId="5" w15:restartNumberingAfterBreak="0">
+    <w:nsid w:val="617225F1"/>
+    <w:multiLevelType w:val="hybridMultilevel"/>
+    <w:tmpl w:val="699048EA"/>
+    <w:lvl w:ilvl="0" w:tplc="50925796">
+      <w:start w:val="7"/>
+      <w:numFmt w:val="bullet"/>
+      <w:lvlText w:val="-"/>
+      <w:lvlJc w:val="left"/>
+      <w:pPr>
+        <w:ind w:left="720" w:hanging="360"/>
+      </w:pPr>
+      <w:rPr>
+        <w:rFonts w:ascii="Times New Roman" w:eastAsia="Arial" w:hAnsi="Times New Roman" w:cs="Times New Roman" w:hint="default"/>
+      </w:rPr>
+    </w:lvl>
+    <w:lvl w:ilvl="1" w:tplc="04090003" w:tentative="1">
+      <w:start w:val="1"/>
+      <w:numFmt w:val="bullet"/>
+      <w:lvlText w:val="o"/>
+      <w:lvlJc w:val="left"/>
+      <w:pPr>
+        <w:ind w:left="1440" w:hanging="360"/>
+      </w:pPr>
+      <w:rPr>
+        <w:rFonts w:ascii="Courier New" w:hAnsi="Courier New" w:cs="Courier New" w:hint="default"/>
+      </w:rPr>
+    </w:lvl>
+    <w:lvl w:ilvl="2" w:tplc="04090005" w:tentative="1">
+      <w:start w:val="1"/>
+      <w:numFmt w:val="bullet"/>
+      <w:lvlText w:val=""/>
+      <w:lvlJc w:val="left"/>
+      <w:pPr>
+        <w:ind w:left="2160" w:hanging="360"/>
+      </w:pPr>
+      <w:rPr>
+        <w:rFonts w:ascii="Wingdings" w:hAnsi="Wingdings" w:hint="default"/>
+      </w:rPr>
+    </w:lvl>
+    <w:lvl w:ilvl="3" w:tplc="04090001" w:tentative="1">
+      <w:start w:val="1"/>
+      <w:numFmt w:val="bullet"/>
+      <w:lvlText w:val=""/>
+      <w:lvlJc w:val="left"/>
+      <w:pPr>
+        <w:ind w:left="2880" w:hanging="360"/>
+      </w:pPr>
+      <w:rPr>
+        <w:rFonts w:ascii="Symbol" w:hAnsi="Symbol" w:hint="default"/>
+      </w:rPr>
+    </w:lvl>
+    <w:lvl w:ilvl="4" w:tplc="04090003" w:tentative="1">
+      <w:start w:val="1"/>
+      <w:numFmt w:val="bullet"/>
+      <w:lvlText w:val="o"/>
+      <w:lvlJc w:val="left"/>
+      <w:pPr>
+        <w:ind w:left="3600" w:hanging="360"/>
+      </w:pPr>
+      <w:rPr>
+        <w:rFonts w:ascii="Courier New" w:hAnsi="Courier New" w:cs="Courier New" w:hint="default"/>
+      </w:rPr>
+    </w:lvl>
+    <w:lvl w:ilvl="5" w:tplc="04090005" w:tentative="1">
+      <w:start w:val="1"/>
+      <w:numFmt w:val="bullet"/>
+      <w:lvlText w:val=""/>
+      <w:lvlJc w:val="left"/>
+      <w:pPr>
+        <w:ind w:left="4320" w:hanging="360"/>
+      </w:pPr>
+      <w:rPr>
+        <w:rFonts w:ascii="Wingdings" w:hAnsi="Wingdings" w:hint="default"/>
+      </w:rPr>
+    </w:lvl>
+    <w:lvl w:ilvl="6" w:tplc="04090001" w:tentative="1">
+      <w:start w:val="1"/>
+      <w:numFmt w:val="bullet"/>
+      <w:lvlText w:val=""/>
+      <w:lvlJc w:val="left"/>
+      <w:pPr>
+        <w:ind w:left="5040" w:hanging="360"/>
+      </w:pPr>
+      <w:rPr>
+        <w:rFonts w:ascii="Symbol" w:hAnsi="Symbol" w:hint="default"/>
+      </w:rPr>
+    </w:lvl>
+    <w:lvl w:ilvl="7" w:tplc="04090003" w:tentative="1">
+      <w:start w:val="1"/>
+      <w:numFmt w:val="bullet"/>
+      <w:lvlText w:val="o"/>
+      <w:lvlJc w:val="left"/>
+      <w:pPr>
+        <w:ind w:left="5760" w:hanging="360"/>
+      </w:pPr>
+      <w:rPr>
+        <w:rFonts w:ascii="Courier New" w:hAnsi="Courier New" w:cs="Courier New" w:hint="default"/>
+      </w:rPr>
+    </w:lvl>
+    <w:lvl w:ilvl="8" w:tplc="04090005" w:tentative="1">
+      <w:start w:val="1"/>
+      <w:numFmt w:val="bullet"/>
+      <w:lvlText w:val=""/>
+      <w:lvlJc w:val="left"/>
+      <w:pPr>
+        <w:ind w:left="6480" w:hanging="360"/>
+      </w:pPr>
+      <w:rPr>
+        <w:rFonts w:ascii="Wingdings" w:hAnsi="Wingdings" w:hint="default"/>
+      </w:rPr>
+    </w:lvl>
+  </w:abstractNum>
+  <w:abstractNum w:abstractNumId="6" w15:restartNumberingAfterBreak="0">
     <w:nsid w:val="69117BA2"/>
     <w:multiLevelType w:val="hybridMultilevel"/>
     <w:tmpl w:val="205E0054"/>
@@ -3452,7 +7073,7 @@
       </w:rPr>
     </w:lvl>
   </w:abstractNum>
-  <w:abstractNum w:abstractNumId="5" w15:restartNumberingAfterBreak="0">
+  <w:abstractNum w:abstractNumId="7" w15:restartNumberingAfterBreak="0">
     <w:nsid w:val="7AE45D4E"/>
     <w:multiLevelType w:val="hybridMultilevel"/>
     <w:tmpl w:val="4A8C6288"/>
@@ -3538,14 +7159,13 @@
       </w:pPr>
     </w:lvl>
   </w:abstractNum>
-  <w:abstractNum w:abstractNumId="6" w15:restartNumberingAfterBreak="0">
+  <w:abstractNum w:abstractNumId="8" w15:restartNumberingAfterBreak="0">
     <w:nsid w:val="7DA457D7"/>
     <w:multiLevelType w:val="multilevel"/>
     <w:tmpl w:val="2C5E93B6"/>
     <w:lvl w:ilvl="0">
       <w:start w:val="1"/>
       <w:numFmt w:val="decimal"/>
-      <w:pStyle w:val="ListParagraph"/>
       <w:lvlText w:val="%1."/>
       <w:lvlJc w:val="left"/>
       <w:pPr>
@@ -3658,40 +7278,46 @@
     </w:lvl>
   </w:abstractNum>
   <w:num w:numId="1" w16cid:durableId="1909611999">
-    <w:abstractNumId w:val="5"/>
+    <w:abstractNumId w:val="7"/>
     <w:lvlOverride w:ilvl="0">
       <w:startOverride w:val="1"/>
     </w:lvlOverride>
   </w:num>
   <w:num w:numId="2" w16cid:durableId="1136995279">
-    <w:abstractNumId w:val="1"/>
+    <w:abstractNumId w:val="2"/>
     <w:lvlOverride w:ilvl="0">
       <w:startOverride w:val="1"/>
     </w:lvlOverride>
   </w:num>
   <w:num w:numId="3" w16cid:durableId="2142070667">
-    <w:abstractNumId w:val="3"/>
+    <w:abstractNumId w:val="4"/>
     <w:lvlOverride w:ilvl="0">
       <w:startOverride w:val="1"/>
     </w:lvlOverride>
   </w:num>
   <w:num w:numId="4" w16cid:durableId="1214463026">
-    <w:abstractNumId w:val="0"/>
+    <w:abstractNumId w:val="1"/>
   </w:num>
   <w:num w:numId="5" w16cid:durableId="168956757">
-    <w:abstractNumId w:val="2"/>
+    <w:abstractNumId w:val="3"/>
   </w:num>
   <w:num w:numId="6" w16cid:durableId="1890605714">
-    <w:abstractNumId w:val="4"/>
+    <w:abstractNumId w:val="6"/>
   </w:num>
   <w:num w:numId="7" w16cid:durableId="1040520522">
-    <w:abstractNumId w:val="6"/>
+    <w:abstractNumId w:val="8"/>
   </w:num>
   <w:num w:numId="8" w16cid:durableId="1988705656">
-    <w:abstractNumId w:val="6"/>
+    <w:abstractNumId w:val="8"/>
     <w:lvlOverride w:ilvl="0">
       <w:startOverride w:val="1"/>
     </w:lvlOverride>
+  </w:num>
+  <w:num w:numId="9" w16cid:durableId="1137646998">
+    <w:abstractNumId w:val="5"/>
+  </w:num>
+  <w:num w:numId="10" w16cid:durableId="1415517628">
+    <w:abstractNumId w:val="0"/>
   </w:num>
 </w:numbering>
 </file>
@@ -4125,7 +7751,7 @@
     <w:uiPriority w:val="9"/>
     <w:unhideWhenUsed/>
     <w:qFormat/>
-    <w:rsid w:val="00D235EA"/>
+    <w:rsid w:val="00FB3070"/>
     <w:pPr>
       <w:spacing w:before="240" w:after="120"/>
       <w:outlineLvl w:val="1"/>
@@ -4243,10 +7869,10 @@
     <w:autoRedefine/>
     <w:uiPriority w:val="34"/>
     <w:qFormat/>
-    <w:rsid w:val="00E82681"/>
+    <w:rsid w:val="00FB3070"/>
     <w:pPr>
       <w:numPr>
-        <w:numId w:val="7"/>
+        <w:numId w:val="10"/>
       </w:numPr>
     </w:pPr>
     <w:rPr>
@@ -4438,6 +8064,26 @@
       <w:rFonts w:ascii="Times New Roman" w:hAnsi="Times New Roman"/>
       <w:sz w:val="20"/>
       <w:lang w:val="hr-HR"/>
+    </w:rPr>
+  </w:style>
+  <w:style w:type="paragraph" w:styleId="Caption">
+    <w:name w:val="caption"/>
+    <w:basedOn w:val="Normal"/>
+    <w:next w:val="Normal"/>
+    <w:autoRedefine/>
+    <w:uiPriority w:val="35"/>
+    <w:unhideWhenUsed/>
+    <w:qFormat/>
+    <w:rsid w:val="00ED7DBC"/>
+    <w:pPr>
+      <w:spacing w:before="120" w:after="120"/>
+      <w:jc w:val="center"/>
+    </w:pPr>
+    <w:rPr>
+      <w:i/>
+      <w:iCs/>
+      <w:sz w:val="18"/>
+      <w:szCs w:val="18"/>
     </w:rPr>
   </w:style>
 </w:styles>
